--- a/hr-forms/forms/HR-F-002 نموذج الوصف الوظيفي.docx
+++ b/hr-forms/forms/HR-F-002 نموذج الوصف الوظيفي.docx
@@ -17,23 +17,28 @@
         <w:tblLayout w:type="fixed"/>
       </w:tblPr>
       <w:tblGrid>
-        <w:gridCol w:w="700"/>
-        <w:gridCol w:w="8087"/>
+        <w:gridCol w:w="950"/>
+        <w:gridCol w:w="7837"/>
       </w:tblGrid>
       <w:tr>
         <w:trPr>
           <w:tblHeader w:val="false"/>
-          <w:trHeight w:val="380" w:hRule="atLeast"/>
+          <w:trHeight w:val="560" w:hRule="atLeast"/>
         </w:trPr>
         <w:tc>
           <w:tcPr>
-            <w:tcW w:type="dxa" w:w="700"/>
-            <w:shd w:fill="043D20" w:color="auto" w:val="clear"/>
-            <w:tcMar>
-              <w:top w:type="dxa" w:w="60"/>
-              <w:left w:type="dxa" w:w="110"/>
-              <w:bottom w:type="dxa" w:w="60"/>
-              <w:right w:type="dxa" w:w="110"/>
+            <w:tcW w:type="dxa" w:w="950"/>
+            <w:tcBorders>
+              <w:top w:val="none" w:color="auto" w:sz="0"/>
+              <w:left w:val="none" w:color="auto" w:sz="0"/>
+              <w:bottom w:val="single" w:color="C8A45C" w:sz="8"/>
+              <w:right w:val="none" w:color="auto" w:sz="0"/>
+            </w:tcBorders>
+            <w:tcMar>
+              <w:top w:type="dxa" w:w="20"/>
+              <w:left w:type="dxa" w:w="90"/>
+              <w:bottom w:type="dxa" w:w="20"/>
+              <w:right w:type="dxa" w:w="90"/>
             </w:tcMar>
             <w:vAlign w:val="center"/>
           </w:tcPr>
@@ -48,9 +53,9 @@
                 <w:rFonts w:ascii="Dubai" w:cs="Dubai" w:eastAsia="Dubai" w:hAnsi="Dubai"/>
                 <w:b/>
                 <w:bCs/>
-                <w:color w:val="C8A45C"/>
-                <w:sz w:val="21"/>
-                <w:szCs w:val="21"/>
+                <w:color w:val="BEE9D1"/>
+                <w:sz w:val="52"/>
+                <w:szCs w:val="52"/>
                 <w:rtl/>
               </w:rPr>
               <w:t xml:space="preserve">٠١</w:t>
@@ -59,15 +64,20 @@
         </w:tc>
         <w:tc>
           <w:tcPr>
-            <w:tcW w:type="dxa" w:w="8087"/>
-            <w:shd w:fill="0C8643" w:color="auto" w:val="clear"/>
-            <w:tcMar>
-              <w:top w:type="dxa" w:w="60"/>
-              <w:left w:type="dxa" w:w="110"/>
-              <w:bottom w:type="dxa" w:w="60"/>
-              <w:right w:type="dxa" w:w="110"/>
-            </w:tcMar>
-            <w:vAlign w:val="center"/>
+            <w:tcW w:type="dxa" w:w="7837"/>
+            <w:tcBorders>
+              <w:top w:val="none" w:color="auto" w:sz="0"/>
+              <w:left w:val="none" w:color="auto" w:sz="0"/>
+              <w:bottom w:val="single" w:color="C8A45C" w:sz="8"/>
+              <w:right w:val="none" w:color="auto" w:sz="0"/>
+            </w:tcBorders>
+            <w:tcMar>
+              <w:top w:type="dxa" w:w="20"/>
+              <w:left w:type="dxa" w:w="90"/>
+              <w:bottom w:type="dxa" w:w="20"/>
+              <w:right w:type="dxa" w:w="90"/>
+            </w:tcMar>
+            <w:vAlign w:val="bottom"/>
           </w:tcPr>
           <w:p>
             <w:pPr>
@@ -79,9 +89,9 @@
                 <w:rFonts w:ascii="Dubai" w:cs="Dubai" w:eastAsia="Dubai" w:hAnsi="Dubai"/>
                 <w:b/>
                 <w:bCs/>
-                <w:color w:val="FFFFFF"/>
-                <w:sz w:val="22"/>
-                <w:szCs w:val="22"/>
+                <w:color w:val="043D20"/>
+                <w:sz w:val="26"/>
+                <w:szCs w:val="26"/>
                 <w:rtl/>
               </w:rPr>
               <w:t xml:space="preserve">بيانات الوظيفة</w:t>
@@ -95,121 +105,135 @@
         <w:bidiVisual/>
         <w:tblW w:type="dxa" w:w="8787"/>
         <w:tblBorders>
-          <w:top w:val="single" w:color="C9D1CD" w:sz="4"/>
-          <w:left w:val="single" w:color="C9D1CD" w:sz="4"/>
-          <w:bottom w:val="single" w:color="C9D1CD" w:sz="4"/>
-          <w:right w:val="single" w:color="C9D1CD" w:sz="4"/>
-          <w:insideH w:val="single" w:color="C9D1CD" w:sz="4"/>
-          <w:insideV w:val="single" w:color="C9D1CD" w:sz="4"/>
+          <w:top w:val="none" w:color="auto" w:sz="0"/>
+          <w:left w:val="none" w:color="auto" w:sz="0"/>
+          <w:bottom w:val="none" w:color="auto" w:sz="0"/>
+          <w:right w:val="none" w:color="auto" w:sz="0"/>
+          <w:insideH w:val="none" w:color="auto" w:sz="0"/>
+          <w:insideV w:val="none" w:color="auto" w:sz="0"/>
         </w:tblBorders>
         <w:tblLayout w:type="fixed"/>
       </w:tblPr>
       <w:tblGrid>
-        <w:gridCol w:w="1750"/>
-        <w:gridCol w:w="2644"/>
-        <w:gridCol w:w="1750"/>
-        <w:gridCol w:w="2643"/>
+        <w:gridCol w:w="4224"/>
+        <w:gridCol w:w="340"/>
+        <w:gridCol w:w="4223"/>
       </w:tblGrid>
       <w:tr>
         <w:trPr>
           <w:tblHeader w:val="false"/>
-          <w:trHeight w:val="440" w:hRule="atLeast"/>
         </w:trPr>
         <w:tc>
           <w:tcPr>
-            <w:tcW w:type="dxa" w:w="1750"/>
-            <w:shd w:fill="E8F5ED" w:color="auto" w:val="clear"/>
+            <w:tcW w:type="dxa" w:w="4224"/>
+            <w:tcBorders>
+              <w:top w:val="none" w:color="auto" w:sz="0"/>
+              <w:left w:val="none" w:color="auto" w:sz="0"/>
+              <w:bottom w:val="none" w:color="auto" w:sz="0"/>
+              <w:right w:val="none" w:color="auto" w:sz="0"/>
+            </w:tcBorders>
             <w:tcMar>
               <w:top w:type="dxa" w:w="70"/>
-              <w:left w:type="dxa" w:w="110"/>
+              <w:left w:type="dxa" w:w="20"/>
               <w:bottom w:type="dxa" w:w="70"/>
-              <w:right w:type="dxa" w:w="110"/>
-            </w:tcMar>
-            <w:vAlign w:val="center"/>
-          </w:tcPr>
-          <w:p>
-            <w:pPr>
-              <w:bidi/>
-              <w:spacing w:after="0" w:before="0"/>
-            </w:pPr>
-            <w:r>
-              <w:rPr>
-                <w:rFonts w:ascii="Dubai" w:cs="Dubai" w:eastAsia="Dubai" w:hAnsi="Dubai"/>
-                <w:b/>
-                <w:bCs/>
-                <w:color w:val="043D20"/>
-                <w:sz w:val="19"/>
-                <w:szCs w:val="19"/>
+              <w:right w:type="dxa" w:w="20"/>
+            </w:tcMar>
+            <w:vAlign w:val="top"/>
+          </w:tcPr>
+          <w:p>
+            <w:pPr>
+              <w:bidi/>
+              <w:spacing w:after="0" w:before="0"/>
+            </w:pPr>
+            <w:r>
+              <w:rPr>
+                <w:rFonts w:ascii="Dubai" w:cs="Dubai" w:eastAsia="Dubai" w:hAnsi="Dubai"/>
+                <w:b w:val="false"/>
+                <w:bCs w:val="false"/>
+                <w:color w:val="3E4B46"/>
+                <w:sz w:val="16"/>
+                <w:szCs w:val="16"/>
                 <w:rtl/>
               </w:rPr>
               <w:t xml:space="preserve">المسمى الوظيفي</w:t>
             </w:r>
           </w:p>
-        </w:tc>
-        <w:tc>
-          <w:tcPr>
-            <w:tcW w:type="dxa" w:w="2644"/>
+          <w:p>
+            <w:pPr>
+              <w:pBdr>
+                <w:bottom w:val="single" w:color="3EBB77" w:sz="6"/>
+              </w:pBdr>
+              <w:bidi/>
+              <w:spacing w:after="0" w:before="300"/>
+            </w:pPr>
+          </w:p>
+        </w:tc>
+        <w:tc>
+          <w:tcPr>
+            <w:tcW w:type="dxa" w:w="340"/>
+            <w:tcBorders>
+              <w:top w:val="none" w:color="auto" w:sz="0"/>
+              <w:left w:val="none" w:color="auto" w:sz="0"/>
+              <w:bottom w:val="none" w:color="auto" w:sz="0"/>
+              <w:right w:val="none" w:color="auto" w:sz="0"/>
+            </w:tcBorders>
             <w:tcMar>
               <w:top w:type="dxa" w:w="70"/>
-              <w:left w:type="dxa" w:w="110"/>
+              <w:left w:type="dxa" w:w="0"/>
               <w:bottom w:type="dxa" w:w="70"/>
-              <w:right w:type="dxa" w:w="110"/>
-            </w:tcMar>
-            <w:vAlign w:val="center"/>
-          </w:tcPr>
-          <w:p>
-            <w:pPr>
-              <w:bidi/>
-              <w:spacing w:after="0" w:before="0"/>
-            </w:pPr>
-          </w:p>
-        </w:tc>
-        <w:tc>
-          <w:tcPr>
-            <w:tcW w:type="dxa" w:w="1750"/>
-            <w:shd w:fill="E8F5ED" w:color="auto" w:val="clear"/>
+              <w:right w:type="dxa" w:w="0"/>
+            </w:tcMar>
+            <w:vAlign w:val="center"/>
+          </w:tcPr>
+          <w:p>
+            <w:pPr>
+              <w:bidi/>
+              <w:spacing w:after="0" w:before="0"/>
+            </w:pPr>
+          </w:p>
+        </w:tc>
+        <w:tc>
+          <w:tcPr>
+            <w:tcW w:type="dxa" w:w="4223"/>
+            <w:tcBorders>
+              <w:top w:val="none" w:color="auto" w:sz="0"/>
+              <w:left w:val="none" w:color="auto" w:sz="0"/>
+              <w:bottom w:val="none" w:color="auto" w:sz="0"/>
+              <w:right w:val="none" w:color="auto" w:sz="0"/>
+            </w:tcBorders>
             <w:tcMar>
               <w:top w:type="dxa" w:w="70"/>
-              <w:left w:type="dxa" w:w="110"/>
+              <w:left w:type="dxa" w:w="20"/>
               <w:bottom w:type="dxa" w:w="70"/>
-              <w:right w:type="dxa" w:w="110"/>
-            </w:tcMar>
-            <w:vAlign w:val="center"/>
-          </w:tcPr>
-          <w:p>
-            <w:pPr>
-              <w:bidi/>
-              <w:spacing w:after="0" w:before="0"/>
-            </w:pPr>
-            <w:r>
-              <w:rPr>
-                <w:rFonts w:ascii="Dubai" w:cs="Dubai" w:eastAsia="Dubai" w:hAnsi="Dubai"/>
-                <w:b/>
-                <w:bCs/>
-                <w:color w:val="043D20"/>
-                <w:sz w:val="19"/>
-                <w:szCs w:val="19"/>
+              <w:right w:type="dxa" w:w="20"/>
+            </w:tcMar>
+            <w:vAlign w:val="top"/>
+          </w:tcPr>
+          <w:p>
+            <w:pPr>
+              <w:bidi/>
+              <w:spacing w:after="0" w:before="0"/>
+            </w:pPr>
+            <w:r>
+              <w:rPr>
+                <w:rFonts w:ascii="Dubai" w:cs="Dubai" w:eastAsia="Dubai" w:hAnsi="Dubai"/>
+                <w:b w:val="false"/>
+                <w:bCs w:val="false"/>
+                <w:color w:val="3E4B46"/>
+                <w:sz w:val="16"/>
+                <w:szCs w:val="16"/>
                 <w:rtl/>
               </w:rPr>
               <w:t xml:space="preserve">الرمز الوظيفي</w:t>
             </w:r>
           </w:p>
-        </w:tc>
-        <w:tc>
-          <w:tcPr>
-            <w:tcW w:type="dxa" w:w="2643"/>
-            <w:tcMar>
-              <w:top w:type="dxa" w:w="70"/>
-              <w:left w:type="dxa" w:w="110"/>
-              <w:bottom w:type="dxa" w:w="70"/>
-              <w:right w:type="dxa" w:w="110"/>
-            </w:tcMar>
-            <w:vAlign w:val="center"/>
-          </w:tcPr>
-          <w:p>
-            <w:pPr>
-              <w:bidi/>
-              <w:spacing w:after="0" w:before="0"/>
+          <w:p>
+            <w:pPr>
+              <w:pBdr>
+                <w:bottom w:val="single" w:color="3EBB77" w:sz="6"/>
+              </w:pBdr>
+              <w:bidi/>
+              <w:spacing w:after="0" w:before="300"/>
             </w:pPr>
           </w:p>
         </w:tc>
@@ -217,103 +241,118 @@
       <w:tr>
         <w:trPr>
           <w:tblHeader w:val="false"/>
-          <w:trHeight w:val="440" w:hRule="atLeast"/>
         </w:trPr>
         <w:tc>
           <w:tcPr>
-            <w:tcW w:type="dxa" w:w="1750"/>
-            <w:shd w:fill="E8F5ED" w:color="auto" w:val="clear"/>
+            <w:tcW w:type="dxa" w:w="4224"/>
+            <w:tcBorders>
+              <w:top w:val="none" w:color="auto" w:sz="0"/>
+              <w:left w:val="none" w:color="auto" w:sz="0"/>
+              <w:bottom w:val="none" w:color="auto" w:sz="0"/>
+              <w:right w:val="none" w:color="auto" w:sz="0"/>
+            </w:tcBorders>
             <w:tcMar>
               <w:top w:type="dxa" w:w="70"/>
-              <w:left w:type="dxa" w:w="110"/>
+              <w:left w:type="dxa" w:w="20"/>
               <w:bottom w:type="dxa" w:w="70"/>
-              <w:right w:type="dxa" w:w="110"/>
-            </w:tcMar>
-            <w:vAlign w:val="center"/>
-          </w:tcPr>
-          <w:p>
-            <w:pPr>
-              <w:bidi/>
-              <w:spacing w:after="0" w:before="0"/>
-            </w:pPr>
-            <w:r>
-              <w:rPr>
-                <w:rFonts w:ascii="Dubai" w:cs="Dubai" w:eastAsia="Dubai" w:hAnsi="Dubai"/>
-                <w:b/>
-                <w:bCs/>
-                <w:color w:val="043D20"/>
-                <w:sz w:val="19"/>
-                <w:szCs w:val="19"/>
+              <w:right w:type="dxa" w:w="20"/>
+            </w:tcMar>
+            <w:vAlign w:val="top"/>
+          </w:tcPr>
+          <w:p>
+            <w:pPr>
+              <w:bidi/>
+              <w:spacing w:after="0" w:before="0"/>
+            </w:pPr>
+            <w:r>
+              <w:rPr>
+                <w:rFonts w:ascii="Dubai" w:cs="Dubai" w:eastAsia="Dubai" w:hAnsi="Dubai"/>
+                <w:b w:val="false"/>
+                <w:bCs w:val="false"/>
+                <w:color w:val="3E4B46"/>
+                <w:sz w:val="16"/>
+                <w:szCs w:val="16"/>
                 <w:rtl/>
               </w:rPr>
               <w:t xml:space="preserve">القطاع / الشركة التابعة</w:t>
             </w:r>
           </w:p>
-        </w:tc>
-        <w:tc>
-          <w:tcPr>
-            <w:tcW w:type="dxa" w:w="2644"/>
+          <w:p>
+            <w:pPr>
+              <w:pBdr>
+                <w:bottom w:val="single" w:color="3EBB77" w:sz="6"/>
+              </w:pBdr>
+              <w:bidi/>
+              <w:spacing w:after="0" w:before="300"/>
+            </w:pPr>
+          </w:p>
+        </w:tc>
+        <w:tc>
+          <w:tcPr>
+            <w:tcW w:type="dxa" w:w="340"/>
+            <w:tcBorders>
+              <w:top w:val="none" w:color="auto" w:sz="0"/>
+              <w:left w:val="none" w:color="auto" w:sz="0"/>
+              <w:bottom w:val="none" w:color="auto" w:sz="0"/>
+              <w:right w:val="none" w:color="auto" w:sz="0"/>
+            </w:tcBorders>
             <w:tcMar>
               <w:top w:type="dxa" w:w="70"/>
-              <w:left w:type="dxa" w:w="110"/>
+              <w:left w:type="dxa" w:w="0"/>
               <w:bottom w:type="dxa" w:w="70"/>
-              <w:right w:type="dxa" w:w="110"/>
-            </w:tcMar>
-            <w:vAlign w:val="center"/>
-          </w:tcPr>
-          <w:p>
-            <w:pPr>
-              <w:bidi/>
-              <w:spacing w:after="0" w:before="0"/>
-            </w:pPr>
-          </w:p>
-        </w:tc>
-        <w:tc>
-          <w:tcPr>
-            <w:tcW w:type="dxa" w:w="1750"/>
-            <w:shd w:fill="E8F5ED" w:color="auto" w:val="clear"/>
+              <w:right w:type="dxa" w:w="0"/>
+            </w:tcMar>
+            <w:vAlign w:val="center"/>
+          </w:tcPr>
+          <w:p>
+            <w:pPr>
+              <w:bidi/>
+              <w:spacing w:after="0" w:before="0"/>
+            </w:pPr>
+          </w:p>
+        </w:tc>
+        <w:tc>
+          <w:tcPr>
+            <w:tcW w:type="dxa" w:w="4223"/>
+            <w:tcBorders>
+              <w:top w:val="none" w:color="auto" w:sz="0"/>
+              <w:left w:val="none" w:color="auto" w:sz="0"/>
+              <w:bottom w:val="none" w:color="auto" w:sz="0"/>
+              <w:right w:val="none" w:color="auto" w:sz="0"/>
+            </w:tcBorders>
             <w:tcMar>
               <w:top w:type="dxa" w:w="70"/>
-              <w:left w:type="dxa" w:w="110"/>
+              <w:left w:type="dxa" w:w="20"/>
               <w:bottom w:type="dxa" w:w="70"/>
-              <w:right w:type="dxa" w:w="110"/>
-            </w:tcMar>
-            <w:vAlign w:val="center"/>
-          </w:tcPr>
-          <w:p>
-            <w:pPr>
-              <w:bidi/>
-              <w:spacing w:after="0" w:before="0"/>
-            </w:pPr>
-            <w:r>
-              <w:rPr>
-                <w:rFonts w:ascii="Dubai" w:cs="Dubai" w:eastAsia="Dubai" w:hAnsi="Dubai"/>
-                <w:b/>
-                <w:bCs/>
-                <w:color w:val="043D20"/>
-                <w:sz w:val="19"/>
-                <w:szCs w:val="19"/>
+              <w:right w:type="dxa" w:w="20"/>
+            </w:tcMar>
+            <w:vAlign w:val="top"/>
+          </w:tcPr>
+          <w:p>
+            <w:pPr>
+              <w:bidi/>
+              <w:spacing w:after="0" w:before="0"/>
+            </w:pPr>
+            <w:r>
+              <w:rPr>
+                <w:rFonts w:ascii="Dubai" w:cs="Dubai" w:eastAsia="Dubai" w:hAnsi="Dubai"/>
+                <w:b w:val="false"/>
+                <w:bCs w:val="false"/>
+                <w:color w:val="3E4B46"/>
+                <w:sz w:val="16"/>
+                <w:szCs w:val="16"/>
                 <w:rtl/>
               </w:rPr>
               <w:t xml:space="preserve">الإدارة / القسم</w:t>
             </w:r>
           </w:p>
-        </w:tc>
-        <w:tc>
-          <w:tcPr>
-            <w:tcW w:type="dxa" w:w="2643"/>
-            <w:tcMar>
-              <w:top w:type="dxa" w:w="70"/>
-              <w:left w:type="dxa" w:w="110"/>
-              <w:bottom w:type="dxa" w:w="70"/>
-              <w:right w:type="dxa" w:w="110"/>
-            </w:tcMar>
-            <w:vAlign w:val="center"/>
-          </w:tcPr>
-          <w:p>
-            <w:pPr>
-              <w:bidi/>
-              <w:spacing w:after="0" w:before="0"/>
+          <w:p>
+            <w:pPr>
+              <w:pBdr>
+                <w:bottom w:val="single" w:color="3EBB77" w:sz="6"/>
+              </w:pBdr>
+              <w:bidi/>
+              <w:spacing w:after="0" w:before="300"/>
             </w:pPr>
           </w:p>
         </w:tc>
@@ -321,103 +360,118 @@
       <w:tr>
         <w:trPr>
           <w:tblHeader w:val="false"/>
-          <w:trHeight w:val="440" w:hRule="atLeast"/>
         </w:trPr>
         <w:tc>
           <w:tcPr>
-            <w:tcW w:type="dxa" w:w="1750"/>
-            <w:shd w:fill="E8F5ED" w:color="auto" w:val="clear"/>
+            <w:tcW w:type="dxa" w:w="4224"/>
+            <w:tcBorders>
+              <w:top w:val="none" w:color="auto" w:sz="0"/>
+              <w:left w:val="none" w:color="auto" w:sz="0"/>
+              <w:bottom w:val="none" w:color="auto" w:sz="0"/>
+              <w:right w:val="none" w:color="auto" w:sz="0"/>
+            </w:tcBorders>
             <w:tcMar>
               <w:top w:type="dxa" w:w="70"/>
-              <w:left w:type="dxa" w:w="110"/>
+              <w:left w:type="dxa" w:w="20"/>
               <w:bottom w:type="dxa" w:w="70"/>
-              <w:right w:type="dxa" w:w="110"/>
-            </w:tcMar>
-            <w:vAlign w:val="center"/>
-          </w:tcPr>
-          <w:p>
-            <w:pPr>
-              <w:bidi/>
-              <w:spacing w:after="0" w:before="0"/>
-            </w:pPr>
-            <w:r>
-              <w:rPr>
-                <w:rFonts w:ascii="Dubai" w:cs="Dubai" w:eastAsia="Dubai" w:hAnsi="Dubai"/>
-                <w:b/>
-                <w:bCs/>
-                <w:color w:val="043D20"/>
-                <w:sz w:val="19"/>
-                <w:szCs w:val="19"/>
+              <w:right w:type="dxa" w:w="20"/>
+            </w:tcMar>
+            <w:vAlign w:val="top"/>
+          </w:tcPr>
+          <w:p>
+            <w:pPr>
+              <w:bidi/>
+              <w:spacing w:after="0" w:before="0"/>
+            </w:pPr>
+            <w:r>
+              <w:rPr>
+                <w:rFonts w:ascii="Dubai" w:cs="Dubai" w:eastAsia="Dubai" w:hAnsi="Dubai"/>
+                <w:b w:val="false"/>
+                <w:bCs w:val="false"/>
+                <w:color w:val="3E4B46"/>
+                <w:sz w:val="16"/>
+                <w:szCs w:val="16"/>
                 <w:rtl/>
               </w:rPr>
               <w:t xml:space="preserve">الموقع</w:t>
             </w:r>
           </w:p>
-        </w:tc>
-        <w:tc>
-          <w:tcPr>
-            <w:tcW w:type="dxa" w:w="2644"/>
+          <w:p>
+            <w:pPr>
+              <w:pBdr>
+                <w:bottom w:val="single" w:color="3EBB77" w:sz="6"/>
+              </w:pBdr>
+              <w:bidi/>
+              <w:spacing w:after="0" w:before="300"/>
+            </w:pPr>
+          </w:p>
+        </w:tc>
+        <w:tc>
+          <w:tcPr>
+            <w:tcW w:type="dxa" w:w="340"/>
+            <w:tcBorders>
+              <w:top w:val="none" w:color="auto" w:sz="0"/>
+              <w:left w:val="none" w:color="auto" w:sz="0"/>
+              <w:bottom w:val="none" w:color="auto" w:sz="0"/>
+              <w:right w:val="none" w:color="auto" w:sz="0"/>
+            </w:tcBorders>
             <w:tcMar>
               <w:top w:type="dxa" w:w="70"/>
-              <w:left w:type="dxa" w:w="110"/>
+              <w:left w:type="dxa" w:w="0"/>
               <w:bottom w:type="dxa" w:w="70"/>
-              <w:right w:type="dxa" w:w="110"/>
-            </w:tcMar>
-            <w:vAlign w:val="center"/>
-          </w:tcPr>
-          <w:p>
-            <w:pPr>
-              <w:bidi/>
-              <w:spacing w:after="0" w:before="0"/>
-            </w:pPr>
-          </w:p>
-        </w:tc>
-        <w:tc>
-          <w:tcPr>
-            <w:tcW w:type="dxa" w:w="1750"/>
-            <w:shd w:fill="E8F5ED" w:color="auto" w:val="clear"/>
+              <w:right w:type="dxa" w:w="0"/>
+            </w:tcMar>
+            <w:vAlign w:val="center"/>
+          </w:tcPr>
+          <w:p>
+            <w:pPr>
+              <w:bidi/>
+              <w:spacing w:after="0" w:before="0"/>
+            </w:pPr>
+          </w:p>
+        </w:tc>
+        <w:tc>
+          <w:tcPr>
+            <w:tcW w:type="dxa" w:w="4223"/>
+            <w:tcBorders>
+              <w:top w:val="none" w:color="auto" w:sz="0"/>
+              <w:left w:val="none" w:color="auto" w:sz="0"/>
+              <w:bottom w:val="none" w:color="auto" w:sz="0"/>
+              <w:right w:val="none" w:color="auto" w:sz="0"/>
+            </w:tcBorders>
             <w:tcMar>
               <w:top w:type="dxa" w:w="70"/>
-              <w:left w:type="dxa" w:w="110"/>
+              <w:left w:type="dxa" w:w="20"/>
               <w:bottom w:type="dxa" w:w="70"/>
-              <w:right w:type="dxa" w:w="110"/>
-            </w:tcMar>
-            <w:vAlign w:val="center"/>
-          </w:tcPr>
-          <w:p>
-            <w:pPr>
-              <w:bidi/>
-              <w:spacing w:after="0" w:before="0"/>
-            </w:pPr>
-            <w:r>
-              <w:rPr>
-                <w:rFonts w:ascii="Dubai" w:cs="Dubai" w:eastAsia="Dubai" w:hAnsi="Dubai"/>
-                <w:b/>
-                <w:bCs/>
-                <w:color w:val="043D20"/>
-                <w:sz w:val="19"/>
-                <w:szCs w:val="19"/>
+              <w:right w:type="dxa" w:w="20"/>
+            </w:tcMar>
+            <w:vAlign w:val="top"/>
+          </w:tcPr>
+          <w:p>
+            <w:pPr>
+              <w:bidi/>
+              <w:spacing w:after="0" w:before="0"/>
+            </w:pPr>
+            <w:r>
+              <w:rPr>
+                <w:rFonts w:ascii="Dubai" w:cs="Dubai" w:eastAsia="Dubai" w:hAnsi="Dubai"/>
+                <w:b w:val="false"/>
+                <w:bCs w:val="false"/>
+                <w:color w:val="3E4B46"/>
+                <w:sz w:val="16"/>
+                <w:szCs w:val="16"/>
                 <w:rtl/>
               </w:rPr>
               <w:t xml:space="preserve">الدرجة الوظيفية</w:t>
             </w:r>
           </w:p>
-        </w:tc>
-        <w:tc>
-          <w:tcPr>
-            <w:tcW w:type="dxa" w:w="2643"/>
-            <w:tcMar>
-              <w:top w:type="dxa" w:w="70"/>
-              <w:left w:type="dxa" w:w="110"/>
-              <w:bottom w:type="dxa" w:w="70"/>
-              <w:right w:type="dxa" w:w="110"/>
-            </w:tcMar>
-            <w:vAlign w:val="center"/>
-          </w:tcPr>
-          <w:p>
-            <w:pPr>
-              <w:bidi/>
-              <w:spacing w:after="0" w:before="0"/>
+          <w:p>
+            <w:pPr>
+              <w:pBdr>
+                <w:bottom w:val="single" w:color="3EBB77" w:sz="6"/>
+              </w:pBdr>
+              <w:bidi/>
+              <w:spacing w:after="0" w:before="300"/>
             </w:pPr>
           </w:p>
         </w:tc>
@@ -425,103 +479,118 @@
       <w:tr>
         <w:trPr>
           <w:tblHeader w:val="false"/>
-          <w:trHeight w:val="440" w:hRule="atLeast"/>
         </w:trPr>
         <w:tc>
           <w:tcPr>
-            <w:tcW w:type="dxa" w:w="1750"/>
-            <w:shd w:fill="E8F5ED" w:color="auto" w:val="clear"/>
+            <w:tcW w:type="dxa" w:w="4224"/>
+            <w:tcBorders>
+              <w:top w:val="none" w:color="auto" w:sz="0"/>
+              <w:left w:val="none" w:color="auto" w:sz="0"/>
+              <w:bottom w:val="none" w:color="auto" w:sz="0"/>
+              <w:right w:val="none" w:color="auto" w:sz="0"/>
+            </w:tcBorders>
             <w:tcMar>
               <w:top w:type="dxa" w:w="70"/>
-              <w:left w:type="dxa" w:w="110"/>
+              <w:left w:type="dxa" w:w="20"/>
               <w:bottom w:type="dxa" w:w="70"/>
-              <w:right w:type="dxa" w:w="110"/>
-            </w:tcMar>
-            <w:vAlign w:val="center"/>
-          </w:tcPr>
-          <w:p>
-            <w:pPr>
-              <w:bidi/>
-              <w:spacing w:after="0" w:before="0"/>
-            </w:pPr>
-            <w:r>
-              <w:rPr>
-                <w:rFonts w:ascii="Dubai" w:cs="Dubai" w:eastAsia="Dubai" w:hAnsi="Dubai"/>
-                <w:b/>
-                <w:bCs/>
-                <w:color w:val="043D20"/>
-                <w:sz w:val="19"/>
-                <w:szCs w:val="19"/>
+              <w:right w:type="dxa" w:w="20"/>
+            </w:tcMar>
+            <w:vAlign w:val="top"/>
+          </w:tcPr>
+          <w:p>
+            <w:pPr>
+              <w:bidi/>
+              <w:spacing w:after="0" w:before="0"/>
+            </w:pPr>
+            <w:r>
+              <w:rPr>
+                <w:rFonts w:ascii="Dubai" w:cs="Dubai" w:eastAsia="Dubai" w:hAnsi="Dubai"/>
+                <w:b w:val="false"/>
+                <w:bCs w:val="false"/>
+                <w:color w:val="3E4B46"/>
+                <w:sz w:val="16"/>
+                <w:szCs w:val="16"/>
                 <w:rtl/>
               </w:rPr>
               <w:t xml:space="preserve">يرتبط إدارياً بـ</w:t>
             </w:r>
           </w:p>
-        </w:tc>
-        <w:tc>
-          <w:tcPr>
-            <w:tcW w:type="dxa" w:w="2644"/>
+          <w:p>
+            <w:pPr>
+              <w:pBdr>
+                <w:bottom w:val="single" w:color="3EBB77" w:sz="6"/>
+              </w:pBdr>
+              <w:bidi/>
+              <w:spacing w:after="0" w:before="300"/>
+            </w:pPr>
+          </w:p>
+        </w:tc>
+        <w:tc>
+          <w:tcPr>
+            <w:tcW w:type="dxa" w:w="340"/>
+            <w:tcBorders>
+              <w:top w:val="none" w:color="auto" w:sz="0"/>
+              <w:left w:val="none" w:color="auto" w:sz="0"/>
+              <w:bottom w:val="none" w:color="auto" w:sz="0"/>
+              <w:right w:val="none" w:color="auto" w:sz="0"/>
+            </w:tcBorders>
             <w:tcMar>
               <w:top w:type="dxa" w:w="70"/>
-              <w:left w:type="dxa" w:w="110"/>
+              <w:left w:type="dxa" w:w="0"/>
               <w:bottom w:type="dxa" w:w="70"/>
-              <w:right w:type="dxa" w:w="110"/>
-            </w:tcMar>
-            <w:vAlign w:val="center"/>
-          </w:tcPr>
-          <w:p>
-            <w:pPr>
-              <w:bidi/>
-              <w:spacing w:after="0" w:before="0"/>
-            </w:pPr>
-          </w:p>
-        </w:tc>
-        <w:tc>
-          <w:tcPr>
-            <w:tcW w:type="dxa" w:w="1750"/>
-            <w:shd w:fill="E8F5ED" w:color="auto" w:val="clear"/>
+              <w:right w:type="dxa" w:w="0"/>
+            </w:tcMar>
+            <w:vAlign w:val="center"/>
+          </w:tcPr>
+          <w:p>
+            <w:pPr>
+              <w:bidi/>
+              <w:spacing w:after="0" w:before="0"/>
+            </w:pPr>
+          </w:p>
+        </w:tc>
+        <w:tc>
+          <w:tcPr>
+            <w:tcW w:type="dxa" w:w="4223"/>
+            <w:tcBorders>
+              <w:top w:val="none" w:color="auto" w:sz="0"/>
+              <w:left w:val="none" w:color="auto" w:sz="0"/>
+              <w:bottom w:val="none" w:color="auto" w:sz="0"/>
+              <w:right w:val="none" w:color="auto" w:sz="0"/>
+            </w:tcBorders>
             <w:tcMar>
               <w:top w:type="dxa" w:w="70"/>
-              <w:left w:type="dxa" w:w="110"/>
+              <w:left w:type="dxa" w:w="20"/>
               <w:bottom w:type="dxa" w:w="70"/>
-              <w:right w:type="dxa" w:w="110"/>
-            </w:tcMar>
-            <w:vAlign w:val="center"/>
-          </w:tcPr>
-          <w:p>
-            <w:pPr>
-              <w:bidi/>
-              <w:spacing w:after="0" w:before="0"/>
-            </w:pPr>
-            <w:r>
-              <w:rPr>
-                <w:rFonts w:ascii="Dubai" w:cs="Dubai" w:eastAsia="Dubai" w:hAnsi="Dubai"/>
-                <w:b/>
-                <w:bCs/>
-                <w:color w:val="043D20"/>
-                <w:sz w:val="19"/>
-                <w:szCs w:val="19"/>
+              <w:right w:type="dxa" w:w="20"/>
+            </w:tcMar>
+            <w:vAlign w:val="top"/>
+          </w:tcPr>
+          <w:p>
+            <w:pPr>
+              <w:bidi/>
+              <w:spacing w:after="0" w:before="0"/>
+            </w:pPr>
+            <w:r>
+              <w:rPr>
+                <w:rFonts w:ascii="Dubai" w:cs="Dubai" w:eastAsia="Dubai" w:hAnsi="Dubai"/>
+                <w:b w:val="false"/>
+                <w:bCs w:val="false"/>
+                <w:color w:val="3E4B46"/>
+                <w:sz w:val="16"/>
+                <w:szCs w:val="16"/>
                 <w:rtl/>
               </w:rPr>
               <w:t xml:space="preserve">يشرف على</w:t>
             </w:r>
           </w:p>
-        </w:tc>
-        <w:tc>
-          <w:tcPr>
-            <w:tcW w:type="dxa" w:w="2643"/>
-            <w:tcMar>
-              <w:top w:type="dxa" w:w="70"/>
-              <w:left w:type="dxa" w:w="110"/>
-              <w:bottom w:type="dxa" w:w="70"/>
-              <w:right w:type="dxa" w:w="110"/>
-            </w:tcMar>
-            <w:vAlign w:val="center"/>
-          </w:tcPr>
-          <w:p>
-            <w:pPr>
-              <w:bidi/>
-              <w:spacing w:after="0" w:before="0"/>
+          <w:p>
+            <w:pPr>
+              <w:pBdr>
+                <w:bottom w:val="single" w:color="3EBB77" w:sz="6"/>
+              </w:pBdr>
+              <w:bidi/>
+              <w:spacing w:after="0" w:before="300"/>
             </w:pPr>
           </w:p>
         </w:tc>
@@ -530,7 +599,7 @@
     <w:p>
       <w:pPr>
         <w:bidi/>
-        <w:spacing w:after="140" w:before="0"/>
+        <w:spacing w:after="160" w:before="0"/>
       </w:pPr>
     </w:p>
     <w:tbl>
@@ -548,23 +617,28 @@
         <w:tblLayout w:type="fixed"/>
       </w:tblPr>
       <w:tblGrid>
-        <w:gridCol w:w="700"/>
-        <w:gridCol w:w="8087"/>
+        <w:gridCol w:w="950"/>
+        <w:gridCol w:w="7837"/>
       </w:tblGrid>
       <w:tr>
         <w:trPr>
           <w:tblHeader w:val="false"/>
-          <w:trHeight w:val="380" w:hRule="atLeast"/>
+          <w:trHeight w:val="560" w:hRule="atLeast"/>
         </w:trPr>
         <w:tc>
           <w:tcPr>
-            <w:tcW w:type="dxa" w:w="700"/>
-            <w:shd w:fill="043D20" w:color="auto" w:val="clear"/>
-            <w:tcMar>
-              <w:top w:type="dxa" w:w="60"/>
-              <w:left w:type="dxa" w:w="110"/>
-              <w:bottom w:type="dxa" w:w="60"/>
-              <w:right w:type="dxa" w:w="110"/>
+            <w:tcW w:type="dxa" w:w="950"/>
+            <w:tcBorders>
+              <w:top w:val="none" w:color="auto" w:sz="0"/>
+              <w:left w:val="none" w:color="auto" w:sz="0"/>
+              <w:bottom w:val="single" w:color="C8A45C" w:sz="8"/>
+              <w:right w:val="none" w:color="auto" w:sz="0"/>
+            </w:tcBorders>
+            <w:tcMar>
+              <w:top w:type="dxa" w:w="20"/>
+              <w:left w:type="dxa" w:w="90"/>
+              <w:bottom w:type="dxa" w:w="20"/>
+              <w:right w:type="dxa" w:w="90"/>
             </w:tcMar>
             <w:vAlign w:val="center"/>
           </w:tcPr>
@@ -579,9 +653,9 @@
                 <w:rFonts w:ascii="Dubai" w:cs="Dubai" w:eastAsia="Dubai" w:hAnsi="Dubai"/>
                 <w:b/>
                 <w:bCs/>
-                <w:color w:val="C8A45C"/>
-                <w:sz w:val="21"/>
-                <w:szCs w:val="21"/>
+                <w:color w:val="BEE9D1"/>
+                <w:sz w:val="52"/>
+                <w:szCs w:val="52"/>
                 <w:rtl/>
               </w:rPr>
               <w:t xml:space="preserve">٠٢</w:t>
@@ -590,15 +664,20 @@
         </w:tc>
         <w:tc>
           <w:tcPr>
-            <w:tcW w:type="dxa" w:w="8087"/>
-            <w:shd w:fill="0C8643" w:color="auto" w:val="clear"/>
-            <w:tcMar>
-              <w:top w:type="dxa" w:w="60"/>
-              <w:left w:type="dxa" w:w="110"/>
-              <w:bottom w:type="dxa" w:w="60"/>
-              <w:right w:type="dxa" w:w="110"/>
-            </w:tcMar>
-            <w:vAlign w:val="center"/>
+            <w:tcW w:type="dxa" w:w="7837"/>
+            <w:tcBorders>
+              <w:top w:val="none" w:color="auto" w:sz="0"/>
+              <w:left w:val="none" w:color="auto" w:sz="0"/>
+              <w:bottom w:val="single" w:color="C8A45C" w:sz="8"/>
+              <w:right w:val="none" w:color="auto" w:sz="0"/>
+            </w:tcBorders>
+            <w:tcMar>
+              <w:top w:type="dxa" w:w="20"/>
+              <w:left w:type="dxa" w:w="90"/>
+              <w:bottom w:type="dxa" w:w="20"/>
+              <w:right w:type="dxa" w:w="90"/>
+            </w:tcMar>
+            <w:vAlign w:val="bottom"/>
           </w:tcPr>
           <w:p>
             <w:pPr>
@@ -610,9 +689,9 @@
                 <w:rFonts w:ascii="Dubai" w:cs="Dubai" w:eastAsia="Dubai" w:hAnsi="Dubai"/>
                 <w:b/>
                 <w:bCs/>
-                <w:color w:val="FFFFFF"/>
-                <w:sz w:val="22"/>
-                <w:szCs w:val="22"/>
+                <w:color w:val="043D20"/>
+                <w:sz w:val="26"/>
+                <w:szCs w:val="26"/>
                 <w:rtl/>
               </w:rPr>
               <w:t xml:space="preserve">الهدف العام من الوظيفة</w:t>
@@ -626,12 +705,12 @@
         <w:bidiVisual/>
         <w:tblW w:type="dxa" w:w="8787"/>
         <w:tblBorders>
-          <w:top w:val="single" w:color="C9D1CD" w:sz="4"/>
-          <w:left w:val="single" w:color="C9D1CD" w:sz="4"/>
-          <w:bottom w:val="single" w:color="C9D1CD" w:sz="4"/>
-          <w:right w:val="single" w:color="C9D1CD" w:sz="4"/>
-          <w:insideH w:val="single" w:color="C9D1CD" w:sz="4"/>
-          <w:insideV w:val="single" w:color="C9D1CD" w:sz="4"/>
+          <w:top w:val="none" w:color="auto" w:sz="0"/>
+          <w:left w:val="none" w:color="auto" w:sz="0"/>
+          <w:bottom w:val="none" w:color="auto" w:sz="0"/>
+          <w:right w:val="none" w:color="auto" w:sz="0"/>
+          <w:insideH w:val="none" w:color="auto" w:sz="0"/>
+          <w:insideV w:val="none" w:color="auto" w:sz="0"/>
         </w:tblBorders>
         <w:tblLayout w:type="fixed"/>
       </w:tblPr>
@@ -641,23 +720,28 @@
       <w:tr>
         <w:trPr>
           <w:tblHeader w:val="false"/>
-          <w:trHeight w:val="1100" w:hRule="atLeast"/>
         </w:trPr>
         <w:tc>
           <w:tcPr>
             <w:tcW w:type="dxa" w:w="8787"/>
-            <w:tcMar>
-              <w:top w:type="dxa" w:w="90"/>
-              <w:left w:type="dxa" w:w="140"/>
-              <w:bottom w:type="dxa" w:w="90"/>
-              <w:right w:type="dxa" w:w="140"/>
+            <w:tcBorders>
+              <w:top w:val="none" w:color="auto" w:sz="0"/>
+              <w:left w:val="none" w:color="auto" w:sz="0"/>
+              <w:bottom w:val="none" w:color="auto" w:sz="0"/>
+              <w:right w:val="none" w:color="auto" w:sz="0"/>
+            </w:tcBorders>
+            <w:tcMar>
+              <w:top w:type="dxa" w:w="40"/>
+              <w:left w:type="dxa" w:w="20"/>
+              <w:bottom w:type="dxa" w:w="40"/>
+              <w:right w:type="dxa" w:w="20"/>
             </w:tcMar>
             <w:vAlign w:val="top"/>
           </w:tcPr>
           <w:p>
             <w:pPr>
               <w:bidi/>
-              <w:spacing w:after="0" w:before="0"/>
+              <w:spacing w:after="40" w:before="0"/>
             </w:pPr>
             <w:r>
               <w:rPr>
@@ -665,12 +749,30 @@
                 <w:b w:val="false"/>
                 <w:bCs w:val="false"/>
                 <w:color w:val="6B7873"/>
-                <w:sz w:val="16"/>
-                <w:szCs w:val="16"/>
+                <w:sz w:val="15"/>
+                <w:szCs w:val="15"/>
                 <w:rtl/>
               </w:rPr>
               <w:t xml:space="preserve">وصف موجز — لماذا توجد هذه الوظيفة وما الأثر المتوقع منها؟</w:t>
             </w:r>
+          </w:p>
+          <w:p>
+            <w:pPr>
+              <w:pBdr>
+                <w:bottom w:val="single" w:color="C9D1CD" w:sz="6"/>
+              </w:pBdr>
+              <w:bidi/>
+              <w:spacing w:after="0" w:before="340"/>
+            </w:pPr>
+          </w:p>
+          <w:p>
+            <w:pPr>
+              <w:pBdr>
+                <w:bottom w:val="single" w:color="C9D1CD" w:sz="6"/>
+              </w:pBdr>
+              <w:bidi/>
+              <w:spacing w:after="0" w:before="340"/>
+            </w:pPr>
           </w:p>
         </w:tc>
       </w:tr>
@@ -678,7 +780,7 @@
     <w:p>
       <w:pPr>
         <w:bidi/>
-        <w:spacing w:after="140" w:before="0"/>
+        <w:spacing w:after="160" w:before="0"/>
       </w:pPr>
     </w:p>
     <w:tbl>
@@ -696,23 +798,28 @@
         <w:tblLayout w:type="fixed"/>
       </w:tblPr>
       <w:tblGrid>
-        <w:gridCol w:w="700"/>
-        <w:gridCol w:w="8087"/>
+        <w:gridCol w:w="950"/>
+        <w:gridCol w:w="7837"/>
       </w:tblGrid>
       <w:tr>
         <w:trPr>
           <w:tblHeader w:val="false"/>
-          <w:trHeight w:val="380" w:hRule="atLeast"/>
+          <w:trHeight w:val="560" w:hRule="atLeast"/>
         </w:trPr>
         <w:tc>
           <w:tcPr>
-            <w:tcW w:type="dxa" w:w="700"/>
-            <w:shd w:fill="043D20" w:color="auto" w:val="clear"/>
-            <w:tcMar>
-              <w:top w:type="dxa" w:w="60"/>
-              <w:left w:type="dxa" w:w="110"/>
-              <w:bottom w:type="dxa" w:w="60"/>
-              <w:right w:type="dxa" w:w="110"/>
+            <w:tcW w:type="dxa" w:w="950"/>
+            <w:tcBorders>
+              <w:top w:val="none" w:color="auto" w:sz="0"/>
+              <w:left w:val="none" w:color="auto" w:sz="0"/>
+              <w:bottom w:val="single" w:color="C8A45C" w:sz="8"/>
+              <w:right w:val="none" w:color="auto" w:sz="0"/>
+            </w:tcBorders>
+            <w:tcMar>
+              <w:top w:type="dxa" w:w="20"/>
+              <w:left w:type="dxa" w:w="90"/>
+              <w:bottom w:type="dxa" w:w="20"/>
+              <w:right w:type="dxa" w:w="90"/>
             </w:tcMar>
             <w:vAlign w:val="center"/>
           </w:tcPr>
@@ -727,9 +834,9 @@
                 <w:rFonts w:ascii="Dubai" w:cs="Dubai" w:eastAsia="Dubai" w:hAnsi="Dubai"/>
                 <w:b/>
                 <w:bCs/>
-                <w:color w:val="C8A45C"/>
-                <w:sz w:val="21"/>
-                <w:szCs w:val="21"/>
+                <w:color w:val="BEE9D1"/>
+                <w:sz w:val="52"/>
+                <w:szCs w:val="52"/>
                 <w:rtl/>
               </w:rPr>
               <w:t xml:space="preserve">٠٣</w:t>
@@ -738,15 +845,20 @@
         </w:tc>
         <w:tc>
           <w:tcPr>
-            <w:tcW w:type="dxa" w:w="8087"/>
-            <w:shd w:fill="0C8643" w:color="auto" w:val="clear"/>
-            <w:tcMar>
-              <w:top w:type="dxa" w:w="60"/>
-              <w:left w:type="dxa" w:w="110"/>
-              <w:bottom w:type="dxa" w:w="60"/>
-              <w:right w:type="dxa" w:w="110"/>
-            </w:tcMar>
-            <w:vAlign w:val="center"/>
+            <w:tcW w:type="dxa" w:w="7837"/>
+            <w:tcBorders>
+              <w:top w:val="none" w:color="auto" w:sz="0"/>
+              <w:left w:val="none" w:color="auto" w:sz="0"/>
+              <w:bottom w:val="single" w:color="C8A45C" w:sz="8"/>
+              <w:right w:val="none" w:color="auto" w:sz="0"/>
+            </w:tcBorders>
+            <w:tcMar>
+              <w:top w:type="dxa" w:w="20"/>
+              <w:left w:type="dxa" w:w="90"/>
+              <w:bottom w:type="dxa" w:w="20"/>
+              <w:right w:type="dxa" w:w="90"/>
+            </w:tcMar>
+            <w:vAlign w:val="bottom"/>
           </w:tcPr>
           <w:p>
             <w:pPr>
@@ -758,9 +870,9 @@
                 <w:rFonts w:ascii="Dubai" w:cs="Dubai" w:eastAsia="Dubai" w:hAnsi="Dubai"/>
                 <w:b/>
                 <w:bCs/>
-                <w:color w:val="FFFFFF"/>
-                <w:sz w:val="22"/>
-                <w:szCs w:val="22"/>
+                <w:color w:val="043D20"/>
+                <w:sz w:val="26"/>
+                <w:szCs w:val="26"/>
                 <w:rtl/>
               </w:rPr>
               <w:t xml:space="preserve">المهام والمسؤوليات الرئيسية</w:t>
@@ -774,12 +886,12 @@
         <w:bidiVisual/>
         <w:tblW w:type="dxa" w:w="8787"/>
         <w:tblBorders>
-          <w:top w:val="single" w:color="C9D1CD" w:sz="4"/>
-          <w:left w:val="single" w:color="C9D1CD" w:sz="4"/>
-          <w:bottom w:val="single" w:color="C9D1CD" w:sz="4"/>
-          <w:right w:val="single" w:color="C9D1CD" w:sz="4"/>
-          <w:insideH w:val="single" w:color="C9D1CD" w:sz="4"/>
-          <w:insideV w:val="single" w:color="C9D1CD" w:sz="4"/>
+          <w:top w:val="none" w:color="auto" w:sz="0"/>
+          <w:left w:val="none" w:color="auto" w:sz="0"/>
+          <w:bottom w:val="none" w:color="auto" w:sz="0"/>
+          <w:right w:val="none" w:color="auto" w:sz="0"/>
+          <w:insideH w:val="none" w:color="auto" w:sz="0"/>
+          <w:insideV w:val="none" w:color="auto" w:sz="0"/>
         </w:tblBorders>
         <w:tblLayout w:type="fixed"/>
       </w:tblPr>
@@ -791,17 +903,22 @@
       <w:tr>
         <w:trPr>
           <w:tblHeader/>
-          <w:trHeight w:val="420" w:hRule="atLeast"/>
+          <w:trHeight w:val="400" w:hRule="atLeast"/>
         </w:trPr>
         <w:tc>
           <w:tcPr>
             <w:tcW w:type="dxa" w:w="703"/>
-            <w:shd w:fill="0C8643" w:color="auto" w:val="clear"/>
-            <w:tcMar>
-              <w:top w:type="dxa" w:w="60"/>
-              <w:left w:type="dxa" w:w="110"/>
-              <w:bottom w:type="dxa" w:w="60"/>
-              <w:right w:type="dxa" w:w="110"/>
+            <w:tcBorders>
+              <w:top w:val="none" w:color="auto" w:sz="0"/>
+              <w:left w:val="none" w:color="auto" w:sz="0"/>
+              <w:bottom w:val="single" w:color="0C8643" w:sz="12"/>
+              <w:right w:val="none" w:color="auto" w:sz="0"/>
+            </w:tcBorders>
+            <w:tcMar>
+              <w:top w:type="dxa" w:w="70"/>
+              <w:left w:type="dxa" w:w="90"/>
+              <w:bottom w:type="dxa" w:w="70"/>
+              <w:right w:type="dxa" w:w="90"/>
             </w:tcMar>
             <w:vAlign w:val="center"/>
           </w:tcPr>
@@ -816,9 +933,9 @@
                 <w:rFonts w:ascii="Dubai" w:cs="Dubai" w:eastAsia="Dubai" w:hAnsi="Dubai"/>
                 <w:b/>
                 <w:bCs/>
-                <w:color w:val="FFFFFF"/>
-                <w:sz w:val="19"/>
-                <w:szCs w:val="19"/>
+                <w:color w:val="043D20"/>
+                <w:sz w:val="18"/>
+                <w:szCs w:val="18"/>
                 <w:rtl/>
               </w:rPr>
               <w:t xml:space="preserve">م</w:t>
@@ -828,12 +945,17 @@
         <w:tc>
           <w:tcPr>
             <w:tcW w:type="dxa" w:w="6502"/>
-            <w:shd w:fill="0C8643" w:color="auto" w:val="clear"/>
-            <w:tcMar>
-              <w:top w:type="dxa" w:w="60"/>
-              <w:left w:type="dxa" w:w="110"/>
-              <w:bottom w:type="dxa" w:w="60"/>
-              <w:right w:type="dxa" w:w="110"/>
+            <w:tcBorders>
+              <w:top w:val="none" w:color="auto" w:sz="0"/>
+              <w:left w:val="none" w:color="auto" w:sz="0"/>
+              <w:bottom w:val="single" w:color="0C8643" w:sz="12"/>
+              <w:right w:val="none" w:color="auto" w:sz="0"/>
+            </w:tcBorders>
+            <w:tcMar>
+              <w:top w:type="dxa" w:w="70"/>
+              <w:left w:type="dxa" w:w="90"/>
+              <w:bottom w:type="dxa" w:w="70"/>
+              <w:right w:type="dxa" w:w="90"/>
             </w:tcMar>
             <w:vAlign w:val="center"/>
           </w:tcPr>
@@ -848,9 +970,9 @@
                 <w:rFonts w:ascii="Dubai" w:cs="Dubai" w:eastAsia="Dubai" w:hAnsi="Dubai"/>
                 <w:b/>
                 <w:bCs/>
-                <w:color w:val="FFFFFF"/>
-                <w:sz w:val="19"/>
-                <w:szCs w:val="19"/>
+                <w:color w:val="043D20"/>
+                <w:sz w:val="18"/>
+                <w:szCs w:val="18"/>
                 <w:rtl/>
               </w:rPr>
               <w:t xml:space="preserve">المهمة / المسؤولية</w:t>
@@ -860,12 +982,17 @@
         <w:tc>
           <w:tcPr>
             <w:tcW w:type="dxa" w:w="1582"/>
-            <w:shd w:fill="0C8643" w:color="auto" w:val="clear"/>
-            <w:tcMar>
-              <w:top w:type="dxa" w:w="60"/>
-              <w:left w:type="dxa" w:w="110"/>
-              <w:bottom w:type="dxa" w:w="60"/>
-              <w:right w:type="dxa" w:w="110"/>
+            <w:tcBorders>
+              <w:top w:val="none" w:color="auto" w:sz="0"/>
+              <w:left w:val="none" w:color="auto" w:sz="0"/>
+              <w:bottom w:val="single" w:color="0C8643" w:sz="12"/>
+              <w:right w:val="none" w:color="auto" w:sz="0"/>
+            </w:tcBorders>
+            <w:tcMar>
+              <w:top w:type="dxa" w:w="70"/>
+              <w:left w:type="dxa" w:w="90"/>
+              <w:bottom w:type="dxa" w:w="70"/>
+              <w:right w:type="dxa" w:w="90"/>
             </w:tcMar>
             <w:vAlign w:val="center"/>
           </w:tcPr>
@@ -880,9 +1007,9 @@
                 <w:rFonts w:ascii="Dubai" w:cs="Dubai" w:eastAsia="Dubai" w:hAnsi="Dubai"/>
                 <w:b/>
                 <w:bCs/>
-                <w:color w:val="FFFFFF"/>
-                <w:sz w:val="19"/>
-                <w:szCs w:val="19"/>
+                <w:color w:val="043D20"/>
+                <w:sz w:val="18"/>
+                <w:szCs w:val="18"/>
                 <w:rtl/>
               </w:rPr>
               <w:t xml:space="preserve">الوزن النسبي ٪</w:t>
@@ -893,17 +1020,22 @@
       <w:tr>
         <w:trPr>
           <w:tblHeader w:val="false"/>
-          <w:trHeight w:val="460" w:hRule="atLeast"/>
+          <w:trHeight w:val="480" w:hRule="atLeast"/>
         </w:trPr>
         <w:tc>
           <w:tcPr>
             <w:tcW w:type="dxa" w:w="703"/>
-            <w:shd w:fill="FFFFFF" w:color="auto" w:val="clear"/>
-            <w:tcMar>
-              <w:top w:type="dxa" w:w="70"/>
-              <w:left w:type="dxa" w:w="110"/>
-              <w:bottom w:type="dxa" w:w="70"/>
-              <w:right w:type="dxa" w:w="110"/>
+            <w:tcBorders>
+              <w:top w:val="none" w:color="auto" w:sz="0"/>
+              <w:left w:val="none" w:color="auto" w:sz="0"/>
+              <w:bottom w:val="single" w:color="E6EAE8" w:sz="4"/>
+              <w:right w:val="none" w:color="auto" w:sz="0"/>
+            </w:tcBorders>
+            <w:tcMar>
+              <w:top w:type="dxa" w:w="60"/>
+              <w:left w:type="dxa" w:w="90"/>
+              <w:bottom w:type="dxa" w:w="60"/>
+              <w:right w:type="dxa" w:w="90"/>
             </w:tcMar>
             <w:vAlign w:val="center"/>
           </w:tcPr>
@@ -918,9 +1050,9 @@
                 <w:rFonts w:ascii="Dubai" w:cs="Dubai" w:eastAsia="Dubai" w:hAnsi="Dubai"/>
                 <w:b w:val="false"/>
                 <w:bCs w:val="false"/>
-                <w:color w:val="1F2A26"/>
-                <w:sz w:val="19"/>
-                <w:szCs w:val="19"/>
+                <w:color w:val="075E2F"/>
+                <w:sz w:val="18"/>
+                <w:szCs w:val="18"/>
                 <w:rtl/>
               </w:rPr>
               <w:t xml:space="preserve">١</w:t>
@@ -930,12 +1062,17 @@
         <w:tc>
           <w:tcPr>
             <w:tcW w:type="dxa" w:w="6502"/>
-            <w:shd w:fill="FFFFFF" w:color="auto" w:val="clear"/>
-            <w:tcMar>
-              <w:top w:type="dxa" w:w="70"/>
-              <w:left w:type="dxa" w:w="110"/>
-              <w:bottom w:type="dxa" w:w="70"/>
-              <w:right w:type="dxa" w:w="110"/>
+            <w:tcBorders>
+              <w:top w:val="none" w:color="auto" w:sz="0"/>
+              <w:left w:val="none" w:color="auto" w:sz="0"/>
+              <w:bottom w:val="single" w:color="E6EAE8" w:sz="4"/>
+              <w:right w:val="none" w:color="auto" w:sz="0"/>
+            </w:tcBorders>
+            <w:tcMar>
+              <w:top w:type="dxa" w:w="60"/>
+              <w:left w:type="dxa" w:w="90"/>
+              <w:bottom w:type="dxa" w:w="60"/>
+              <w:right w:type="dxa" w:w="90"/>
             </w:tcMar>
             <w:vAlign w:val="center"/>
           </w:tcPr>
@@ -950,12 +1087,17 @@
         <w:tc>
           <w:tcPr>
             <w:tcW w:type="dxa" w:w="1582"/>
-            <w:shd w:fill="FFFFFF" w:color="auto" w:val="clear"/>
-            <w:tcMar>
-              <w:top w:type="dxa" w:w="70"/>
-              <w:left w:type="dxa" w:w="110"/>
-              <w:bottom w:type="dxa" w:w="70"/>
-              <w:right w:type="dxa" w:w="110"/>
+            <w:tcBorders>
+              <w:top w:val="none" w:color="auto" w:sz="0"/>
+              <w:left w:val="none" w:color="auto" w:sz="0"/>
+              <w:bottom w:val="single" w:color="E6EAE8" w:sz="4"/>
+              <w:right w:val="none" w:color="auto" w:sz="0"/>
+            </w:tcBorders>
+            <w:tcMar>
+              <w:top w:type="dxa" w:w="60"/>
+              <w:left w:type="dxa" w:w="90"/>
+              <w:bottom w:type="dxa" w:w="60"/>
+              <w:right w:type="dxa" w:w="90"/>
             </w:tcMar>
             <w:vAlign w:val="center"/>
           </w:tcPr>
@@ -971,17 +1113,22 @@
       <w:tr>
         <w:trPr>
           <w:tblHeader w:val="false"/>
-          <w:trHeight w:val="460" w:hRule="atLeast"/>
+          <w:trHeight w:val="480" w:hRule="atLeast"/>
         </w:trPr>
         <w:tc>
           <w:tcPr>
             <w:tcW w:type="dxa" w:w="703"/>
-            <w:shd w:fill="F4FAF6" w:color="auto" w:val="clear"/>
-            <w:tcMar>
-              <w:top w:type="dxa" w:w="70"/>
-              <w:left w:type="dxa" w:w="110"/>
-              <w:bottom w:type="dxa" w:w="70"/>
-              <w:right w:type="dxa" w:w="110"/>
+            <w:tcBorders>
+              <w:top w:val="none" w:color="auto" w:sz="0"/>
+              <w:left w:val="none" w:color="auto" w:sz="0"/>
+              <w:bottom w:val="single" w:color="E6EAE8" w:sz="4"/>
+              <w:right w:val="none" w:color="auto" w:sz="0"/>
+            </w:tcBorders>
+            <w:tcMar>
+              <w:top w:type="dxa" w:w="60"/>
+              <w:left w:type="dxa" w:w="90"/>
+              <w:bottom w:type="dxa" w:w="60"/>
+              <w:right w:type="dxa" w:w="90"/>
             </w:tcMar>
             <w:vAlign w:val="center"/>
           </w:tcPr>
@@ -996,9 +1143,9 @@
                 <w:rFonts w:ascii="Dubai" w:cs="Dubai" w:eastAsia="Dubai" w:hAnsi="Dubai"/>
                 <w:b w:val="false"/>
                 <w:bCs w:val="false"/>
-                <w:color w:val="1F2A26"/>
-                <w:sz w:val="19"/>
-                <w:szCs w:val="19"/>
+                <w:color w:val="075E2F"/>
+                <w:sz w:val="18"/>
+                <w:szCs w:val="18"/>
                 <w:rtl/>
               </w:rPr>
               <w:t xml:space="preserve">٢</w:t>
@@ -1008,12 +1155,17 @@
         <w:tc>
           <w:tcPr>
             <w:tcW w:type="dxa" w:w="6502"/>
-            <w:shd w:fill="F4FAF6" w:color="auto" w:val="clear"/>
-            <w:tcMar>
-              <w:top w:type="dxa" w:w="70"/>
-              <w:left w:type="dxa" w:w="110"/>
-              <w:bottom w:type="dxa" w:w="70"/>
-              <w:right w:type="dxa" w:w="110"/>
+            <w:tcBorders>
+              <w:top w:val="none" w:color="auto" w:sz="0"/>
+              <w:left w:val="none" w:color="auto" w:sz="0"/>
+              <w:bottom w:val="single" w:color="E6EAE8" w:sz="4"/>
+              <w:right w:val="none" w:color="auto" w:sz="0"/>
+            </w:tcBorders>
+            <w:tcMar>
+              <w:top w:type="dxa" w:w="60"/>
+              <w:left w:type="dxa" w:w="90"/>
+              <w:bottom w:type="dxa" w:w="60"/>
+              <w:right w:type="dxa" w:w="90"/>
             </w:tcMar>
             <w:vAlign w:val="center"/>
           </w:tcPr>
@@ -1028,12 +1180,17 @@
         <w:tc>
           <w:tcPr>
             <w:tcW w:type="dxa" w:w="1582"/>
-            <w:shd w:fill="F4FAF6" w:color="auto" w:val="clear"/>
-            <w:tcMar>
-              <w:top w:type="dxa" w:w="70"/>
-              <w:left w:type="dxa" w:w="110"/>
-              <w:bottom w:type="dxa" w:w="70"/>
-              <w:right w:type="dxa" w:w="110"/>
+            <w:tcBorders>
+              <w:top w:val="none" w:color="auto" w:sz="0"/>
+              <w:left w:val="none" w:color="auto" w:sz="0"/>
+              <w:bottom w:val="single" w:color="E6EAE8" w:sz="4"/>
+              <w:right w:val="none" w:color="auto" w:sz="0"/>
+            </w:tcBorders>
+            <w:tcMar>
+              <w:top w:type="dxa" w:w="60"/>
+              <w:left w:type="dxa" w:w="90"/>
+              <w:bottom w:type="dxa" w:w="60"/>
+              <w:right w:type="dxa" w:w="90"/>
             </w:tcMar>
             <w:vAlign w:val="center"/>
           </w:tcPr>
@@ -1049,17 +1206,22 @@
       <w:tr>
         <w:trPr>
           <w:tblHeader w:val="false"/>
-          <w:trHeight w:val="460" w:hRule="atLeast"/>
+          <w:trHeight w:val="480" w:hRule="atLeast"/>
         </w:trPr>
         <w:tc>
           <w:tcPr>
             <w:tcW w:type="dxa" w:w="703"/>
-            <w:shd w:fill="FFFFFF" w:color="auto" w:val="clear"/>
-            <w:tcMar>
-              <w:top w:type="dxa" w:w="70"/>
-              <w:left w:type="dxa" w:w="110"/>
-              <w:bottom w:type="dxa" w:w="70"/>
-              <w:right w:type="dxa" w:w="110"/>
+            <w:tcBorders>
+              <w:top w:val="none" w:color="auto" w:sz="0"/>
+              <w:left w:val="none" w:color="auto" w:sz="0"/>
+              <w:bottom w:val="single" w:color="E6EAE8" w:sz="4"/>
+              <w:right w:val="none" w:color="auto" w:sz="0"/>
+            </w:tcBorders>
+            <w:tcMar>
+              <w:top w:type="dxa" w:w="60"/>
+              <w:left w:type="dxa" w:w="90"/>
+              <w:bottom w:type="dxa" w:w="60"/>
+              <w:right w:type="dxa" w:w="90"/>
             </w:tcMar>
             <w:vAlign w:val="center"/>
           </w:tcPr>
@@ -1074,9 +1236,9 @@
                 <w:rFonts w:ascii="Dubai" w:cs="Dubai" w:eastAsia="Dubai" w:hAnsi="Dubai"/>
                 <w:b w:val="false"/>
                 <w:bCs w:val="false"/>
-                <w:color w:val="1F2A26"/>
-                <w:sz w:val="19"/>
-                <w:szCs w:val="19"/>
+                <w:color w:val="075E2F"/>
+                <w:sz w:val="18"/>
+                <w:szCs w:val="18"/>
                 <w:rtl/>
               </w:rPr>
               <w:t xml:space="preserve">٣</w:t>
@@ -1086,12 +1248,17 @@
         <w:tc>
           <w:tcPr>
             <w:tcW w:type="dxa" w:w="6502"/>
-            <w:shd w:fill="FFFFFF" w:color="auto" w:val="clear"/>
-            <w:tcMar>
-              <w:top w:type="dxa" w:w="70"/>
-              <w:left w:type="dxa" w:w="110"/>
-              <w:bottom w:type="dxa" w:w="70"/>
-              <w:right w:type="dxa" w:w="110"/>
+            <w:tcBorders>
+              <w:top w:val="none" w:color="auto" w:sz="0"/>
+              <w:left w:val="none" w:color="auto" w:sz="0"/>
+              <w:bottom w:val="single" w:color="E6EAE8" w:sz="4"/>
+              <w:right w:val="none" w:color="auto" w:sz="0"/>
+            </w:tcBorders>
+            <w:tcMar>
+              <w:top w:type="dxa" w:w="60"/>
+              <w:left w:type="dxa" w:w="90"/>
+              <w:bottom w:type="dxa" w:w="60"/>
+              <w:right w:type="dxa" w:w="90"/>
             </w:tcMar>
             <w:vAlign w:val="center"/>
           </w:tcPr>
@@ -1106,12 +1273,17 @@
         <w:tc>
           <w:tcPr>
             <w:tcW w:type="dxa" w:w="1582"/>
-            <w:shd w:fill="FFFFFF" w:color="auto" w:val="clear"/>
-            <w:tcMar>
-              <w:top w:type="dxa" w:w="70"/>
-              <w:left w:type="dxa" w:w="110"/>
-              <w:bottom w:type="dxa" w:w="70"/>
-              <w:right w:type="dxa" w:w="110"/>
+            <w:tcBorders>
+              <w:top w:val="none" w:color="auto" w:sz="0"/>
+              <w:left w:val="none" w:color="auto" w:sz="0"/>
+              <w:bottom w:val="single" w:color="E6EAE8" w:sz="4"/>
+              <w:right w:val="none" w:color="auto" w:sz="0"/>
+            </w:tcBorders>
+            <w:tcMar>
+              <w:top w:type="dxa" w:w="60"/>
+              <w:left w:type="dxa" w:w="90"/>
+              <w:bottom w:type="dxa" w:w="60"/>
+              <w:right w:type="dxa" w:w="90"/>
             </w:tcMar>
             <w:vAlign w:val="center"/>
           </w:tcPr>
@@ -1127,17 +1299,22 @@
       <w:tr>
         <w:trPr>
           <w:tblHeader w:val="false"/>
-          <w:trHeight w:val="460" w:hRule="atLeast"/>
+          <w:trHeight w:val="480" w:hRule="atLeast"/>
         </w:trPr>
         <w:tc>
           <w:tcPr>
             <w:tcW w:type="dxa" w:w="703"/>
-            <w:shd w:fill="F4FAF6" w:color="auto" w:val="clear"/>
-            <w:tcMar>
-              <w:top w:type="dxa" w:w="70"/>
-              <w:left w:type="dxa" w:w="110"/>
-              <w:bottom w:type="dxa" w:w="70"/>
-              <w:right w:type="dxa" w:w="110"/>
+            <w:tcBorders>
+              <w:top w:val="none" w:color="auto" w:sz="0"/>
+              <w:left w:val="none" w:color="auto" w:sz="0"/>
+              <w:bottom w:val="single" w:color="E6EAE8" w:sz="4"/>
+              <w:right w:val="none" w:color="auto" w:sz="0"/>
+            </w:tcBorders>
+            <w:tcMar>
+              <w:top w:type="dxa" w:w="60"/>
+              <w:left w:type="dxa" w:w="90"/>
+              <w:bottom w:type="dxa" w:w="60"/>
+              <w:right w:type="dxa" w:w="90"/>
             </w:tcMar>
             <w:vAlign w:val="center"/>
           </w:tcPr>
@@ -1152,9 +1329,9 @@
                 <w:rFonts w:ascii="Dubai" w:cs="Dubai" w:eastAsia="Dubai" w:hAnsi="Dubai"/>
                 <w:b w:val="false"/>
                 <w:bCs w:val="false"/>
-                <w:color w:val="1F2A26"/>
-                <w:sz w:val="19"/>
-                <w:szCs w:val="19"/>
+                <w:color w:val="075E2F"/>
+                <w:sz w:val="18"/>
+                <w:szCs w:val="18"/>
                 <w:rtl/>
               </w:rPr>
               <w:t xml:space="preserve">٤</w:t>
@@ -1164,12 +1341,17 @@
         <w:tc>
           <w:tcPr>
             <w:tcW w:type="dxa" w:w="6502"/>
-            <w:shd w:fill="F4FAF6" w:color="auto" w:val="clear"/>
-            <w:tcMar>
-              <w:top w:type="dxa" w:w="70"/>
-              <w:left w:type="dxa" w:w="110"/>
-              <w:bottom w:type="dxa" w:w="70"/>
-              <w:right w:type="dxa" w:w="110"/>
+            <w:tcBorders>
+              <w:top w:val="none" w:color="auto" w:sz="0"/>
+              <w:left w:val="none" w:color="auto" w:sz="0"/>
+              <w:bottom w:val="single" w:color="E6EAE8" w:sz="4"/>
+              <w:right w:val="none" w:color="auto" w:sz="0"/>
+            </w:tcBorders>
+            <w:tcMar>
+              <w:top w:type="dxa" w:w="60"/>
+              <w:left w:type="dxa" w:w="90"/>
+              <w:bottom w:type="dxa" w:w="60"/>
+              <w:right w:type="dxa" w:w="90"/>
             </w:tcMar>
             <w:vAlign w:val="center"/>
           </w:tcPr>
@@ -1184,12 +1366,17 @@
         <w:tc>
           <w:tcPr>
             <w:tcW w:type="dxa" w:w="1582"/>
-            <w:shd w:fill="F4FAF6" w:color="auto" w:val="clear"/>
-            <w:tcMar>
-              <w:top w:type="dxa" w:w="70"/>
-              <w:left w:type="dxa" w:w="110"/>
-              <w:bottom w:type="dxa" w:w="70"/>
-              <w:right w:type="dxa" w:w="110"/>
+            <w:tcBorders>
+              <w:top w:val="none" w:color="auto" w:sz="0"/>
+              <w:left w:val="none" w:color="auto" w:sz="0"/>
+              <w:bottom w:val="single" w:color="E6EAE8" w:sz="4"/>
+              <w:right w:val="none" w:color="auto" w:sz="0"/>
+            </w:tcBorders>
+            <w:tcMar>
+              <w:top w:type="dxa" w:w="60"/>
+              <w:left w:type="dxa" w:w="90"/>
+              <w:bottom w:type="dxa" w:w="60"/>
+              <w:right w:type="dxa" w:w="90"/>
             </w:tcMar>
             <w:vAlign w:val="center"/>
           </w:tcPr>
@@ -1205,17 +1392,22 @@
       <w:tr>
         <w:trPr>
           <w:tblHeader w:val="false"/>
-          <w:trHeight w:val="460" w:hRule="atLeast"/>
+          <w:trHeight w:val="480" w:hRule="atLeast"/>
         </w:trPr>
         <w:tc>
           <w:tcPr>
             <w:tcW w:type="dxa" w:w="703"/>
-            <w:shd w:fill="FFFFFF" w:color="auto" w:val="clear"/>
-            <w:tcMar>
-              <w:top w:type="dxa" w:w="70"/>
-              <w:left w:type="dxa" w:w="110"/>
-              <w:bottom w:type="dxa" w:w="70"/>
-              <w:right w:type="dxa" w:w="110"/>
+            <w:tcBorders>
+              <w:top w:val="none" w:color="auto" w:sz="0"/>
+              <w:left w:val="none" w:color="auto" w:sz="0"/>
+              <w:bottom w:val="single" w:color="E6EAE8" w:sz="4"/>
+              <w:right w:val="none" w:color="auto" w:sz="0"/>
+            </w:tcBorders>
+            <w:tcMar>
+              <w:top w:type="dxa" w:w="60"/>
+              <w:left w:type="dxa" w:w="90"/>
+              <w:bottom w:type="dxa" w:w="60"/>
+              <w:right w:type="dxa" w:w="90"/>
             </w:tcMar>
             <w:vAlign w:val="center"/>
           </w:tcPr>
@@ -1230,9 +1422,9 @@
                 <w:rFonts w:ascii="Dubai" w:cs="Dubai" w:eastAsia="Dubai" w:hAnsi="Dubai"/>
                 <w:b w:val="false"/>
                 <w:bCs w:val="false"/>
-                <w:color w:val="1F2A26"/>
-                <w:sz w:val="19"/>
-                <w:szCs w:val="19"/>
+                <w:color w:val="075E2F"/>
+                <w:sz w:val="18"/>
+                <w:szCs w:val="18"/>
                 <w:rtl/>
               </w:rPr>
               <w:t xml:space="preserve">٥</w:t>
@@ -1242,12 +1434,17 @@
         <w:tc>
           <w:tcPr>
             <w:tcW w:type="dxa" w:w="6502"/>
-            <w:shd w:fill="FFFFFF" w:color="auto" w:val="clear"/>
-            <w:tcMar>
-              <w:top w:type="dxa" w:w="70"/>
-              <w:left w:type="dxa" w:w="110"/>
-              <w:bottom w:type="dxa" w:w="70"/>
-              <w:right w:type="dxa" w:w="110"/>
+            <w:tcBorders>
+              <w:top w:val="none" w:color="auto" w:sz="0"/>
+              <w:left w:val="none" w:color="auto" w:sz="0"/>
+              <w:bottom w:val="single" w:color="E6EAE8" w:sz="4"/>
+              <w:right w:val="none" w:color="auto" w:sz="0"/>
+            </w:tcBorders>
+            <w:tcMar>
+              <w:top w:type="dxa" w:w="60"/>
+              <w:left w:type="dxa" w:w="90"/>
+              <w:bottom w:type="dxa" w:w="60"/>
+              <w:right w:type="dxa" w:w="90"/>
             </w:tcMar>
             <w:vAlign w:val="center"/>
           </w:tcPr>
@@ -1262,12 +1459,17 @@
         <w:tc>
           <w:tcPr>
             <w:tcW w:type="dxa" w:w="1582"/>
-            <w:shd w:fill="FFFFFF" w:color="auto" w:val="clear"/>
-            <w:tcMar>
-              <w:top w:type="dxa" w:w="70"/>
-              <w:left w:type="dxa" w:w="110"/>
-              <w:bottom w:type="dxa" w:w="70"/>
-              <w:right w:type="dxa" w:w="110"/>
+            <w:tcBorders>
+              <w:top w:val="none" w:color="auto" w:sz="0"/>
+              <w:left w:val="none" w:color="auto" w:sz="0"/>
+              <w:bottom w:val="single" w:color="E6EAE8" w:sz="4"/>
+              <w:right w:val="none" w:color="auto" w:sz="0"/>
+            </w:tcBorders>
+            <w:tcMar>
+              <w:top w:type="dxa" w:w="60"/>
+              <w:left w:type="dxa" w:w="90"/>
+              <w:bottom w:type="dxa" w:w="60"/>
+              <w:right w:type="dxa" w:w="90"/>
             </w:tcMar>
             <w:vAlign w:val="center"/>
           </w:tcPr>
@@ -1283,17 +1485,22 @@
       <w:tr>
         <w:trPr>
           <w:tblHeader w:val="false"/>
-          <w:trHeight w:val="460" w:hRule="atLeast"/>
+          <w:trHeight w:val="480" w:hRule="atLeast"/>
         </w:trPr>
         <w:tc>
           <w:tcPr>
             <w:tcW w:type="dxa" w:w="703"/>
-            <w:shd w:fill="F4FAF6" w:color="auto" w:val="clear"/>
-            <w:tcMar>
-              <w:top w:type="dxa" w:w="70"/>
-              <w:left w:type="dxa" w:w="110"/>
-              <w:bottom w:type="dxa" w:w="70"/>
-              <w:right w:type="dxa" w:w="110"/>
+            <w:tcBorders>
+              <w:top w:val="none" w:color="auto" w:sz="0"/>
+              <w:left w:val="none" w:color="auto" w:sz="0"/>
+              <w:bottom w:val="single" w:color="E6EAE8" w:sz="4"/>
+              <w:right w:val="none" w:color="auto" w:sz="0"/>
+            </w:tcBorders>
+            <w:tcMar>
+              <w:top w:type="dxa" w:w="60"/>
+              <w:left w:type="dxa" w:w="90"/>
+              <w:bottom w:type="dxa" w:w="60"/>
+              <w:right w:type="dxa" w:w="90"/>
             </w:tcMar>
             <w:vAlign w:val="center"/>
           </w:tcPr>
@@ -1308,9 +1515,9 @@
                 <w:rFonts w:ascii="Dubai" w:cs="Dubai" w:eastAsia="Dubai" w:hAnsi="Dubai"/>
                 <w:b w:val="false"/>
                 <w:bCs w:val="false"/>
-                <w:color w:val="1F2A26"/>
-                <w:sz w:val="19"/>
-                <w:szCs w:val="19"/>
+                <w:color w:val="075E2F"/>
+                <w:sz w:val="18"/>
+                <w:szCs w:val="18"/>
                 <w:rtl/>
               </w:rPr>
               <w:t xml:space="preserve">٦</w:t>
@@ -1320,12 +1527,17 @@
         <w:tc>
           <w:tcPr>
             <w:tcW w:type="dxa" w:w="6502"/>
-            <w:shd w:fill="F4FAF6" w:color="auto" w:val="clear"/>
-            <w:tcMar>
-              <w:top w:type="dxa" w:w="70"/>
-              <w:left w:type="dxa" w:w="110"/>
-              <w:bottom w:type="dxa" w:w="70"/>
-              <w:right w:type="dxa" w:w="110"/>
+            <w:tcBorders>
+              <w:top w:val="none" w:color="auto" w:sz="0"/>
+              <w:left w:val="none" w:color="auto" w:sz="0"/>
+              <w:bottom w:val="single" w:color="E6EAE8" w:sz="4"/>
+              <w:right w:val="none" w:color="auto" w:sz="0"/>
+            </w:tcBorders>
+            <w:tcMar>
+              <w:top w:type="dxa" w:w="60"/>
+              <w:left w:type="dxa" w:w="90"/>
+              <w:bottom w:type="dxa" w:w="60"/>
+              <w:right w:type="dxa" w:w="90"/>
             </w:tcMar>
             <w:vAlign w:val="center"/>
           </w:tcPr>
@@ -1340,12 +1552,17 @@
         <w:tc>
           <w:tcPr>
             <w:tcW w:type="dxa" w:w="1582"/>
-            <w:shd w:fill="F4FAF6" w:color="auto" w:val="clear"/>
-            <w:tcMar>
-              <w:top w:type="dxa" w:w="70"/>
-              <w:left w:type="dxa" w:w="110"/>
-              <w:bottom w:type="dxa" w:w="70"/>
-              <w:right w:type="dxa" w:w="110"/>
+            <w:tcBorders>
+              <w:top w:val="none" w:color="auto" w:sz="0"/>
+              <w:left w:val="none" w:color="auto" w:sz="0"/>
+              <w:bottom w:val="single" w:color="E6EAE8" w:sz="4"/>
+              <w:right w:val="none" w:color="auto" w:sz="0"/>
+            </w:tcBorders>
+            <w:tcMar>
+              <w:top w:type="dxa" w:w="60"/>
+              <w:left w:type="dxa" w:w="90"/>
+              <w:bottom w:type="dxa" w:w="60"/>
+              <w:right w:type="dxa" w:w="90"/>
             </w:tcMar>
             <w:vAlign w:val="center"/>
           </w:tcPr>
@@ -1361,17 +1578,22 @@
       <w:tr>
         <w:trPr>
           <w:tblHeader w:val="false"/>
-          <w:trHeight w:val="460" w:hRule="atLeast"/>
+          <w:trHeight w:val="480" w:hRule="atLeast"/>
         </w:trPr>
         <w:tc>
           <w:tcPr>
             <w:tcW w:type="dxa" w:w="703"/>
-            <w:shd w:fill="FFFFFF" w:color="auto" w:val="clear"/>
-            <w:tcMar>
-              <w:top w:type="dxa" w:w="70"/>
-              <w:left w:type="dxa" w:w="110"/>
-              <w:bottom w:type="dxa" w:w="70"/>
-              <w:right w:type="dxa" w:w="110"/>
+            <w:tcBorders>
+              <w:top w:val="none" w:color="auto" w:sz="0"/>
+              <w:left w:val="none" w:color="auto" w:sz="0"/>
+              <w:bottom w:val="single" w:color="E6EAE8" w:sz="4"/>
+              <w:right w:val="none" w:color="auto" w:sz="0"/>
+            </w:tcBorders>
+            <w:tcMar>
+              <w:top w:type="dxa" w:w="60"/>
+              <w:left w:type="dxa" w:w="90"/>
+              <w:bottom w:type="dxa" w:w="60"/>
+              <w:right w:type="dxa" w:w="90"/>
             </w:tcMar>
             <w:vAlign w:val="center"/>
           </w:tcPr>
@@ -1386,9 +1608,9 @@
                 <w:rFonts w:ascii="Dubai" w:cs="Dubai" w:eastAsia="Dubai" w:hAnsi="Dubai"/>
                 <w:b w:val="false"/>
                 <w:bCs w:val="false"/>
-                <w:color w:val="1F2A26"/>
-                <w:sz w:val="19"/>
-                <w:szCs w:val="19"/>
+                <w:color w:val="075E2F"/>
+                <w:sz w:val="18"/>
+                <w:szCs w:val="18"/>
                 <w:rtl/>
               </w:rPr>
               <w:t xml:space="preserve">٧</w:t>
@@ -1398,12 +1620,17 @@
         <w:tc>
           <w:tcPr>
             <w:tcW w:type="dxa" w:w="6502"/>
-            <w:shd w:fill="FFFFFF" w:color="auto" w:val="clear"/>
-            <w:tcMar>
-              <w:top w:type="dxa" w:w="70"/>
-              <w:left w:type="dxa" w:w="110"/>
-              <w:bottom w:type="dxa" w:w="70"/>
-              <w:right w:type="dxa" w:w="110"/>
+            <w:tcBorders>
+              <w:top w:val="none" w:color="auto" w:sz="0"/>
+              <w:left w:val="none" w:color="auto" w:sz="0"/>
+              <w:bottom w:val="single" w:color="E6EAE8" w:sz="4"/>
+              <w:right w:val="none" w:color="auto" w:sz="0"/>
+            </w:tcBorders>
+            <w:tcMar>
+              <w:top w:type="dxa" w:w="60"/>
+              <w:left w:type="dxa" w:w="90"/>
+              <w:bottom w:type="dxa" w:w="60"/>
+              <w:right w:type="dxa" w:w="90"/>
             </w:tcMar>
             <w:vAlign w:val="center"/>
           </w:tcPr>
@@ -1418,12 +1645,17 @@
         <w:tc>
           <w:tcPr>
             <w:tcW w:type="dxa" w:w="1582"/>
-            <w:shd w:fill="FFFFFF" w:color="auto" w:val="clear"/>
-            <w:tcMar>
-              <w:top w:type="dxa" w:w="70"/>
-              <w:left w:type="dxa" w:w="110"/>
-              <w:bottom w:type="dxa" w:w="70"/>
-              <w:right w:type="dxa" w:w="110"/>
+            <w:tcBorders>
+              <w:top w:val="none" w:color="auto" w:sz="0"/>
+              <w:left w:val="none" w:color="auto" w:sz="0"/>
+              <w:bottom w:val="single" w:color="E6EAE8" w:sz="4"/>
+              <w:right w:val="none" w:color="auto" w:sz="0"/>
+            </w:tcBorders>
+            <w:tcMar>
+              <w:top w:type="dxa" w:w="60"/>
+              <w:left w:type="dxa" w:w="90"/>
+              <w:bottom w:type="dxa" w:w="60"/>
+              <w:right w:type="dxa" w:w="90"/>
             </w:tcMar>
             <w:vAlign w:val="center"/>
           </w:tcPr>
@@ -1439,17 +1671,22 @@
       <w:tr>
         <w:trPr>
           <w:tblHeader w:val="false"/>
-          <w:trHeight w:val="460" w:hRule="atLeast"/>
+          <w:trHeight w:val="480" w:hRule="atLeast"/>
         </w:trPr>
         <w:tc>
           <w:tcPr>
             <w:tcW w:type="dxa" w:w="703"/>
-            <w:shd w:fill="F4FAF6" w:color="auto" w:val="clear"/>
-            <w:tcMar>
-              <w:top w:type="dxa" w:w="70"/>
-              <w:left w:type="dxa" w:w="110"/>
-              <w:bottom w:type="dxa" w:w="70"/>
-              <w:right w:type="dxa" w:w="110"/>
+            <w:tcBorders>
+              <w:top w:val="none" w:color="auto" w:sz="0"/>
+              <w:left w:val="none" w:color="auto" w:sz="0"/>
+              <w:bottom w:val="single" w:color="E6EAE8" w:sz="4"/>
+              <w:right w:val="none" w:color="auto" w:sz="0"/>
+            </w:tcBorders>
+            <w:tcMar>
+              <w:top w:type="dxa" w:w="60"/>
+              <w:left w:type="dxa" w:w="90"/>
+              <w:bottom w:type="dxa" w:w="60"/>
+              <w:right w:type="dxa" w:w="90"/>
             </w:tcMar>
             <w:vAlign w:val="center"/>
           </w:tcPr>
@@ -1464,9 +1701,9 @@
                 <w:rFonts w:ascii="Dubai" w:cs="Dubai" w:eastAsia="Dubai" w:hAnsi="Dubai"/>
                 <w:b w:val="false"/>
                 <w:bCs w:val="false"/>
-                <w:color w:val="1F2A26"/>
-                <w:sz w:val="19"/>
-                <w:szCs w:val="19"/>
+                <w:color w:val="075E2F"/>
+                <w:sz w:val="18"/>
+                <w:szCs w:val="18"/>
                 <w:rtl/>
               </w:rPr>
               <w:t xml:space="preserve">٨</w:t>
@@ -1476,12 +1713,17 @@
         <w:tc>
           <w:tcPr>
             <w:tcW w:type="dxa" w:w="6502"/>
-            <w:shd w:fill="F4FAF6" w:color="auto" w:val="clear"/>
-            <w:tcMar>
-              <w:top w:type="dxa" w:w="70"/>
-              <w:left w:type="dxa" w:w="110"/>
-              <w:bottom w:type="dxa" w:w="70"/>
-              <w:right w:type="dxa" w:w="110"/>
+            <w:tcBorders>
+              <w:top w:val="none" w:color="auto" w:sz="0"/>
+              <w:left w:val="none" w:color="auto" w:sz="0"/>
+              <w:bottom w:val="single" w:color="E6EAE8" w:sz="4"/>
+              <w:right w:val="none" w:color="auto" w:sz="0"/>
+            </w:tcBorders>
+            <w:tcMar>
+              <w:top w:type="dxa" w:w="60"/>
+              <w:left w:type="dxa" w:w="90"/>
+              <w:bottom w:type="dxa" w:w="60"/>
+              <w:right w:type="dxa" w:w="90"/>
             </w:tcMar>
             <w:vAlign w:val="center"/>
           </w:tcPr>
@@ -1496,12 +1738,17 @@
         <w:tc>
           <w:tcPr>
             <w:tcW w:type="dxa" w:w="1582"/>
-            <w:shd w:fill="F4FAF6" w:color="auto" w:val="clear"/>
-            <w:tcMar>
-              <w:top w:type="dxa" w:w="70"/>
-              <w:left w:type="dxa" w:w="110"/>
-              <w:bottom w:type="dxa" w:w="70"/>
-              <w:right w:type="dxa" w:w="110"/>
+            <w:tcBorders>
+              <w:top w:val="none" w:color="auto" w:sz="0"/>
+              <w:left w:val="none" w:color="auto" w:sz="0"/>
+              <w:bottom w:val="single" w:color="E6EAE8" w:sz="4"/>
+              <w:right w:val="none" w:color="auto" w:sz="0"/>
+            </w:tcBorders>
+            <w:tcMar>
+              <w:top w:type="dxa" w:w="60"/>
+              <w:left w:type="dxa" w:w="90"/>
+              <w:bottom w:type="dxa" w:w="60"/>
+              <w:right w:type="dxa" w:w="90"/>
             </w:tcMar>
             <w:vAlign w:val="center"/>
           </w:tcPr>
@@ -1518,7 +1765,7 @@
     <w:p>
       <w:pPr>
         <w:bidi/>
-        <w:spacing w:after="140" w:before="0"/>
+        <w:spacing w:after="160" w:before="0"/>
       </w:pPr>
     </w:p>
     <w:tbl>
@@ -1536,23 +1783,28 @@
         <w:tblLayout w:type="fixed"/>
       </w:tblPr>
       <w:tblGrid>
-        <w:gridCol w:w="700"/>
-        <w:gridCol w:w="8087"/>
+        <w:gridCol w:w="950"/>
+        <w:gridCol w:w="7837"/>
       </w:tblGrid>
       <w:tr>
         <w:trPr>
           <w:tblHeader w:val="false"/>
-          <w:trHeight w:val="380" w:hRule="atLeast"/>
+          <w:trHeight w:val="560" w:hRule="atLeast"/>
         </w:trPr>
         <w:tc>
           <w:tcPr>
-            <w:tcW w:type="dxa" w:w="700"/>
-            <w:shd w:fill="043D20" w:color="auto" w:val="clear"/>
-            <w:tcMar>
-              <w:top w:type="dxa" w:w="60"/>
-              <w:left w:type="dxa" w:w="110"/>
-              <w:bottom w:type="dxa" w:w="60"/>
-              <w:right w:type="dxa" w:w="110"/>
+            <w:tcW w:type="dxa" w:w="950"/>
+            <w:tcBorders>
+              <w:top w:val="none" w:color="auto" w:sz="0"/>
+              <w:left w:val="none" w:color="auto" w:sz="0"/>
+              <w:bottom w:val="single" w:color="C8A45C" w:sz="8"/>
+              <w:right w:val="none" w:color="auto" w:sz="0"/>
+            </w:tcBorders>
+            <w:tcMar>
+              <w:top w:type="dxa" w:w="20"/>
+              <w:left w:type="dxa" w:w="90"/>
+              <w:bottom w:type="dxa" w:w="20"/>
+              <w:right w:type="dxa" w:w="90"/>
             </w:tcMar>
             <w:vAlign w:val="center"/>
           </w:tcPr>
@@ -1567,9 +1819,9 @@
                 <w:rFonts w:ascii="Dubai" w:cs="Dubai" w:eastAsia="Dubai" w:hAnsi="Dubai"/>
                 <w:b/>
                 <w:bCs/>
-                <w:color w:val="C8A45C"/>
-                <w:sz w:val="21"/>
-                <w:szCs w:val="21"/>
+                <w:color w:val="BEE9D1"/>
+                <w:sz w:val="52"/>
+                <w:szCs w:val="52"/>
                 <w:rtl/>
               </w:rPr>
               <w:t xml:space="preserve">٠٤</w:t>
@@ -1578,73 +1830,20 @@
         </w:tc>
         <w:tc>
           <w:tcPr>
-            <w:tcW w:type="dxa" w:w="8087"/>
-            <w:shd w:fill="0C8643" w:color="auto" w:val="clear"/>
-            <w:tcMar>
-              <w:top w:type="dxa" w:w="60"/>
-              <w:left w:type="dxa" w:w="110"/>
-              <w:bottom w:type="dxa" w:w="60"/>
-              <w:right w:type="dxa" w:w="110"/>
-            </w:tcMar>
-            <w:vAlign w:val="center"/>
-          </w:tcPr>
-          <w:p>
-            <w:pPr>
-              <w:bidi/>
-              <w:spacing w:after="0" w:before="0"/>
-            </w:pPr>
-            <w:r>
-              <w:rPr>
-                <w:rFonts w:ascii="Dubai" w:cs="Dubai" w:eastAsia="Dubai" w:hAnsi="Dubai"/>
-                <w:b/>
-                <w:bCs/>
-                <w:color w:val="FFFFFF"/>
-                <w:sz w:val="22"/>
-                <w:szCs w:val="22"/>
-                <w:rtl/>
-              </w:rPr>
-              <w:t xml:space="preserve">المؤهلات والخبرات المطلوبة</w:t>
-            </w:r>
-          </w:p>
-        </w:tc>
-      </w:tr>
-    </w:tbl>
-    <w:tbl>
-      <w:tblPr>
-        <w:bidiVisual/>
-        <w:tblW w:type="dxa" w:w="8787"/>
-        <w:tblBorders>
-          <w:top w:val="single" w:color="C9D1CD" w:sz="4"/>
-          <w:left w:val="single" w:color="C9D1CD" w:sz="4"/>
-          <w:bottom w:val="single" w:color="C9D1CD" w:sz="4"/>
-          <w:right w:val="single" w:color="C9D1CD" w:sz="4"/>
-          <w:insideH w:val="single" w:color="C9D1CD" w:sz="4"/>
-          <w:insideV w:val="single" w:color="C9D1CD" w:sz="4"/>
-        </w:tblBorders>
-        <w:tblLayout w:type="fixed"/>
-      </w:tblPr>
-      <w:tblGrid>
-        <w:gridCol w:w="1750"/>
-        <w:gridCol w:w="2644"/>
-        <w:gridCol w:w="1750"/>
-        <w:gridCol w:w="2643"/>
-      </w:tblGrid>
-      <w:tr>
-        <w:trPr>
-          <w:tblHeader w:val="false"/>
-          <w:trHeight w:val="440" w:hRule="atLeast"/>
-        </w:trPr>
-        <w:tc>
-          <w:tcPr>
-            <w:tcW w:type="dxa" w:w="1750"/>
-            <w:shd w:fill="E8F5ED" w:color="auto" w:val="clear"/>
-            <w:tcMar>
-              <w:top w:type="dxa" w:w="70"/>
-              <w:left w:type="dxa" w:w="110"/>
-              <w:bottom w:type="dxa" w:w="70"/>
-              <w:right w:type="dxa" w:w="110"/>
-            </w:tcMar>
-            <w:vAlign w:val="center"/>
+            <w:tcW w:type="dxa" w:w="7837"/>
+            <w:tcBorders>
+              <w:top w:val="none" w:color="auto" w:sz="0"/>
+              <w:left w:val="none" w:color="auto" w:sz="0"/>
+              <w:bottom w:val="single" w:color="C8A45C" w:sz="8"/>
+              <w:right w:val="none" w:color="auto" w:sz="0"/>
+            </w:tcBorders>
+            <w:tcMar>
+              <w:top w:type="dxa" w:w="20"/>
+              <w:left w:type="dxa" w:w="90"/>
+              <w:bottom w:type="dxa" w:w="20"/>
+              <w:right w:type="dxa" w:w="90"/>
+            </w:tcMar>
+            <w:vAlign w:val="bottom"/>
           </w:tcPr>
           <w:p>
             <w:pPr>
@@ -1657,239 +1856,12 @@
                 <w:b/>
                 <w:bCs/>
                 <w:color w:val="043D20"/>
-                <w:sz w:val="19"/>
-                <w:szCs w:val="19"/>
-                <w:rtl/>
-              </w:rPr>
-              <w:t xml:space="preserve">المؤهل العلمي</w:t>
-            </w:r>
-          </w:p>
-        </w:tc>
-        <w:tc>
-          <w:tcPr>
-            <w:tcW w:type="dxa" w:w="2644"/>
-            <w:tcMar>
-              <w:top w:type="dxa" w:w="70"/>
-              <w:left w:type="dxa" w:w="110"/>
-              <w:bottom w:type="dxa" w:w="70"/>
-              <w:right w:type="dxa" w:w="110"/>
-            </w:tcMar>
-            <w:vAlign w:val="center"/>
-          </w:tcPr>
-          <w:p>
-            <w:pPr>
-              <w:bidi/>
-              <w:spacing w:after="0" w:before="0"/>
-            </w:pPr>
-          </w:p>
-        </w:tc>
-        <w:tc>
-          <w:tcPr>
-            <w:tcW w:type="dxa" w:w="1750"/>
-            <w:shd w:fill="E8F5ED" w:color="auto" w:val="clear"/>
-            <w:tcMar>
-              <w:top w:type="dxa" w:w="70"/>
-              <w:left w:type="dxa" w:w="110"/>
-              <w:bottom w:type="dxa" w:w="70"/>
-              <w:right w:type="dxa" w:w="110"/>
-            </w:tcMar>
-            <w:vAlign w:val="center"/>
-          </w:tcPr>
-          <w:p>
-            <w:pPr>
-              <w:bidi/>
-              <w:spacing w:after="0" w:before="0"/>
-            </w:pPr>
-            <w:r>
-              <w:rPr>
-                <w:rFonts w:ascii="Dubai" w:cs="Dubai" w:eastAsia="Dubai" w:hAnsi="Dubai"/>
-                <w:b/>
-                <w:bCs/>
-                <w:color w:val="043D20"/>
-                <w:sz w:val="19"/>
-                <w:szCs w:val="19"/>
-                <w:rtl/>
-              </w:rPr>
-              <w:t xml:space="preserve">التخصص</w:t>
-            </w:r>
-          </w:p>
-        </w:tc>
-        <w:tc>
-          <w:tcPr>
-            <w:tcW w:type="dxa" w:w="2643"/>
-            <w:tcMar>
-              <w:top w:type="dxa" w:w="70"/>
-              <w:left w:type="dxa" w:w="110"/>
-              <w:bottom w:type="dxa" w:w="70"/>
-              <w:right w:type="dxa" w:w="110"/>
-            </w:tcMar>
-            <w:vAlign w:val="center"/>
-          </w:tcPr>
-          <w:p>
-            <w:pPr>
-              <w:bidi/>
-              <w:spacing w:after="0" w:before="0"/>
-            </w:pPr>
-          </w:p>
-        </w:tc>
-      </w:tr>
-      <w:tr>
-        <w:trPr>
-          <w:tblHeader w:val="false"/>
-          <w:trHeight w:val="440" w:hRule="atLeast"/>
-        </w:trPr>
-        <w:tc>
-          <w:tcPr>
-            <w:tcW w:type="dxa" w:w="1750"/>
-            <w:shd w:fill="E8F5ED" w:color="auto" w:val="clear"/>
-            <w:tcMar>
-              <w:top w:type="dxa" w:w="70"/>
-              <w:left w:type="dxa" w:w="110"/>
-              <w:bottom w:type="dxa" w:w="70"/>
-              <w:right w:type="dxa" w:w="110"/>
-            </w:tcMar>
-            <w:vAlign w:val="center"/>
-          </w:tcPr>
-          <w:p>
-            <w:pPr>
-              <w:bidi/>
-              <w:spacing w:after="0" w:before="0"/>
-            </w:pPr>
-            <w:r>
-              <w:rPr>
-                <w:rFonts w:ascii="Dubai" w:cs="Dubai" w:eastAsia="Dubai" w:hAnsi="Dubai"/>
-                <w:b/>
-                <w:bCs/>
-                <w:color w:val="043D20"/>
-                <w:sz w:val="19"/>
-                <w:szCs w:val="19"/>
-                <w:rtl/>
-              </w:rPr>
-              <w:t xml:space="preserve">سنوات الخبرة</w:t>
-            </w:r>
-          </w:p>
-        </w:tc>
-        <w:tc>
-          <w:tcPr>
-            <w:tcW w:type="dxa" w:w="2644"/>
-            <w:tcMar>
-              <w:top w:type="dxa" w:w="70"/>
-              <w:left w:type="dxa" w:w="110"/>
-              <w:bottom w:type="dxa" w:w="70"/>
-              <w:right w:type="dxa" w:w="110"/>
-            </w:tcMar>
-            <w:vAlign w:val="center"/>
-          </w:tcPr>
-          <w:p>
-            <w:pPr>
-              <w:bidi/>
-              <w:spacing w:after="0" w:before="0"/>
-            </w:pPr>
-          </w:p>
-        </w:tc>
-        <w:tc>
-          <w:tcPr>
-            <w:tcW w:type="dxa" w:w="1750"/>
-            <w:shd w:fill="E8F5ED" w:color="auto" w:val="clear"/>
-            <w:tcMar>
-              <w:top w:type="dxa" w:w="70"/>
-              <w:left w:type="dxa" w:w="110"/>
-              <w:bottom w:type="dxa" w:w="70"/>
-              <w:right w:type="dxa" w:w="110"/>
-            </w:tcMar>
-            <w:vAlign w:val="center"/>
-          </w:tcPr>
-          <w:p>
-            <w:pPr>
-              <w:bidi/>
-              <w:spacing w:after="0" w:before="0"/>
-            </w:pPr>
-            <w:r>
-              <w:rPr>
-                <w:rFonts w:ascii="Dubai" w:cs="Dubai" w:eastAsia="Dubai" w:hAnsi="Dubai"/>
-                <w:b/>
-                <w:bCs/>
-                <w:color w:val="043D20"/>
-                <w:sz w:val="19"/>
-                <w:szCs w:val="19"/>
-                <w:rtl/>
-              </w:rPr>
-              <w:t xml:space="preserve">الشهادات المهنية</w:t>
-            </w:r>
-          </w:p>
-        </w:tc>
-        <w:tc>
-          <w:tcPr>
-            <w:tcW w:type="dxa" w:w="2643"/>
-            <w:tcMar>
-              <w:top w:type="dxa" w:w="70"/>
-              <w:left w:type="dxa" w:w="110"/>
-              <w:bottom w:type="dxa" w:w="70"/>
-              <w:right w:type="dxa" w:w="110"/>
-            </w:tcMar>
-            <w:vAlign w:val="center"/>
-          </w:tcPr>
-          <w:p>
-            <w:pPr>
-              <w:bidi/>
-              <w:spacing w:after="0" w:before="0"/>
-            </w:pPr>
-          </w:p>
-        </w:tc>
-      </w:tr>
-      <w:tr>
-        <w:trPr>
-          <w:tblHeader w:val="false"/>
-          <w:trHeight w:val="440" w:hRule="atLeast"/>
-        </w:trPr>
-        <w:tc>
-          <w:tcPr>
-            <w:tcW w:type="dxa" w:w="1750"/>
-            <w:shd w:fill="E8F5ED" w:color="auto" w:val="clear"/>
-            <w:tcMar>
-              <w:top w:type="dxa" w:w="70"/>
-              <w:left w:type="dxa" w:w="110"/>
-              <w:bottom w:type="dxa" w:w="70"/>
-              <w:right w:type="dxa" w:w="110"/>
-            </w:tcMar>
-            <w:vAlign w:val="center"/>
-          </w:tcPr>
-          <w:p>
-            <w:pPr>
-              <w:bidi/>
-              <w:spacing w:after="0" w:before="0"/>
-            </w:pPr>
-            <w:r>
-              <w:rPr>
-                <w:rFonts w:ascii="Dubai" w:cs="Dubai" w:eastAsia="Dubai" w:hAnsi="Dubai"/>
-                <w:b/>
-                <w:bCs/>
-                <w:color w:val="043D20"/>
-                <w:sz w:val="19"/>
-                <w:szCs w:val="19"/>
-                <w:rtl/>
-              </w:rPr>
-              <w:t xml:space="preserve">اللغات المطلوبة</w:t>
-            </w:r>
-          </w:p>
-        </w:tc>
-        <w:tc>
-          <w:tcPr>
-            <w:tcW w:type="dxa" w:w="7037"/>
-            <w:gridSpan w:val="3"/>
-            <w:tcMar>
-              <w:top w:type="dxa" w:w="70"/>
-              <w:left w:type="dxa" w:w="110"/>
-              <w:bottom w:type="dxa" w:w="70"/>
-              <w:right w:type="dxa" w:w="110"/>
-            </w:tcMar>
-            <w:vAlign w:val="center"/>
-          </w:tcPr>
-          <w:p>
-            <w:pPr>
-              <w:bidi/>
-              <w:spacing w:after="0" w:before="0"/>
-            </w:pPr>
+                <w:sz w:val="26"/>
+                <w:szCs w:val="26"/>
+                <w:rtl/>
+              </w:rPr>
+              <w:t xml:space="preserve">المؤهلات والخبرات المطلوبة</w:t>
+            </w:r>
           </w:p>
         </w:tc>
       </w:tr>
@@ -1909,75 +1881,296 @@
         <w:tblLayout w:type="fixed"/>
       </w:tblPr>
       <w:tblGrid>
-        <w:gridCol w:w="700"/>
-        <w:gridCol w:w="8087"/>
+        <w:gridCol w:w="4224"/>
+        <w:gridCol w:w="340"/>
+        <w:gridCol w:w="4223"/>
       </w:tblGrid>
       <w:tr>
         <w:trPr>
           <w:tblHeader w:val="false"/>
-          <w:trHeight w:val="380" w:hRule="atLeast"/>
         </w:trPr>
         <w:tc>
           <w:tcPr>
-            <w:tcW w:type="dxa" w:w="700"/>
-            <w:shd w:fill="043D20" w:color="auto" w:val="clear"/>
-            <w:tcMar>
-              <w:top w:type="dxa" w:w="60"/>
-              <w:left w:type="dxa" w:w="110"/>
-              <w:bottom w:type="dxa" w:w="60"/>
-              <w:right w:type="dxa" w:w="110"/>
-            </w:tcMar>
-            <w:vAlign w:val="center"/>
-          </w:tcPr>
-          <w:p>
-            <w:pPr>
-              <w:bidi/>
-              <w:spacing w:after="0" w:before="0"/>
-              <w:jc w:val="center"/>
-            </w:pPr>
-            <w:r>
-              <w:rPr>
-                <w:rFonts w:ascii="Dubai" w:cs="Dubai" w:eastAsia="Dubai" w:hAnsi="Dubai"/>
-                <w:b/>
-                <w:bCs/>
-                <w:color w:val="C8A45C"/>
-                <w:sz w:val="21"/>
-                <w:szCs w:val="21"/>
-                <w:rtl/>
-              </w:rPr>
-              <w:t xml:space="preserve">٠٥</w:t>
-            </w:r>
-          </w:p>
-        </w:tc>
-        <w:tc>
-          <w:tcPr>
-            <w:tcW w:type="dxa" w:w="8087"/>
-            <w:shd w:fill="0C8643" w:color="auto" w:val="clear"/>
-            <w:tcMar>
-              <w:top w:type="dxa" w:w="60"/>
-              <w:left w:type="dxa" w:w="110"/>
-              <w:bottom w:type="dxa" w:w="60"/>
-              <w:right w:type="dxa" w:w="110"/>
-            </w:tcMar>
-            <w:vAlign w:val="center"/>
-          </w:tcPr>
-          <w:p>
-            <w:pPr>
-              <w:bidi/>
-              <w:spacing w:after="0" w:before="0"/>
-            </w:pPr>
-            <w:r>
-              <w:rPr>
-                <w:rFonts w:ascii="Dubai" w:cs="Dubai" w:eastAsia="Dubai" w:hAnsi="Dubai"/>
-                <w:b/>
-                <w:bCs/>
-                <w:color w:val="FFFFFF"/>
-                <w:sz w:val="22"/>
-                <w:szCs w:val="22"/>
-                <w:rtl/>
-              </w:rPr>
-              <w:t xml:space="preserve">الجدارات المطلوبة</w:t>
-            </w:r>
+            <w:tcW w:type="dxa" w:w="4224"/>
+            <w:tcBorders>
+              <w:top w:val="none" w:color="auto" w:sz="0"/>
+              <w:left w:val="none" w:color="auto" w:sz="0"/>
+              <w:bottom w:val="none" w:color="auto" w:sz="0"/>
+              <w:right w:val="none" w:color="auto" w:sz="0"/>
+            </w:tcBorders>
+            <w:tcMar>
+              <w:top w:type="dxa" w:w="70"/>
+              <w:left w:type="dxa" w:w="20"/>
+              <w:bottom w:type="dxa" w:w="70"/>
+              <w:right w:type="dxa" w:w="20"/>
+            </w:tcMar>
+            <w:vAlign w:val="top"/>
+          </w:tcPr>
+          <w:p>
+            <w:pPr>
+              <w:bidi/>
+              <w:spacing w:after="0" w:before="0"/>
+            </w:pPr>
+            <w:r>
+              <w:rPr>
+                <w:rFonts w:ascii="Dubai" w:cs="Dubai" w:eastAsia="Dubai" w:hAnsi="Dubai"/>
+                <w:b w:val="false"/>
+                <w:bCs w:val="false"/>
+                <w:color w:val="3E4B46"/>
+                <w:sz w:val="16"/>
+                <w:szCs w:val="16"/>
+                <w:rtl/>
+              </w:rPr>
+              <w:t xml:space="preserve">المؤهل العلمي</w:t>
+            </w:r>
+          </w:p>
+          <w:p>
+            <w:pPr>
+              <w:pBdr>
+                <w:bottom w:val="single" w:color="3EBB77" w:sz="6"/>
+              </w:pBdr>
+              <w:bidi/>
+              <w:spacing w:after="0" w:before="300"/>
+            </w:pPr>
+          </w:p>
+        </w:tc>
+        <w:tc>
+          <w:tcPr>
+            <w:tcW w:type="dxa" w:w="340"/>
+            <w:tcBorders>
+              <w:top w:val="none" w:color="auto" w:sz="0"/>
+              <w:left w:val="none" w:color="auto" w:sz="0"/>
+              <w:bottom w:val="none" w:color="auto" w:sz="0"/>
+              <w:right w:val="none" w:color="auto" w:sz="0"/>
+            </w:tcBorders>
+            <w:tcMar>
+              <w:top w:type="dxa" w:w="70"/>
+              <w:left w:type="dxa" w:w="0"/>
+              <w:bottom w:type="dxa" w:w="70"/>
+              <w:right w:type="dxa" w:w="0"/>
+            </w:tcMar>
+            <w:vAlign w:val="center"/>
+          </w:tcPr>
+          <w:p>
+            <w:pPr>
+              <w:bidi/>
+              <w:spacing w:after="0" w:before="0"/>
+            </w:pPr>
+          </w:p>
+        </w:tc>
+        <w:tc>
+          <w:tcPr>
+            <w:tcW w:type="dxa" w:w="4223"/>
+            <w:tcBorders>
+              <w:top w:val="none" w:color="auto" w:sz="0"/>
+              <w:left w:val="none" w:color="auto" w:sz="0"/>
+              <w:bottom w:val="none" w:color="auto" w:sz="0"/>
+              <w:right w:val="none" w:color="auto" w:sz="0"/>
+            </w:tcBorders>
+            <w:tcMar>
+              <w:top w:type="dxa" w:w="70"/>
+              <w:left w:type="dxa" w:w="20"/>
+              <w:bottom w:type="dxa" w:w="70"/>
+              <w:right w:type="dxa" w:w="20"/>
+            </w:tcMar>
+            <w:vAlign w:val="top"/>
+          </w:tcPr>
+          <w:p>
+            <w:pPr>
+              <w:bidi/>
+              <w:spacing w:after="0" w:before="0"/>
+            </w:pPr>
+            <w:r>
+              <w:rPr>
+                <w:rFonts w:ascii="Dubai" w:cs="Dubai" w:eastAsia="Dubai" w:hAnsi="Dubai"/>
+                <w:b w:val="false"/>
+                <w:bCs w:val="false"/>
+                <w:color w:val="3E4B46"/>
+                <w:sz w:val="16"/>
+                <w:szCs w:val="16"/>
+                <w:rtl/>
+              </w:rPr>
+              <w:t xml:space="preserve">التخصص</w:t>
+            </w:r>
+          </w:p>
+          <w:p>
+            <w:pPr>
+              <w:pBdr>
+                <w:bottom w:val="single" w:color="3EBB77" w:sz="6"/>
+              </w:pBdr>
+              <w:bidi/>
+              <w:spacing w:after="0" w:before="300"/>
+            </w:pPr>
+          </w:p>
+        </w:tc>
+      </w:tr>
+      <w:tr>
+        <w:trPr>
+          <w:tblHeader w:val="false"/>
+        </w:trPr>
+        <w:tc>
+          <w:tcPr>
+            <w:tcW w:type="dxa" w:w="4224"/>
+            <w:tcBorders>
+              <w:top w:val="none" w:color="auto" w:sz="0"/>
+              <w:left w:val="none" w:color="auto" w:sz="0"/>
+              <w:bottom w:val="none" w:color="auto" w:sz="0"/>
+              <w:right w:val="none" w:color="auto" w:sz="0"/>
+            </w:tcBorders>
+            <w:tcMar>
+              <w:top w:type="dxa" w:w="70"/>
+              <w:left w:type="dxa" w:w="20"/>
+              <w:bottom w:type="dxa" w:w="70"/>
+              <w:right w:type="dxa" w:w="20"/>
+            </w:tcMar>
+            <w:vAlign w:val="top"/>
+          </w:tcPr>
+          <w:p>
+            <w:pPr>
+              <w:bidi/>
+              <w:spacing w:after="0" w:before="0"/>
+            </w:pPr>
+            <w:r>
+              <w:rPr>
+                <w:rFonts w:ascii="Dubai" w:cs="Dubai" w:eastAsia="Dubai" w:hAnsi="Dubai"/>
+                <w:b w:val="false"/>
+                <w:bCs w:val="false"/>
+                <w:color w:val="3E4B46"/>
+                <w:sz w:val="16"/>
+                <w:szCs w:val="16"/>
+                <w:rtl/>
+              </w:rPr>
+              <w:t xml:space="preserve">سنوات الخبرة</w:t>
+            </w:r>
+          </w:p>
+          <w:p>
+            <w:pPr>
+              <w:pBdr>
+                <w:bottom w:val="single" w:color="3EBB77" w:sz="6"/>
+              </w:pBdr>
+              <w:bidi/>
+              <w:spacing w:after="0" w:before="300"/>
+            </w:pPr>
+          </w:p>
+        </w:tc>
+        <w:tc>
+          <w:tcPr>
+            <w:tcW w:type="dxa" w:w="340"/>
+            <w:tcBorders>
+              <w:top w:val="none" w:color="auto" w:sz="0"/>
+              <w:left w:val="none" w:color="auto" w:sz="0"/>
+              <w:bottom w:val="none" w:color="auto" w:sz="0"/>
+              <w:right w:val="none" w:color="auto" w:sz="0"/>
+            </w:tcBorders>
+            <w:tcMar>
+              <w:top w:type="dxa" w:w="70"/>
+              <w:left w:type="dxa" w:w="0"/>
+              <w:bottom w:type="dxa" w:w="70"/>
+              <w:right w:type="dxa" w:w="0"/>
+            </w:tcMar>
+            <w:vAlign w:val="center"/>
+          </w:tcPr>
+          <w:p>
+            <w:pPr>
+              <w:bidi/>
+              <w:spacing w:after="0" w:before="0"/>
+            </w:pPr>
+          </w:p>
+        </w:tc>
+        <w:tc>
+          <w:tcPr>
+            <w:tcW w:type="dxa" w:w="4223"/>
+            <w:tcBorders>
+              <w:top w:val="none" w:color="auto" w:sz="0"/>
+              <w:left w:val="none" w:color="auto" w:sz="0"/>
+              <w:bottom w:val="none" w:color="auto" w:sz="0"/>
+              <w:right w:val="none" w:color="auto" w:sz="0"/>
+            </w:tcBorders>
+            <w:tcMar>
+              <w:top w:type="dxa" w:w="70"/>
+              <w:left w:type="dxa" w:w="20"/>
+              <w:bottom w:type="dxa" w:w="70"/>
+              <w:right w:type="dxa" w:w="20"/>
+            </w:tcMar>
+            <w:vAlign w:val="top"/>
+          </w:tcPr>
+          <w:p>
+            <w:pPr>
+              <w:bidi/>
+              <w:spacing w:after="0" w:before="0"/>
+            </w:pPr>
+            <w:r>
+              <w:rPr>
+                <w:rFonts w:ascii="Dubai" w:cs="Dubai" w:eastAsia="Dubai" w:hAnsi="Dubai"/>
+                <w:b w:val="false"/>
+                <w:bCs w:val="false"/>
+                <w:color w:val="3E4B46"/>
+                <w:sz w:val="16"/>
+                <w:szCs w:val="16"/>
+                <w:rtl/>
+              </w:rPr>
+              <w:t xml:space="preserve">الشهادات المهنية</w:t>
+            </w:r>
+          </w:p>
+          <w:p>
+            <w:pPr>
+              <w:pBdr>
+                <w:bottom w:val="single" w:color="3EBB77" w:sz="6"/>
+              </w:pBdr>
+              <w:bidi/>
+              <w:spacing w:after="0" w:before="300"/>
+            </w:pPr>
+          </w:p>
+        </w:tc>
+      </w:tr>
+      <w:tr>
+        <w:trPr>
+          <w:tblHeader w:val="false"/>
+        </w:trPr>
+        <w:tc>
+          <w:tcPr>
+            <w:tcW w:type="dxa" w:w="8787"/>
+            <w:gridSpan w:val="3"/>
+            <w:tcBorders>
+              <w:top w:val="none" w:color="auto" w:sz="0"/>
+              <w:left w:val="none" w:color="auto" w:sz="0"/>
+              <w:bottom w:val="none" w:color="auto" w:sz="0"/>
+              <w:right w:val="none" w:color="auto" w:sz="0"/>
+            </w:tcBorders>
+            <w:tcMar>
+              <w:top w:type="dxa" w:w="70"/>
+              <w:left w:type="dxa" w:w="20"/>
+              <w:bottom w:type="dxa" w:w="70"/>
+              <w:right w:type="dxa" w:w="20"/>
+            </w:tcMar>
+            <w:vAlign w:val="top"/>
+          </w:tcPr>
+          <w:p>
+            <w:pPr>
+              <w:bidi/>
+              <w:spacing w:after="0" w:before="0"/>
+            </w:pPr>
+            <w:r>
+              <w:rPr>
+                <w:rFonts w:ascii="Dubai" w:cs="Dubai" w:eastAsia="Dubai" w:hAnsi="Dubai"/>
+                <w:b w:val="false"/>
+                <w:bCs w:val="false"/>
+                <w:color w:val="3E4B46"/>
+                <w:sz w:val="16"/>
+                <w:szCs w:val="16"/>
+                <w:rtl/>
+              </w:rPr>
+              <w:t xml:space="preserve">اللغات المطلوبة</w:t>
+            </w:r>
+          </w:p>
+          <w:p>
+            <w:pPr>
+              <w:pBdr>
+                <w:bottom w:val="single" w:color="3EBB77" w:sz="6"/>
+              </w:pBdr>
+              <w:bidi/>
+              <w:spacing w:after="0" w:before="300"/>
+            </w:pPr>
           </w:p>
         </w:tc>
       </w:tr>
@@ -1987,12 +2180,110 @@
         <w:bidiVisual/>
         <w:tblW w:type="dxa" w:w="8787"/>
         <w:tblBorders>
-          <w:top w:val="single" w:color="C9D1CD" w:sz="4"/>
-          <w:left w:val="single" w:color="C9D1CD" w:sz="4"/>
-          <w:bottom w:val="single" w:color="C9D1CD" w:sz="4"/>
-          <w:right w:val="single" w:color="C9D1CD" w:sz="4"/>
-          <w:insideH w:val="single" w:color="C9D1CD" w:sz="4"/>
-          <w:insideV w:val="single" w:color="C9D1CD" w:sz="4"/>
+          <w:top w:val="none" w:color="auto" w:sz="0"/>
+          <w:left w:val="none" w:color="auto" w:sz="0"/>
+          <w:bottom w:val="none" w:color="auto" w:sz="0"/>
+          <w:right w:val="none" w:color="auto" w:sz="0"/>
+          <w:insideH w:val="none" w:color="auto" w:sz="0"/>
+          <w:insideV w:val="none" w:color="auto" w:sz="0"/>
+        </w:tblBorders>
+        <w:tblLayout w:type="fixed"/>
+      </w:tblPr>
+      <w:tblGrid>
+        <w:gridCol w:w="950"/>
+        <w:gridCol w:w="7837"/>
+      </w:tblGrid>
+      <w:tr>
+        <w:trPr>
+          <w:tblHeader w:val="false"/>
+          <w:trHeight w:val="560" w:hRule="atLeast"/>
+        </w:trPr>
+        <w:tc>
+          <w:tcPr>
+            <w:tcW w:type="dxa" w:w="950"/>
+            <w:tcBorders>
+              <w:top w:val="none" w:color="auto" w:sz="0"/>
+              <w:left w:val="none" w:color="auto" w:sz="0"/>
+              <w:bottom w:val="single" w:color="C8A45C" w:sz="8"/>
+              <w:right w:val="none" w:color="auto" w:sz="0"/>
+            </w:tcBorders>
+            <w:tcMar>
+              <w:top w:type="dxa" w:w="20"/>
+              <w:left w:type="dxa" w:w="90"/>
+              <w:bottom w:type="dxa" w:w="20"/>
+              <w:right w:type="dxa" w:w="90"/>
+            </w:tcMar>
+            <w:vAlign w:val="center"/>
+          </w:tcPr>
+          <w:p>
+            <w:pPr>
+              <w:bidi/>
+              <w:spacing w:after="0" w:before="0"/>
+              <w:jc w:val="center"/>
+            </w:pPr>
+            <w:r>
+              <w:rPr>
+                <w:rFonts w:ascii="Dubai" w:cs="Dubai" w:eastAsia="Dubai" w:hAnsi="Dubai"/>
+                <w:b/>
+                <w:bCs/>
+                <w:color w:val="BEE9D1"/>
+                <w:sz w:val="52"/>
+                <w:szCs w:val="52"/>
+                <w:rtl/>
+              </w:rPr>
+              <w:t xml:space="preserve">٠٥</w:t>
+            </w:r>
+          </w:p>
+        </w:tc>
+        <w:tc>
+          <w:tcPr>
+            <w:tcW w:type="dxa" w:w="7837"/>
+            <w:tcBorders>
+              <w:top w:val="none" w:color="auto" w:sz="0"/>
+              <w:left w:val="none" w:color="auto" w:sz="0"/>
+              <w:bottom w:val="single" w:color="C8A45C" w:sz="8"/>
+              <w:right w:val="none" w:color="auto" w:sz="0"/>
+            </w:tcBorders>
+            <w:tcMar>
+              <w:top w:type="dxa" w:w="20"/>
+              <w:left w:type="dxa" w:w="90"/>
+              <w:bottom w:type="dxa" w:w="20"/>
+              <w:right w:type="dxa" w:w="90"/>
+            </w:tcMar>
+            <w:vAlign w:val="bottom"/>
+          </w:tcPr>
+          <w:p>
+            <w:pPr>
+              <w:bidi/>
+              <w:spacing w:after="0" w:before="0"/>
+            </w:pPr>
+            <w:r>
+              <w:rPr>
+                <w:rFonts w:ascii="Dubai" w:cs="Dubai" w:eastAsia="Dubai" w:hAnsi="Dubai"/>
+                <w:b/>
+                <w:bCs/>
+                <w:color w:val="043D20"/>
+                <w:sz w:val="26"/>
+                <w:szCs w:val="26"/>
+                <w:rtl/>
+              </w:rPr>
+              <w:t xml:space="preserve">الجدارات المطلوبة</w:t>
+            </w:r>
+          </w:p>
+        </w:tc>
+      </w:tr>
+    </w:tbl>
+    <w:tbl>
+      <w:tblPr>
+        <w:bidiVisual/>
+        <w:tblW w:type="dxa" w:w="8787"/>
+        <w:tblBorders>
+          <w:top w:val="none" w:color="auto" w:sz="0"/>
+          <w:left w:val="none" w:color="auto" w:sz="0"/>
+          <w:bottom w:val="none" w:color="auto" w:sz="0"/>
+          <w:right w:val="none" w:color="auto" w:sz="0"/>
+          <w:insideH w:val="none" w:color="auto" w:sz="0"/>
+          <w:insideV w:val="none" w:color="auto" w:sz="0"/>
         </w:tblBorders>
         <w:tblLayout w:type="fixed"/>
       </w:tblPr>
@@ -2004,17 +2295,22 @@
       <w:tr>
         <w:trPr>
           <w:tblHeader/>
-          <w:trHeight w:val="420" w:hRule="atLeast"/>
+          <w:trHeight w:val="400" w:hRule="atLeast"/>
         </w:trPr>
         <w:tc>
           <w:tcPr>
             <w:tcW w:type="dxa" w:w="1757"/>
-            <w:shd w:fill="0C8643" w:color="auto" w:val="clear"/>
-            <w:tcMar>
-              <w:top w:type="dxa" w:w="60"/>
-              <w:left w:type="dxa" w:w="110"/>
-              <w:bottom w:type="dxa" w:w="60"/>
-              <w:right w:type="dxa" w:w="110"/>
+            <w:tcBorders>
+              <w:top w:val="none" w:color="auto" w:sz="0"/>
+              <w:left w:val="none" w:color="auto" w:sz="0"/>
+              <w:bottom w:val="single" w:color="0C8643" w:sz="12"/>
+              <w:right w:val="none" w:color="auto" w:sz="0"/>
+            </w:tcBorders>
+            <w:tcMar>
+              <w:top w:type="dxa" w:w="70"/>
+              <w:left w:type="dxa" w:w="90"/>
+              <w:bottom w:type="dxa" w:w="70"/>
+              <w:right w:type="dxa" w:w="90"/>
             </w:tcMar>
             <w:vAlign w:val="center"/>
           </w:tcPr>
@@ -2029,9 +2325,9 @@
                 <w:rFonts w:ascii="Dubai" w:cs="Dubai" w:eastAsia="Dubai" w:hAnsi="Dubai"/>
                 <w:b/>
                 <w:bCs/>
-                <w:color w:val="FFFFFF"/>
-                <w:sz w:val="19"/>
-                <w:szCs w:val="19"/>
+                <w:color w:val="043D20"/>
+                <w:sz w:val="18"/>
+                <w:szCs w:val="18"/>
                 <w:rtl/>
               </w:rPr>
               <w:t xml:space="preserve">نوع الجدارة</w:t>
@@ -2041,12 +2337,17 @@
         <w:tc>
           <w:tcPr>
             <w:tcW w:type="dxa" w:w="4569"/>
-            <w:shd w:fill="0C8643" w:color="auto" w:val="clear"/>
-            <w:tcMar>
-              <w:top w:type="dxa" w:w="60"/>
-              <w:left w:type="dxa" w:w="110"/>
-              <w:bottom w:type="dxa" w:w="60"/>
-              <w:right w:type="dxa" w:w="110"/>
+            <w:tcBorders>
+              <w:top w:val="none" w:color="auto" w:sz="0"/>
+              <w:left w:val="none" w:color="auto" w:sz="0"/>
+              <w:bottom w:val="single" w:color="0C8643" w:sz="12"/>
+              <w:right w:val="none" w:color="auto" w:sz="0"/>
+            </w:tcBorders>
+            <w:tcMar>
+              <w:top w:type="dxa" w:w="70"/>
+              <w:left w:type="dxa" w:w="90"/>
+              <w:bottom w:type="dxa" w:w="70"/>
+              <w:right w:type="dxa" w:w="90"/>
             </w:tcMar>
             <w:vAlign w:val="center"/>
           </w:tcPr>
@@ -2061,9 +2362,9 @@
                 <w:rFonts w:ascii="Dubai" w:cs="Dubai" w:eastAsia="Dubai" w:hAnsi="Dubai"/>
                 <w:b/>
                 <w:bCs/>
-                <w:color w:val="FFFFFF"/>
-                <w:sz w:val="19"/>
-                <w:szCs w:val="19"/>
+                <w:color w:val="043D20"/>
+                <w:sz w:val="18"/>
+                <w:szCs w:val="18"/>
                 <w:rtl/>
               </w:rPr>
               <w:t xml:space="preserve">الجدارة</w:t>
@@ -2073,12 +2374,17 @@
         <w:tc>
           <w:tcPr>
             <w:tcW w:type="dxa" w:w="2461"/>
-            <w:shd w:fill="0C8643" w:color="auto" w:val="clear"/>
-            <w:tcMar>
-              <w:top w:type="dxa" w:w="60"/>
-              <w:left w:type="dxa" w:w="110"/>
-              <w:bottom w:type="dxa" w:w="60"/>
-              <w:right w:type="dxa" w:w="110"/>
+            <w:tcBorders>
+              <w:top w:val="none" w:color="auto" w:sz="0"/>
+              <w:left w:val="none" w:color="auto" w:sz="0"/>
+              <w:bottom w:val="single" w:color="0C8643" w:sz="12"/>
+              <w:right w:val="none" w:color="auto" w:sz="0"/>
+            </w:tcBorders>
+            <w:tcMar>
+              <w:top w:type="dxa" w:w="70"/>
+              <w:left w:type="dxa" w:w="90"/>
+              <w:bottom w:type="dxa" w:w="70"/>
+              <w:right w:type="dxa" w:w="90"/>
             </w:tcMar>
             <w:vAlign w:val="center"/>
           </w:tcPr>
@@ -2093,9 +2399,9 @@
                 <w:rFonts w:ascii="Dubai" w:cs="Dubai" w:eastAsia="Dubai" w:hAnsi="Dubai"/>
                 <w:b/>
                 <w:bCs/>
-                <w:color w:val="FFFFFF"/>
-                <w:sz w:val="19"/>
-                <w:szCs w:val="19"/>
+                <w:color w:val="043D20"/>
+                <w:sz w:val="18"/>
+                <w:szCs w:val="18"/>
                 <w:rtl/>
               </w:rPr>
               <w:t xml:space="preserve">مستوى الإتقان المطلوب</w:t>
@@ -2106,17 +2412,22 @@
       <w:tr>
         <w:trPr>
           <w:tblHeader w:val="false"/>
-          <w:trHeight w:val="460" w:hRule="atLeast"/>
+          <w:trHeight w:val="480" w:hRule="atLeast"/>
         </w:trPr>
         <w:tc>
           <w:tcPr>
             <w:tcW w:type="dxa" w:w="1757"/>
-            <w:shd w:fill="FFFFFF" w:color="auto" w:val="clear"/>
-            <w:tcMar>
-              <w:top w:type="dxa" w:w="70"/>
-              <w:left w:type="dxa" w:w="110"/>
-              <w:bottom w:type="dxa" w:w="70"/>
-              <w:right w:type="dxa" w:w="110"/>
+            <w:tcBorders>
+              <w:top w:val="none" w:color="auto" w:sz="0"/>
+              <w:left w:val="none" w:color="auto" w:sz="0"/>
+              <w:bottom w:val="single" w:color="E6EAE8" w:sz="4"/>
+              <w:right w:val="none" w:color="auto" w:sz="0"/>
+            </w:tcBorders>
+            <w:tcMar>
+              <w:top w:type="dxa" w:w="60"/>
+              <w:left w:type="dxa" w:w="90"/>
+              <w:bottom w:type="dxa" w:w="60"/>
+              <w:right w:type="dxa" w:w="90"/>
             </w:tcMar>
             <w:vAlign w:val="center"/>
           </w:tcPr>
@@ -2131,9 +2442,9 @@
                 <w:rFonts w:ascii="Dubai" w:cs="Dubai" w:eastAsia="Dubai" w:hAnsi="Dubai"/>
                 <w:b w:val="false"/>
                 <w:bCs w:val="false"/>
-                <w:color w:val="1F2A26"/>
-                <w:sz w:val="19"/>
-                <w:szCs w:val="19"/>
+                <w:color w:val="075E2F"/>
+                <w:sz w:val="18"/>
+                <w:szCs w:val="18"/>
                 <w:rtl/>
               </w:rPr>
               <w:t xml:space="preserve">سلوكية</w:t>
@@ -2143,12 +2454,17 @@
         <w:tc>
           <w:tcPr>
             <w:tcW w:type="dxa" w:w="4569"/>
-            <w:shd w:fill="FFFFFF" w:color="auto" w:val="clear"/>
-            <w:tcMar>
-              <w:top w:type="dxa" w:w="70"/>
-              <w:left w:type="dxa" w:w="110"/>
-              <w:bottom w:type="dxa" w:w="70"/>
-              <w:right w:type="dxa" w:w="110"/>
+            <w:tcBorders>
+              <w:top w:val="none" w:color="auto" w:sz="0"/>
+              <w:left w:val="none" w:color="auto" w:sz="0"/>
+              <w:bottom w:val="single" w:color="E6EAE8" w:sz="4"/>
+              <w:right w:val="none" w:color="auto" w:sz="0"/>
+            </w:tcBorders>
+            <w:tcMar>
+              <w:top w:type="dxa" w:w="60"/>
+              <w:left w:type="dxa" w:w="90"/>
+              <w:bottom w:type="dxa" w:w="60"/>
+              <w:right w:type="dxa" w:w="90"/>
             </w:tcMar>
             <w:vAlign w:val="center"/>
           </w:tcPr>
@@ -2163,12 +2479,17 @@
         <w:tc>
           <w:tcPr>
             <w:tcW w:type="dxa" w:w="2461"/>
-            <w:shd w:fill="FFFFFF" w:color="auto" w:val="clear"/>
-            <w:tcMar>
-              <w:top w:type="dxa" w:w="70"/>
-              <w:left w:type="dxa" w:w="110"/>
-              <w:bottom w:type="dxa" w:w="70"/>
-              <w:right w:type="dxa" w:w="110"/>
+            <w:tcBorders>
+              <w:top w:val="none" w:color="auto" w:sz="0"/>
+              <w:left w:val="none" w:color="auto" w:sz="0"/>
+              <w:bottom w:val="single" w:color="E6EAE8" w:sz="4"/>
+              <w:right w:val="none" w:color="auto" w:sz="0"/>
+            </w:tcBorders>
+            <w:tcMar>
+              <w:top w:type="dxa" w:w="60"/>
+              <w:left w:type="dxa" w:w="90"/>
+              <w:bottom w:type="dxa" w:w="60"/>
+              <w:right w:type="dxa" w:w="90"/>
             </w:tcMar>
             <w:vAlign w:val="center"/>
           </w:tcPr>
@@ -2184,17 +2505,22 @@
       <w:tr>
         <w:trPr>
           <w:tblHeader w:val="false"/>
-          <w:trHeight w:val="460" w:hRule="atLeast"/>
+          <w:trHeight w:val="480" w:hRule="atLeast"/>
         </w:trPr>
         <w:tc>
           <w:tcPr>
             <w:tcW w:type="dxa" w:w="1757"/>
-            <w:shd w:fill="F4FAF6" w:color="auto" w:val="clear"/>
-            <w:tcMar>
-              <w:top w:type="dxa" w:w="70"/>
-              <w:left w:type="dxa" w:w="110"/>
-              <w:bottom w:type="dxa" w:w="70"/>
-              <w:right w:type="dxa" w:w="110"/>
+            <w:tcBorders>
+              <w:top w:val="none" w:color="auto" w:sz="0"/>
+              <w:left w:val="none" w:color="auto" w:sz="0"/>
+              <w:bottom w:val="single" w:color="E6EAE8" w:sz="4"/>
+              <w:right w:val="none" w:color="auto" w:sz="0"/>
+            </w:tcBorders>
+            <w:tcMar>
+              <w:top w:type="dxa" w:w="60"/>
+              <w:left w:type="dxa" w:w="90"/>
+              <w:bottom w:type="dxa" w:w="60"/>
+              <w:right w:type="dxa" w:w="90"/>
             </w:tcMar>
             <w:vAlign w:val="center"/>
           </w:tcPr>
@@ -2209,9 +2535,9 @@
                 <w:rFonts w:ascii="Dubai" w:cs="Dubai" w:eastAsia="Dubai" w:hAnsi="Dubai"/>
                 <w:b w:val="false"/>
                 <w:bCs w:val="false"/>
-                <w:color w:val="1F2A26"/>
-                <w:sz w:val="19"/>
-                <w:szCs w:val="19"/>
+                <w:color w:val="075E2F"/>
+                <w:sz w:val="18"/>
+                <w:szCs w:val="18"/>
                 <w:rtl/>
               </w:rPr>
               <w:t xml:space="preserve">سلوكية</w:t>
@@ -2221,12 +2547,17 @@
         <w:tc>
           <w:tcPr>
             <w:tcW w:type="dxa" w:w="4569"/>
-            <w:shd w:fill="F4FAF6" w:color="auto" w:val="clear"/>
-            <w:tcMar>
-              <w:top w:type="dxa" w:w="70"/>
-              <w:left w:type="dxa" w:w="110"/>
-              <w:bottom w:type="dxa" w:w="70"/>
-              <w:right w:type="dxa" w:w="110"/>
+            <w:tcBorders>
+              <w:top w:val="none" w:color="auto" w:sz="0"/>
+              <w:left w:val="none" w:color="auto" w:sz="0"/>
+              <w:bottom w:val="single" w:color="E6EAE8" w:sz="4"/>
+              <w:right w:val="none" w:color="auto" w:sz="0"/>
+            </w:tcBorders>
+            <w:tcMar>
+              <w:top w:type="dxa" w:w="60"/>
+              <w:left w:type="dxa" w:w="90"/>
+              <w:bottom w:type="dxa" w:w="60"/>
+              <w:right w:type="dxa" w:w="90"/>
             </w:tcMar>
             <w:vAlign w:val="center"/>
           </w:tcPr>
@@ -2241,12 +2572,17 @@
         <w:tc>
           <w:tcPr>
             <w:tcW w:type="dxa" w:w="2461"/>
-            <w:shd w:fill="F4FAF6" w:color="auto" w:val="clear"/>
-            <w:tcMar>
-              <w:top w:type="dxa" w:w="70"/>
-              <w:left w:type="dxa" w:w="110"/>
-              <w:bottom w:type="dxa" w:w="70"/>
-              <w:right w:type="dxa" w:w="110"/>
+            <w:tcBorders>
+              <w:top w:val="none" w:color="auto" w:sz="0"/>
+              <w:left w:val="none" w:color="auto" w:sz="0"/>
+              <w:bottom w:val="single" w:color="E6EAE8" w:sz="4"/>
+              <w:right w:val="none" w:color="auto" w:sz="0"/>
+            </w:tcBorders>
+            <w:tcMar>
+              <w:top w:type="dxa" w:w="60"/>
+              <w:left w:type="dxa" w:w="90"/>
+              <w:bottom w:type="dxa" w:w="60"/>
+              <w:right w:type="dxa" w:w="90"/>
             </w:tcMar>
             <w:vAlign w:val="center"/>
           </w:tcPr>
@@ -2262,17 +2598,22 @@
       <w:tr>
         <w:trPr>
           <w:tblHeader w:val="false"/>
-          <w:trHeight w:val="460" w:hRule="atLeast"/>
+          <w:trHeight w:val="480" w:hRule="atLeast"/>
         </w:trPr>
         <w:tc>
           <w:tcPr>
             <w:tcW w:type="dxa" w:w="1757"/>
-            <w:shd w:fill="FFFFFF" w:color="auto" w:val="clear"/>
-            <w:tcMar>
-              <w:top w:type="dxa" w:w="70"/>
-              <w:left w:type="dxa" w:w="110"/>
-              <w:bottom w:type="dxa" w:w="70"/>
-              <w:right w:type="dxa" w:w="110"/>
+            <w:tcBorders>
+              <w:top w:val="none" w:color="auto" w:sz="0"/>
+              <w:left w:val="none" w:color="auto" w:sz="0"/>
+              <w:bottom w:val="single" w:color="E6EAE8" w:sz="4"/>
+              <w:right w:val="none" w:color="auto" w:sz="0"/>
+            </w:tcBorders>
+            <w:tcMar>
+              <w:top w:type="dxa" w:w="60"/>
+              <w:left w:type="dxa" w:w="90"/>
+              <w:bottom w:type="dxa" w:w="60"/>
+              <w:right w:type="dxa" w:w="90"/>
             </w:tcMar>
             <w:vAlign w:val="center"/>
           </w:tcPr>
@@ -2287,9 +2628,9 @@
                 <w:rFonts w:ascii="Dubai" w:cs="Dubai" w:eastAsia="Dubai" w:hAnsi="Dubai"/>
                 <w:b w:val="false"/>
                 <w:bCs w:val="false"/>
-                <w:color w:val="1F2A26"/>
-                <w:sz w:val="19"/>
-                <w:szCs w:val="19"/>
+                <w:color w:val="075E2F"/>
+                <w:sz w:val="18"/>
+                <w:szCs w:val="18"/>
                 <w:rtl/>
               </w:rPr>
               <w:t xml:space="preserve">فنية</w:t>
@@ -2299,12 +2640,17 @@
         <w:tc>
           <w:tcPr>
             <w:tcW w:type="dxa" w:w="4569"/>
-            <w:shd w:fill="FFFFFF" w:color="auto" w:val="clear"/>
-            <w:tcMar>
-              <w:top w:type="dxa" w:w="70"/>
-              <w:left w:type="dxa" w:w="110"/>
-              <w:bottom w:type="dxa" w:w="70"/>
-              <w:right w:type="dxa" w:w="110"/>
+            <w:tcBorders>
+              <w:top w:val="none" w:color="auto" w:sz="0"/>
+              <w:left w:val="none" w:color="auto" w:sz="0"/>
+              <w:bottom w:val="single" w:color="E6EAE8" w:sz="4"/>
+              <w:right w:val="none" w:color="auto" w:sz="0"/>
+            </w:tcBorders>
+            <w:tcMar>
+              <w:top w:type="dxa" w:w="60"/>
+              <w:left w:type="dxa" w:w="90"/>
+              <w:bottom w:type="dxa" w:w="60"/>
+              <w:right w:type="dxa" w:w="90"/>
             </w:tcMar>
             <w:vAlign w:val="center"/>
           </w:tcPr>
@@ -2319,12 +2665,17 @@
         <w:tc>
           <w:tcPr>
             <w:tcW w:type="dxa" w:w="2461"/>
-            <w:shd w:fill="FFFFFF" w:color="auto" w:val="clear"/>
-            <w:tcMar>
-              <w:top w:type="dxa" w:w="70"/>
-              <w:left w:type="dxa" w:w="110"/>
-              <w:bottom w:type="dxa" w:w="70"/>
-              <w:right w:type="dxa" w:w="110"/>
+            <w:tcBorders>
+              <w:top w:val="none" w:color="auto" w:sz="0"/>
+              <w:left w:val="none" w:color="auto" w:sz="0"/>
+              <w:bottom w:val="single" w:color="E6EAE8" w:sz="4"/>
+              <w:right w:val="none" w:color="auto" w:sz="0"/>
+            </w:tcBorders>
+            <w:tcMar>
+              <w:top w:type="dxa" w:w="60"/>
+              <w:left w:type="dxa" w:w="90"/>
+              <w:bottom w:type="dxa" w:w="60"/>
+              <w:right w:type="dxa" w:w="90"/>
             </w:tcMar>
             <w:vAlign w:val="center"/>
           </w:tcPr>
@@ -2340,17 +2691,22 @@
       <w:tr>
         <w:trPr>
           <w:tblHeader w:val="false"/>
-          <w:trHeight w:val="460" w:hRule="atLeast"/>
+          <w:trHeight w:val="480" w:hRule="atLeast"/>
         </w:trPr>
         <w:tc>
           <w:tcPr>
             <w:tcW w:type="dxa" w:w="1757"/>
-            <w:shd w:fill="F4FAF6" w:color="auto" w:val="clear"/>
-            <w:tcMar>
-              <w:top w:type="dxa" w:w="70"/>
-              <w:left w:type="dxa" w:w="110"/>
-              <w:bottom w:type="dxa" w:w="70"/>
-              <w:right w:type="dxa" w:w="110"/>
+            <w:tcBorders>
+              <w:top w:val="none" w:color="auto" w:sz="0"/>
+              <w:left w:val="none" w:color="auto" w:sz="0"/>
+              <w:bottom w:val="single" w:color="E6EAE8" w:sz="4"/>
+              <w:right w:val="none" w:color="auto" w:sz="0"/>
+            </w:tcBorders>
+            <w:tcMar>
+              <w:top w:type="dxa" w:w="60"/>
+              <w:left w:type="dxa" w:w="90"/>
+              <w:bottom w:type="dxa" w:w="60"/>
+              <w:right w:type="dxa" w:w="90"/>
             </w:tcMar>
             <w:vAlign w:val="center"/>
           </w:tcPr>
@@ -2365,9 +2721,9 @@
                 <w:rFonts w:ascii="Dubai" w:cs="Dubai" w:eastAsia="Dubai" w:hAnsi="Dubai"/>
                 <w:b w:val="false"/>
                 <w:bCs w:val="false"/>
-                <w:color w:val="1F2A26"/>
-                <w:sz w:val="19"/>
-                <w:szCs w:val="19"/>
+                <w:color w:val="075E2F"/>
+                <w:sz w:val="18"/>
+                <w:szCs w:val="18"/>
                 <w:rtl/>
               </w:rPr>
               <w:t xml:space="preserve">فنية</w:t>
@@ -2377,12 +2733,17 @@
         <w:tc>
           <w:tcPr>
             <w:tcW w:type="dxa" w:w="4569"/>
-            <w:shd w:fill="F4FAF6" w:color="auto" w:val="clear"/>
-            <w:tcMar>
-              <w:top w:type="dxa" w:w="70"/>
-              <w:left w:type="dxa" w:w="110"/>
-              <w:bottom w:type="dxa" w:w="70"/>
-              <w:right w:type="dxa" w:w="110"/>
+            <w:tcBorders>
+              <w:top w:val="none" w:color="auto" w:sz="0"/>
+              <w:left w:val="none" w:color="auto" w:sz="0"/>
+              <w:bottom w:val="single" w:color="E6EAE8" w:sz="4"/>
+              <w:right w:val="none" w:color="auto" w:sz="0"/>
+            </w:tcBorders>
+            <w:tcMar>
+              <w:top w:type="dxa" w:w="60"/>
+              <w:left w:type="dxa" w:w="90"/>
+              <w:bottom w:type="dxa" w:w="60"/>
+              <w:right w:type="dxa" w:w="90"/>
             </w:tcMar>
             <w:vAlign w:val="center"/>
           </w:tcPr>
@@ -2397,12 +2758,17 @@
         <w:tc>
           <w:tcPr>
             <w:tcW w:type="dxa" w:w="2461"/>
-            <w:shd w:fill="F4FAF6" w:color="auto" w:val="clear"/>
-            <w:tcMar>
-              <w:top w:type="dxa" w:w="70"/>
-              <w:left w:type="dxa" w:w="110"/>
-              <w:bottom w:type="dxa" w:w="70"/>
-              <w:right w:type="dxa" w:w="110"/>
+            <w:tcBorders>
+              <w:top w:val="none" w:color="auto" w:sz="0"/>
+              <w:left w:val="none" w:color="auto" w:sz="0"/>
+              <w:bottom w:val="single" w:color="E6EAE8" w:sz="4"/>
+              <w:right w:val="none" w:color="auto" w:sz="0"/>
+            </w:tcBorders>
+            <w:tcMar>
+              <w:top w:type="dxa" w:w="60"/>
+              <w:left w:type="dxa" w:w="90"/>
+              <w:bottom w:type="dxa" w:w="60"/>
+              <w:right w:type="dxa" w:w="90"/>
             </w:tcMar>
             <w:vAlign w:val="center"/>
           </w:tcPr>
@@ -2418,17 +2784,22 @@
       <w:tr>
         <w:trPr>
           <w:tblHeader w:val="false"/>
-          <w:trHeight w:val="460" w:hRule="atLeast"/>
+          <w:trHeight w:val="480" w:hRule="atLeast"/>
         </w:trPr>
         <w:tc>
           <w:tcPr>
             <w:tcW w:type="dxa" w:w="1757"/>
-            <w:shd w:fill="FFFFFF" w:color="auto" w:val="clear"/>
-            <w:tcMar>
-              <w:top w:type="dxa" w:w="70"/>
-              <w:left w:type="dxa" w:w="110"/>
-              <w:bottom w:type="dxa" w:w="70"/>
-              <w:right w:type="dxa" w:w="110"/>
+            <w:tcBorders>
+              <w:top w:val="none" w:color="auto" w:sz="0"/>
+              <w:left w:val="none" w:color="auto" w:sz="0"/>
+              <w:bottom w:val="single" w:color="E6EAE8" w:sz="4"/>
+              <w:right w:val="none" w:color="auto" w:sz="0"/>
+            </w:tcBorders>
+            <w:tcMar>
+              <w:top w:type="dxa" w:w="60"/>
+              <w:left w:type="dxa" w:w="90"/>
+              <w:bottom w:type="dxa" w:w="60"/>
+              <w:right w:type="dxa" w:w="90"/>
             </w:tcMar>
             <w:vAlign w:val="center"/>
           </w:tcPr>
@@ -2443,9 +2814,9 @@
                 <w:rFonts w:ascii="Dubai" w:cs="Dubai" w:eastAsia="Dubai" w:hAnsi="Dubai"/>
                 <w:b w:val="false"/>
                 <w:bCs w:val="false"/>
-                <w:color w:val="1F2A26"/>
-                <w:sz w:val="19"/>
-                <w:szCs w:val="19"/>
+                <w:color w:val="075E2F"/>
+                <w:sz w:val="18"/>
+                <w:szCs w:val="18"/>
                 <w:rtl/>
               </w:rPr>
               <w:t xml:space="preserve">فنية</w:t>
@@ -2455,12 +2826,17 @@
         <w:tc>
           <w:tcPr>
             <w:tcW w:type="dxa" w:w="4569"/>
-            <w:shd w:fill="FFFFFF" w:color="auto" w:val="clear"/>
-            <w:tcMar>
-              <w:top w:type="dxa" w:w="70"/>
-              <w:left w:type="dxa" w:w="110"/>
-              <w:bottom w:type="dxa" w:w="70"/>
-              <w:right w:type="dxa" w:w="110"/>
+            <w:tcBorders>
+              <w:top w:val="none" w:color="auto" w:sz="0"/>
+              <w:left w:val="none" w:color="auto" w:sz="0"/>
+              <w:bottom w:val="single" w:color="E6EAE8" w:sz="4"/>
+              <w:right w:val="none" w:color="auto" w:sz="0"/>
+            </w:tcBorders>
+            <w:tcMar>
+              <w:top w:type="dxa" w:w="60"/>
+              <w:left w:type="dxa" w:w="90"/>
+              <w:bottom w:type="dxa" w:w="60"/>
+              <w:right w:type="dxa" w:w="90"/>
             </w:tcMar>
             <w:vAlign w:val="center"/>
           </w:tcPr>
@@ -2475,12 +2851,17 @@
         <w:tc>
           <w:tcPr>
             <w:tcW w:type="dxa" w:w="2461"/>
-            <w:shd w:fill="FFFFFF" w:color="auto" w:val="clear"/>
-            <w:tcMar>
-              <w:top w:type="dxa" w:w="70"/>
-              <w:left w:type="dxa" w:w="110"/>
-              <w:bottom w:type="dxa" w:w="70"/>
-              <w:right w:type="dxa" w:w="110"/>
+            <w:tcBorders>
+              <w:top w:val="none" w:color="auto" w:sz="0"/>
+              <w:left w:val="none" w:color="auto" w:sz="0"/>
+              <w:bottom w:val="single" w:color="E6EAE8" w:sz="4"/>
+              <w:right w:val="none" w:color="auto" w:sz="0"/>
+            </w:tcBorders>
+            <w:tcMar>
+              <w:top w:type="dxa" w:w="60"/>
+              <w:left w:type="dxa" w:w="90"/>
+              <w:bottom w:type="dxa" w:w="60"/>
+              <w:right w:type="dxa" w:w="90"/>
             </w:tcMar>
             <w:vAlign w:val="center"/>
           </w:tcPr>
@@ -2496,17 +2877,22 @@
       <w:tr>
         <w:trPr>
           <w:tblHeader w:val="false"/>
-          <w:trHeight w:val="460" w:hRule="atLeast"/>
+          <w:trHeight w:val="480" w:hRule="atLeast"/>
         </w:trPr>
         <w:tc>
           <w:tcPr>
             <w:tcW w:type="dxa" w:w="1757"/>
-            <w:shd w:fill="F4FAF6" w:color="auto" w:val="clear"/>
-            <w:tcMar>
-              <w:top w:type="dxa" w:w="70"/>
-              <w:left w:type="dxa" w:w="110"/>
-              <w:bottom w:type="dxa" w:w="70"/>
-              <w:right w:type="dxa" w:w="110"/>
+            <w:tcBorders>
+              <w:top w:val="none" w:color="auto" w:sz="0"/>
+              <w:left w:val="none" w:color="auto" w:sz="0"/>
+              <w:bottom w:val="single" w:color="E6EAE8" w:sz="4"/>
+              <w:right w:val="none" w:color="auto" w:sz="0"/>
+            </w:tcBorders>
+            <w:tcMar>
+              <w:top w:type="dxa" w:w="60"/>
+              <w:left w:type="dxa" w:w="90"/>
+              <w:bottom w:type="dxa" w:w="60"/>
+              <w:right w:type="dxa" w:w="90"/>
             </w:tcMar>
             <w:vAlign w:val="center"/>
           </w:tcPr>
@@ -2521,9 +2907,9 @@
                 <w:rFonts w:ascii="Dubai" w:cs="Dubai" w:eastAsia="Dubai" w:hAnsi="Dubai"/>
                 <w:b w:val="false"/>
                 <w:bCs w:val="false"/>
-                <w:color w:val="1F2A26"/>
-                <w:sz w:val="19"/>
-                <w:szCs w:val="19"/>
+                <w:color w:val="075E2F"/>
+                <w:sz w:val="18"/>
+                <w:szCs w:val="18"/>
                 <w:rtl/>
               </w:rPr>
               <w:t xml:space="preserve">قيادية</w:t>
@@ -2533,12 +2919,17 @@
         <w:tc>
           <w:tcPr>
             <w:tcW w:type="dxa" w:w="4569"/>
-            <w:shd w:fill="F4FAF6" w:color="auto" w:val="clear"/>
-            <w:tcMar>
-              <w:top w:type="dxa" w:w="70"/>
-              <w:left w:type="dxa" w:w="110"/>
-              <w:bottom w:type="dxa" w:w="70"/>
-              <w:right w:type="dxa" w:w="110"/>
+            <w:tcBorders>
+              <w:top w:val="none" w:color="auto" w:sz="0"/>
+              <w:left w:val="none" w:color="auto" w:sz="0"/>
+              <w:bottom w:val="single" w:color="E6EAE8" w:sz="4"/>
+              <w:right w:val="none" w:color="auto" w:sz="0"/>
+            </w:tcBorders>
+            <w:tcMar>
+              <w:top w:type="dxa" w:w="60"/>
+              <w:left w:type="dxa" w:w="90"/>
+              <w:bottom w:type="dxa" w:w="60"/>
+              <w:right w:type="dxa" w:w="90"/>
             </w:tcMar>
             <w:vAlign w:val="center"/>
           </w:tcPr>
@@ -2553,12 +2944,17 @@
         <w:tc>
           <w:tcPr>
             <w:tcW w:type="dxa" w:w="2461"/>
-            <w:shd w:fill="F4FAF6" w:color="auto" w:val="clear"/>
-            <w:tcMar>
-              <w:top w:type="dxa" w:w="70"/>
-              <w:left w:type="dxa" w:w="110"/>
-              <w:bottom w:type="dxa" w:w="70"/>
-              <w:right w:type="dxa" w:w="110"/>
+            <w:tcBorders>
+              <w:top w:val="none" w:color="auto" w:sz="0"/>
+              <w:left w:val="none" w:color="auto" w:sz="0"/>
+              <w:bottom w:val="single" w:color="E6EAE8" w:sz="4"/>
+              <w:right w:val="none" w:color="auto" w:sz="0"/>
+            </w:tcBorders>
+            <w:tcMar>
+              <w:top w:type="dxa" w:w="60"/>
+              <w:left w:type="dxa" w:w="90"/>
+              <w:bottom w:type="dxa" w:w="60"/>
+              <w:right w:type="dxa" w:w="90"/>
             </w:tcMar>
             <w:vAlign w:val="center"/>
           </w:tcPr>
@@ -2575,7 +2971,7 @@
     <w:p>
       <w:pPr>
         <w:bidi/>
-        <w:spacing w:after="140" w:before="0"/>
+        <w:spacing w:after="160" w:before="0"/>
       </w:pPr>
     </w:p>
     <w:tbl>
@@ -2593,23 +2989,28 @@
         <w:tblLayout w:type="fixed"/>
       </w:tblPr>
       <w:tblGrid>
-        <w:gridCol w:w="700"/>
-        <w:gridCol w:w="8087"/>
+        <w:gridCol w:w="950"/>
+        <w:gridCol w:w="7837"/>
       </w:tblGrid>
       <w:tr>
         <w:trPr>
           <w:tblHeader w:val="false"/>
-          <w:trHeight w:val="380" w:hRule="atLeast"/>
+          <w:trHeight w:val="560" w:hRule="atLeast"/>
         </w:trPr>
         <w:tc>
           <w:tcPr>
-            <w:tcW w:type="dxa" w:w="700"/>
-            <w:shd w:fill="043D20" w:color="auto" w:val="clear"/>
-            <w:tcMar>
-              <w:top w:type="dxa" w:w="60"/>
-              <w:left w:type="dxa" w:w="110"/>
-              <w:bottom w:type="dxa" w:w="60"/>
-              <w:right w:type="dxa" w:w="110"/>
+            <w:tcW w:type="dxa" w:w="950"/>
+            <w:tcBorders>
+              <w:top w:val="none" w:color="auto" w:sz="0"/>
+              <w:left w:val="none" w:color="auto" w:sz="0"/>
+              <w:bottom w:val="single" w:color="C8A45C" w:sz="8"/>
+              <w:right w:val="none" w:color="auto" w:sz="0"/>
+            </w:tcBorders>
+            <w:tcMar>
+              <w:top w:type="dxa" w:w="20"/>
+              <w:left w:type="dxa" w:w="90"/>
+              <w:bottom w:type="dxa" w:w="20"/>
+              <w:right w:type="dxa" w:w="90"/>
             </w:tcMar>
             <w:vAlign w:val="center"/>
           </w:tcPr>
@@ -2624,9 +3025,9 @@
                 <w:rFonts w:ascii="Dubai" w:cs="Dubai" w:eastAsia="Dubai" w:hAnsi="Dubai"/>
                 <w:b/>
                 <w:bCs/>
-                <w:color w:val="C8A45C"/>
-                <w:sz w:val="21"/>
-                <w:szCs w:val="21"/>
+                <w:color w:val="BEE9D1"/>
+                <w:sz w:val="52"/>
+                <w:szCs w:val="52"/>
                 <w:rtl/>
               </w:rPr>
               <w:t xml:space="preserve">٠٦</w:t>
@@ -2635,15 +3036,20 @@
         </w:tc>
         <w:tc>
           <w:tcPr>
-            <w:tcW w:type="dxa" w:w="8087"/>
-            <w:shd w:fill="0C8643" w:color="auto" w:val="clear"/>
-            <w:tcMar>
-              <w:top w:type="dxa" w:w="60"/>
-              <w:left w:type="dxa" w:w="110"/>
-              <w:bottom w:type="dxa" w:w="60"/>
-              <w:right w:type="dxa" w:w="110"/>
-            </w:tcMar>
-            <w:vAlign w:val="center"/>
+            <w:tcW w:type="dxa" w:w="7837"/>
+            <w:tcBorders>
+              <w:top w:val="none" w:color="auto" w:sz="0"/>
+              <w:left w:val="none" w:color="auto" w:sz="0"/>
+              <w:bottom w:val="single" w:color="C8A45C" w:sz="8"/>
+              <w:right w:val="none" w:color="auto" w:sz="0"/>
+            </w:tcBorders>
+            <w:tcMar>
+              <w:top w:type="dxa" w:w="20"/>
+              <w:left w:type="dxa" w:w="90"/>
+              <w:bottom w:type="dxa" w:w="20"/>
+              <w:right w:type="dxa" w:w="90"/>
+            </w:tcMar>
+            <w:vAlign w:val="bottom"/>
           </w:tcPr>
           <w:p>
             <w:pPr>
@@ -2655,9 +3061,9 @@
                 <w:rFonts w:ascii="Dubai" w:cs="Dubai" w:eastAsia="Dubai" w:hAnsi="Dubai"/>
                 <w:b/>
                 <w:bCs/>
-                <w:color w:val="FFFFFF"/>
-                <w:sz w:val="22"/>
-                <w:szCs w:val="22"/>
+                <w:color w:val="043D20"/>
+                <w:sz w:val="26"/>
+                <w:szCs w:val="26"/>
                 <w:rtl/>
               </w:rPr>
               <w:t xml:space="preserve">مؤشرات الأداء الرئيسية</w:t>
@@ -2671,12 +3077,12 @@
         <w:bidiVisual/>
         <w:tblW w:type="dxa" w:w="8787"/>
         <w:tblBorders>
-          <w:top w:val="single" w:color="C9D1CD" w:sz="4"/>
-          <w:left w:val="single" w:color="C9D1CD" w:sz="4"/>
-          <w:bottom w:val="single" w:color="C9D1CD" w:sz="4"/>
-          <w:right w:val="single" w:color="C9D1CD" w:sz="4"/>
-          <w:insideH w:val="single" w:color="C9D1CD" w:sz="4"/>
-          <w:insideV w:val="single" w:color="C9D1CD" w:sz="4"/>
+          <w:top w:val="none" w:color="auto" w:sz="0"/>
+          <w:left w:val="none" w:color="auto" w:sz="0"/>
+          <w:bottom w:val="none" w:color="auto" w:sz="0"/>
+          <w:right w:val="none" w:color="auto" w:sz="0"/>
+          <w:insideH w:val="none" w:color="auto" w:sz="0"/>
+          <w:insideV w:val="none" w:color="auto" w:sz="0"/>
         </w:tblBorders>
         <w:tblLayout w:type="fixed"/>
       </w:tblPr>
@@ -2689,17 +3095,22 @@
       <w:tr>
         <w:trPr>
           <w:tblHeader/>
-          <w:trHeight w:val="420" w:hRule="atLeast"/>
+          <w:trHeight w:val="400" w:hRule="atLeast"/>
         </w:trPr>
         <w:tc>
           <w:tcPr>
             <w:tcW w:type="dxa" w:w="703"/>
-            <w:shd w:fill="0C8643" w:color="auto" w:val="clear"/>
-            <w:tcMar>
-              <w:top w:type="dxa" w:w="60"/>
-              <w:left w:type="dxa" w:w="110"/>
-              <w:bottom w:type="dxa" w:w="60"/>
-              <w:right w:type="dxa" w:w="110"/>
+            <w:tcBorders>
+              <w:top w:val="none" w:color="auto" w:sz="0"/>
+              <w:left w:val="none" w:color="auto" w:sz="0"/>
+              <w:bottom w:val="single" w:color="0C8643" w:sz="12"/>
+              <w:right w:val="none" w:color="auto" w:sz="0"/>
+            </w:tcBorders>
+            <w:tcMar>
+              <w:top w:type="dxa" w:w="70"/>
+              <w:left w:type="dxa" w:w="90"/>
+              <w:bottom w:type="dxa" w:w="70"/>
+              <w:right w:type="dxa" w:w="90"/>
             </w:tcMar>
             <w:vAlign w:val="center"/>
           </w:tcPr>
@@ -2714,9 +3125,9 @@
                 <w:rFonts w:ascii="Dubai" w:cs="Dubai" w:eastAsia="Dubai" w:hAnsi="Dubai"/>
                 <w:b/>
                 <w:bCs/>
-                <w:color w:val="FFFFFF"/>
-                <w:sz w:val="19"/>
-                <w:szCs w:val="19"/>
+                <w:color w:val="043D20"/>
+                <w:sz w:val="18"/>
+                <w:szCs w:val="18"/>
                 <w:rtl/>
               </w:rPr>
               <w:t xml:space="preserve">م</w:t>
@@ -2726,12 +3137,17 @@
         <w:tc>
           <w:tcPr>
             <w:tcW w:type="dxa" w:w="3691"/>
-            <w:shd w:fill="0C8643" w:color="auto" w:val="clear"/>
-            <w:tcMar>
-              <w:top w:type="dxa" w:w="60"/>
-              <w:left w:type="dxa" w:w="110"/>
-              <w:bottom w:type="dxa" w:w="60"/>
-              <w:right w:type="dxa" w:w="110"/>
+            <w:tcBorders>
+              <w:top w:val="none" w:color="auto" w:sz="0"/>
+              <w:left w:val="none" w:color="auto" w:sz="0"/>
+              <w:bottom w:val="single" w:color="0C8643" w:sz="12"/>
+              <w:right w:val="none" w:color="auto" w:sz="0"/>
+            </w:tcBorders>
+            <w:tcMar>
+              <w:top w:type="dxa" w:w="70"/>
+              <w:left w:type="dxa" w:w="90"/>
+              <w:bottom w:type="dxa" w:w="70"/>
+              <w:right w:type="dxa" w:w="90"/>
             </w:tcMar>
             <w:vAlign w:val="center"/>
           </w:tcPr>
@@ -2746,9 +3162,9 @@
                 <w:rFonts w:ascii="Dubai" w:cs="Dubai" w:eastAsia="Dubai" w:hAnsi="Dubai"/>
                 <w:b/>
                 <w:bCs/>
-                <w:color w:val="FFFFFF"/>
-                <w:sz w:val="19"/>
-                <w:szCs w:val="19"/>
+                <w:color w:val="043D20"/>
+                <w:sz w:val="18"/>
+                <w:szCs w:val="18"/>
                 <w:rtl/>
               </w:rPr>
               <w:t xml:space="preserve">المؤشر</w:t>
@@ -2758,12 +3174,17 @@
         <w:tc>
           <w:tcPr>
             <w:tcW w:type="dxa" w:w="2636"/>
-            <w:shd w:fill="0C8643" w:color="auto" w:val="clear"/>
-            <w:tcMar>
-              <w:top w:type="dxa" w:w="60"/>
-              <w:left w:type="dxa" w:w="110"/>
-              <w:bottom w:type="dxa" w:w="60"/>
-              <w:right w:type="dxa" w:w="110"/>
+            <w:tcBorders>
+              <w:top w:val="none" w:color="auto" w:sz="0"/>
+              <w:left w:val="none" w:color="auto" w:sz="0"/>
+              <w:bottom w:val="single" w:color="0C8643" w:sz="12"/>
+              <w:right w:val="none" w:color="auto" w:sz="0"/>
+            </w:tcBorders>
+            <w:tcMar>
+              <w:top w:type="dxa" w:w="70"/>
+              <w:left w:type="dxa" w:w="90"/>
+              <w:bottom w:type="dxa" w:w="70"/>
+              <w:right w:type="dxa" w:w="90"/>
             </w:tcMar>
             <w:vAlign w:val="center"/>
           </w:tcPr>
@@ -2778,9 +3199,9 @@
                 <w:rFonts w:ascii="Dubai" w:cs="Dubai" w:eastAsia="Dubai" w:hAnsi="Dubai"/>
                 <w:b/>
                 <w:bCs/>
-                <w:color w:val="FFFFFF"/>
-                <w:sz w:val="19"/>
-                <w:szCs w:val="19"/>
+                <w:color w:val="043D20"/>
+                <w:sz w:val="18"/>
+                <w:szCs w:val="18"/>
                 <w:rtl/>
               </w:rPr>
               <w:t xml:space="preserve">طريقة القياس</w:t>
@@ -2790,12 +3211,17 @@
         <w:tc>
           <w:tcPr>
             <w:tcW w:type="dxa" w:w="1757"/>
-            <w:shd w:fill="0C8643" w:color="auto" w:val="clear"/>
-            <w:tcMar>
-              <w:top w:type="dxa" w:w="60"/>
-              <w:left w:type="dxa" w:w="110"/>
-              <w:bottom w:type="dxa" w:w="60"/>
-              <w:right w:type="dxa" w:w="110"/>
+            <w:tcBorders>
+              <w:top w:val="none" w:color="auto" w:sz="0"/>
+              <w:left w:val="none" w:color="auto" w:sz="0"/>
+              <w:bottom w:val="single" w:color="0C8643" w:sz="12"/>
+              <w:right w:val="none" w:color="auto" w:sz="0"/>
+            </w:tcBorders>
+            <w:tcMar>
+              <w:top w:type="dxa" w:w="70"/>
+              <w:left w:type="dxa" w:w="90"/>
+              <w:bottom w:type="dxa" w:w="70"/>
+              <w:right w:type="dxa" w:w="90"/>
             </w:tcMar>
             <w:vAlign w:val="center"/>
           </w:tcPr>
@@ -2810,9 +3236,9 @@
                 <w:rFonts w:ascii="Dubai" w:cs="Dubai" w:eastAsia="Dubai" w:hAnsi="Dubai"/>
                 <w:b/>
                 <w:bCs/>
-                <w:color w:val="FFFFFF"/>
-                <w:sz w:val="19"/>
-                <w:szCs w:val="19"/>
+                <w:color w:val="043D20"/>
+                <w:sz w:val="18"/>
+                <w:szCs w:val="18"/>
                 <w:rtl/>
               </w:rPr>
               <w:t xml:space="preserve">المستهدف</w:t>
@@ -2823,17 +3249,22 @@
       <w:tr>
         <w:trPr>
           <w:tblHeader w:val="false"/>
-          <w:trHeight w:val="460" w:hRule="atLeast"/>
+          <w:trHeight w:val="480" w:hRule="atLeast"/>
         </w:trPr>
         <w:tc>
           <w:tcPr>
             <w:tcW w:type="dxa" w:w="703"/>
-            <w:shd w:fill="FFFFFF" w:color="auto" w:val="clear"/>
-            <w:tcMar>
-              <w:top w:type="dxa" w:w="70"/>
-              <w:left w:type="dxa" w:w="110"/>
-              <w:bottom w:type="dxa" w:w="70"/>
-              <w:right w:type="dxa" w:w="110"/>
+            <w:tcBorders>
+              <w:top w:val="none" w:color="auto" w:sz="0"/>
+              <w:left w:val="none" w:color="auto" w:sz="0"/>
+              <w:bottom w:val="single" w:color="E6EAE8" w:sz="4"/>
+              <w:right w:val="none" w:color="auto" w:sz="0"/>
+            </w:tcBorders>
+            <w:tcMar>
+              <w:top w:type="dxa" w:w="60"/>
+              <w:left w:type="dxa" w:w="90"/>
+              <w:bottom w:type="dxa" w:w="60"/>
+              <w:right w:type="dxa" w:w="90"/>
             </w:tcMar>
             <w:vAlign w:val="center"/>
           </w:tcPr>
@@ -2848,9 +3279,9 @@
                 <w:rFonts w:ascii="Dubai" w:cs="Dubai" w:eastAsia="Dubai" w:hAnsi="Dubai"/>
                 <w:b w:val="false"/>
                 <w:bCs w:val="false"/>
-                <w:color w:val="1F2A26"/>
-                <w:sz w:val="19"/>
-                <w:szCs w:val="19"/>
+                <w:color w:val="075E2F"/>
+                <w:sz w:val="18"/>
+                <w:szCs w:val="18"/>
                 <w:rtl/>
               </w:rPr>
               <w:t xml:space="preserve">١</w:t>
@@ -2860,12 +3291,17 @@
         <w:tc>
           <w:tcPr>
             <w:tcW w:type="dxa" w:w="3691"/>
-            <w:shd w:fill="FFFFFF" w:color="auto" w:val="clear"/>
-            <w:tcMar>
-              <w:top w:type="dxa" w:w="70"/>
-              <w:left w:type="dxa" w:w="110"/>
-              <w:bottom w:type="dxa" w:w="70"/>
-              <w:right w:type="dxa" w:w="110"/>
+            <w:tcBorders>
+              <w:top w:val="none" w:color="auto" w:sz="0"/>
+              <w:left w:val="none" w:color="auto" w:sz="0"/>
+              <w:bottom w:val="single" w:color="E6EAE8" w:sz="4"/>
+              <w:right w:val="none" w:color="auto" w:sz="0"/>
+            </w:tcBorders>
+            <w:tcMar>
+              <w:top w:type="dxa" w:w="60"/>
+              <w:left w:type="dxa" w:w="90"/>
+              <w:bottom w:type="dxa" w:w="60"/>
+              <w:right w:type="dxa" w:w="90"/>
             </w:tcMar>
             <w:vAlign w:val="center"/>
           </w:tcPr>
@@ -2880,12 +3316,17 @@
         <w:tc>
           <w:tcPr>
             <w:tcW w:type="dxa" w:w="2636"/>
-            <w:shd w:fill="FFFFFF" w:color="auto" w:val="clear"/>
-            <w:tcMar>
-              <w:top w:type="dxa" w:w="70"/>
-              <w:left w:type="dxa" w:w="110"/>
-              <w:bottom w:type="dxa" w:w="70"/>
-              <w:right w:type="dxa" w:w="110"/>
+            <w:tcBorders>
+              <w:top w:val="none" w:color="auto" w:sz="0"/>
+              <w:left w:val="none" w:color="auto" w:sz="0"/>
+              <w:bottom w:val="single" w:color="E6EAE8" w:sz="4"/>
+              <w:right w:val="none" w:color="auto" w:sz="0"/>
+            </w:tcBorders>
+            <w:tcMar>
+              <w:top w:type="dxa" w:w="60"/>
+              <w:left w:type="dxa" w:w="90"/>
+              <w:bottom w:type="dxa" w:w="60"/>
+              <w:right w:type="dxa" w:w="90"/>
             </w:tcMar>
             <w:vAlign w:val="center"/>
           </w:tcPr>
@@ -2900,12 +3341,17 @@
         <w:tc>
           <w:tcPr>
             <w:tcW w:type="dxa" w:w="1757"/>
-            <w:shd w:fill="FFFFFF" w:color="auto" w:val="clear"/>
-            <w:tcMar>
-              <w:top w:type="dxa" w:w="70"/>
-              <w:left w:type="dxa" w:w="110"/>
-              <w:bottom w:type="dxa" w:w="70"/>
-              <w:right w:type="dxa" w:w="110"/>
+            <w:tcBorders>
+              <w:top w:val="none" w:color="auto" w:sz="0"/>
+              <w:left w:val="none" w:color="auto" w:sz="0"/>
+              <w:bottom w:val="single" w:color="E6EAE8" w:sz="4"/>
+              <w:right w:val="none" w:color="auto" w:sz="0"/>
+            </w:tcBorders>
+            <w:tcMar>
+              <w:top w:type="dxa" w:w="60"/>
+              <w:left w:type="dxa" w:w="90"/>
+              <w:bottom w:type="dxa" w:w="60"/>
+              <w:right w:type="dxa" w:w="90"/>
             </w:tcMar>
             <w:vAlign w:val="center"/>
           </w:tcPr>
@@ -2921,17 +3367,22 @@
       <w:tr>
         <w:trPr>
           <w:tblHeader w:val="false"/>
-          <w:trHeight w:val="460" w:hRule="atLeast"/>
+          <w:trHeight w:val="480" w:hRule="atLeast"/>
         </w:trPr>
         <w:tc>
           <w:tcPr>
             <w:tcW w:type="dxa" w:w="703"/>
-            <w:shd w:fill="F4FAF6" w:color="auto" w:val="clear"/>
-            <w:tcMar>
-              <w:top w:type="dxa" w:w="70"/>
-              <w:left w:type="dxa" w:w="110"/>
-              <w:bottom w:type="dxa" w:w="70"/>
-              <w:right w:type="dxa" w:w="110"/>
+            <w:tcBorders>
+              <w:top w:val="none" w:color="auto" w:sz="0"/>
+              <w:left w:val="none" w:color="auto" w:sz="0"/>
+              <w:bottom w:val="single" w:color="E6EAE8" w:sz="4"/>
+              <w:right w:val="none" w:color="auto" w:sz="0"/>
+            </w:tcBorders>
+            <w:tcMar>
+              <w:top w:type="dxa" w:w="60"/>
+              <w:left w:type="dxa" w:w="90"/>
+              <w:bottom w:type="dxa" w:w="60"/>
+              <w:right w:type="dxa" w:w="90"/>
             </w:tcMar>
             <w:vAlign w:val="center"/>
           </w:tcPr>
@@ -2946,9 +3397,9 @@
                 <w:rFonts w:ascii="Dubai" w:cs="Dubai" w:eastAsia="Dubai" w:hAnsi="Dubai"/>
                 <w:b w:val="false"/>
                 <w:bCs w:val="false"/>
-                <w:color w:val="1F2A26"/>
-                <w:sz w:val="19"/>
-                <w:szCs w:val="19"/>
+                <w:color w:val="075E2F"/>
+                <w:sz w:val="18"/>
+                <w:szCs w:val="18"/>
                 <w:rtl/>
               </w:rPr>
               <w:t xml:space="preserve">٢</w:t>
@@ -2958,12 +3409,17 @@
         <w:tc>
           <w:tcPr>
             <w:tcW w:type="dxa" w:w="3691"/>
-            <w:shd w:fill="F4FAF6" w:color="auto" w:val="clear"/>
-            <w:tcMar>
-              <w:top w:type="dxa" w:w="70"/>
-              <w:left w:type="dxa" w:w="110"/>
-              <w:bottom w:type="dxa" w:w="70"/>
-              <w:right w:type="dxa" w:w="110"/>
+            <w:tcBorders>
+              <w:top w:val="none" w:color="auto" w:sz="0"/>
+              <w:left w:val="none" w:color="auto" w:sz="0"/>
+              <w:bottom w:val="single" w:color="E6EAE8" w:sz="4"/>
+              <w:right w:val="none" w:color="auto" w:sz="0"/>
+            </w:tcBorders>
+            <w:tcMar>
+              <w:top w:type="dxa" w:w="60"/>
+              <w:left w:type="dxa" w:w="90"/>
+              <w:bottom w:type="dxa" w:w="60"/>
+              <w:right w:type="dxa" w:w="90"/>
             </w:tcMar>
             <w:vAlign w:val="center"/>
           </w:tcPr>
@@ -2978,12 +3434,17 @@
         <w:tc>
           <w:tcPr>
             <w:tcW w:type="dxa" w:w="2636"/>
-            <w:shd w:fill="F4FAF6" w:color="auto" w:val="clear"/>
-            <w:tcMar>
-              <w:top w:type="dxa" w:w="70"/>
-              <w:left w:type="dxa" w:w="110"/>
-              <w:bottom w:type="dxa" w:w="70"/>
-              <w:right w:type="dxa" w:w="110"/>
+            <w:tcBorders>
+              <w:top w:val="none" w:color="auto" w:sz="0"/>
+              <w:left w:val="none" w:color="auto" w:sz="0"/>
+              <w:bottom w:val="single" w:color="E6EAE8" w:sz="4"/>
+              <w:right w:val="none" w:color="auto" w:sz="0"/>
+            </w:tcBorders>
+            <w:tcMar>
+              <w:top w:type="dxa" w:w="60"/>
+              <w:left w:type="dxa" w:w="90"/>
+              <w:bottom w:type="dxa" w:w="60"/>
+              <w:right w:type="dxa" w:w="90"/>
             </w:tcMar>
             <w:vAlign w:val="center"/>
           </w:tcPr>
@@ -2998,12 +3459,17 @@
         <w:tc>
           <w:tcPr>
             <w:tcW w:type="dxa" w:w="1757"/>
-            <w:shd w:fill="F4FAF6" w:color="auto" w:val="clear"/>
-            <w:tcMar>
-              <w:top w:type="dxa" w:w="70"/>
-              <w:left w:type="dxa" w:w="110"/>
-              <w:bottom w:type="dxa" w:w="70"/>
-              <w:right w:type="dxa" w:w="110"/>
+            <w:tcBorders>
+              <w:top w:val="none" w:color="auto" w:sz="0"/>
+              <w:left w:val="none" w:color="auto" w:sz="0"/>
+              <w:bottom w:val="single" w:color="E6EAE8" w:sz="4"/>
+              <w:right w:val="none" w:color="auto" w:sz="0"/>
+            </w:tcBorders>
+            <w:tcMar>
+              <w:top w:type="dxa" w:w="60"/>
+              <w:left w:type="dxa" w:w="90"/>
+              <w:bottom w:type="dxa" w:w="60"/>
+              <w:right w:type="dxa" w:w="90"/>
             </w:tcMar>
             <w:vAlign w:val="center"/>
           </w:tcPr>
@@ -3019,17 +3485,22 @@
       <w:tr>
         <w:trPr>
           <w:tblHeader w:val="false"/>
-          <w:trHeight w:val="460" w:hRule="atLeast"/>
+          <w:trHeight w:val="480" w:hRule="atLeast"/>
         </w:trPr>
         <w:tc>
           <w:tcPr>
             <w:tcW w:type="dxa" w:w="703"/>
-            <w:shd w:fill="FFFFFF" w:color="auto" w:val="clear"/>
-            <w:tcMar>
-              <w:top w:type="dxa" w:w="70"/>
-              <w:left w:type="dxa" w:w="110"/>
-              <w:bottom w:type="dxa" w:w="70"/>
-              <w:right w:type="dxa" w:w="110"/>
+            <w:tcBorders>
+              <w:top w:val="none" w:color="auto" w:sz="0"/>
+              <w:left w:val="none" w:color="auto" w:sz="0"/>
+              <w:bottom w:val="single" w:color="E6EAE8" w:sz="4"/>
+              <w:right w:val="none" w:color="auto" w:sz="0"/>
+            </w:tcBorders>
+            <w:tcMar>
+              <w:top w:type="dxa" w:w="60"/>
+              <w:left w:type="dxa" w:w="90"/>
+              <w:bottom w:type="dxa" w:w="60"/>
+              <w:right w:type="dxa" w:w="90"/>
             </w:tcMar>
             <w:vAlign w:val="center"/>
           </w:tcPr>
@@ -3044,9 +3515,9 @@
                 <w:rFonts w:ascii="Dubai" w:cs="Dubai" w:eastAsia="Dubai" w:hAnsi="Dubai"/>
                 <w:b w:val="false"/>
                 <w:bCs w:val="false"/>
-                <w:color w:val="1F2A26"/>
-                <w:sz w:val="19"/>
-                <w:szCs w:val="19"/>
+                <w:color w:val="075E2F"/>
+                <w:sz w:val="18"/>
+                <w:szCs w:val="18"/>
                 <w:rtl/>
               </w:rPr>
               <w:t xml:space="preserve">٣</w:t>
@@ -3056,12 +3527,17 @@
         <w:tc>
           <w:tcPr>
             <w:tcW w:type="dxa" w:w="3691"/>
-            <w:shd w:fill="FFFFFF" w:color="auto" w:val="clear"/>
-            <w:tcMar>
-              <w:top w:type="dxa" w:w="70"/>
-              <w:left w:type="dxa" w:w="110"/>
-              <w:bottom w:type="dxa" w:w="70"/>
-              <w:right w:type="dxa" w:w="110"/>
+            <w:tcBorders>
+              <w:top w:val="none" w:color="auto" w:sz="0"/>
+              <w:left w:val="none" w:color="auto" w:sz="0"/>
+              <w:bottom w:val="single" w:color="E6EAE8" w:sz="4"/>
+              <w:right w:val="none" w:color="auto" w:sz="0"/>
+            </w:tcBorders>
+            <w:tcMar>
+              <w:top w:type="dxa" w:w="60"/>
+              <w:left w:type="dxa" w:w="90"/>
+              <w:bottom w:type="dxa" w:w="60"/>
+              <w:right w:type="dxa" w:w="90"/>
             </w:tcMar>
             <w:vAlign w:val="center"/>
           </w:tcPr>
@@ -3076,12 +3552,17 @@
         <w:tc>
           <w:tcPr>
             <w:tcW w:type="dxa" w:w="2636"/>
-            <w:shd w:fill="FFFFFF" w:color="auto" w:val="clear"/>
-            <w:tcMar>
-              <w:top w:type="dxa" w:w="70"/>
-              <w:left w:type="dxa" w:w="110"/>
-              <w:bottom w:type="dxa" w:w="70"/>
-              <w:right w:type="dxa" w:w="110"/>
+            <w:tcBorders>
+              <w:top w:val="none" w:color="auto" w:sz="0"/>
+              <w:left w:val="none" w:color="auto" w:sz="0"/>
+              <w:bottom w:val="single" w:color="E6EAE8" w:sz="4"/>
+              <w:right w:val="none" w:color="auto" w:sz="0"/>
+            </w:tcBorders>
+            <w:tcMar>
+              <w:top w:type="dxa" w:w="60"/>
+              <w:left w:type="dxa" w:w="90"/>
+              <w:bottom w:type="dxa" w:w="60"/>
+              <w:right w:type="dxa" w:w="90"/>
             </w:tcMar>
             <w:vAlign w:val="center"/>
           </w:tcPr>
@@ -3096,12 +3577,17 @@
         <w:tc>
           <w:tcPr>
             <w:tcW w:type="dxa" w:w="1757"/>
-            <w:shd w:fill="FFFFFF" w:color="auto" w:val="clear"/>
-            <w:tcMar>
-              <w:top w:type="dxa" w:w="70"/>
-              <w:left w:type="dxa" w:w="110"/>
-              <w:bottom w:type="dxa" w:w="70"/>
-              <w:right w:type="dxa" w:w="110"/>
+            <w:tcBorders>
+              <w:top w:val="none" w:color="auto" w:sz="0"/>
+              <w:left w:val="none" w:color="auto" w:sz="0"/>
+              <w:bottom w:val="single" w:color="E6EAE8" w:sz="4"/>
+              <w:right w:val="none" w:color="auto" w:sz="0"/>
+            </w:tcBorders>
+            <w:tcMar>
+              <w:top w:type="dxa" w:w="60"/>
+              <w:left w:type="dxa" w:w="90"/>
+              <w:bottom w:type="dxa" w:w="60"/>
+              <w:right w:type="dxa" w:w="90"/>
             </w:tcMar>
             <w:vAlign w:val="center"/>
           </w:tcPr>
@@ -3117,17 +3603,22 @@
       <w:tr>
         <w:trPr>
           <w:tblHeader w:val="false"/>
-          <w:trHeight w:val="460" w:hRule="atLeast"/>
+          <w:trHeight w:val="480" w:hRule="atLeast"/>
         </w:trPr>
         <w:tc>
           <w:tcPr>
             <w:tcW w:type="dxa" w:w="703"/>
-            <w:shd w:fill="F4FAF6" w:color="auto" w:val="clear"/>
-            <w:tcMar>
-              <w:top w:type="dxa" w:w="70"/>
-              <w:left w:type="dxa" w:w="110"/>
-              <w:bottom w:type="dxa" w:w="70"/>
-              <w:right w:type="dxa" w:w="110"/>
+            <w:tcBorders>
+              <w:top w:val="none" w:color="auto" w:sz="0"/>
+              <w:left w:val="none" w:color="auto" w:sz="0"/>
+              <w:bottom w:val="single" w:color="E6EAE8" w:sz="4"/>
+              <w:right w:val="none" w:color="auto" w:sz="0"/>
+            </w:tcBorders>
+            <w:tcMar>
+              <w:top w:type="dxa" w:w="60"/>
+              <w:left w:type="dxa" w:w="90"/>
+              <w:bottom w:type="dxa" w:w="60"/>
+              <w:right w:type="dxa" w:w="90"/>
             </w:tcMar>
             <w:vAlign w:val="center"/>
           </w:tcPr>
@@ -3142,9 +3633,9 @@
                 <w:rFonts w:ascii="Dubai" w:cs="Dubai" w:eastAsia="Dubai" w:hAnsi="Dubai"/>
                 <w:b w:val="false"/>
                 <w:bCs w:val="false"/>
-                <w:color w:val="1F2A26"/>
-                <w:sz w:val="19"/>
-                <w:szCs w:val="19"/>
+                <w:color w:val="075E2F"/>
+                <w:sz w:val="18"/>
+                <w:szCs w:val="18"/>
                 <w:rtl/>
               </w:rPr>
               <w:t xml:space="preserve">٤</w:t>
@@ -3154,12 +3645,17 @@
         <w:tc>
           <w:tcPr>
             <w:tcW w:type="dxa" w:w="3691"/>
-            <w:shd w:fill="F4FAF6" w:color="auto" w:val="clear"/>
-            <w:tcMar>
-              <w:top w:type="dxa" w:w="70"/>
-              <w:left w:type="dxa" w:w="110"/>
-              <w:bottom w:type="dxa" w:w="70"/>
-              <w:right w:type="dxa" w:w="110"/>
+            <w:tcBorders>
+              <w:top w:val="none" w:color="auto" w:sz="0"/>
+              <w:left w:val="none" w:color="auto" w:sz="0"/>
+              <w:bottom w:val="single" w:color="E6EAE8" w:sz="4"/>
+              <w:right w:val="none" w:color="auto" w:sz="0"/>
+            </w:tcBorders>
+            <w:tcMar>
+              <w:top w:type="dxa" w:w="60"/>
+              <w:left w:type="dxa" w:w="90"/>
+              <w:bottom w:type="dxa" w:w="60"/>
+              <w:right w:type="dxa" w:w="90"/>
             </w:tcMar>
             <w:vAlign w:val="center"/>
           </w:tcPr>
@@ -3174,12 +3670,17 @@
         <w:tc>
           <w:tcPr>
             <w:tcW w:type="dxa" w:w="2636"/>
-            <w:shd w:fill="F4FAF6" w:color="auto" w:val="clear"/>
-            <w:tcMar>
-              <w:top w:type="dxa" w:w="70"/>
-              <w:left w:type="dxa" w:w="110"/>
-              <w:bottom w:type="dxa" w:w="70"/>
-              <w:right w:type="dxa" w:w="110"/>
+            <w:tcBorders>
+              <w:top w:val="none" w:color="auto" w:sz="0"/>
+              <w:left w:val="none" w:color="auto" w:sz="0"/>
+              <w:bottom w:val="single" w:color="E6EAE8" w:sz="4"/>
+              <w:right w:val="none" w:color="auto" w:sz="0"/>
+            </w:tcBorders>
+            <w:tcMar>
+              <w:top w:type="dxa" w:w="60"/>
+              <w:left w:type="dxa" w:w="90"/>
+              <w:bottom w:type="dxa" w:w="60"/>
+              <w:right w:type="dxa" w:w="90"/>
             </w:tcMar>
             <w:vAlign w:val="center"/>
           </w:tcPr>
@@ -3194,12 +3695,17 @@
         <w:tc>
           <w:tcPr>
             <w:tcW w:type="dxa" w:w="1757"/>
-            <w:shd w:fill="F4FAF6" w:color="auto" w:val="clear"/>
-            <w:tcMar>
-              <w:top w:type="dxa" w:w="70"/>
-              <w:left w:type="dxa" w:w="110"/>
-              <w:bottom w:type="dxa" w:w="70"/>
-              <w:right w:type="dxa" w:w="110"/>
+            <w:tcBorders>
+              <w:top w:val="none" w:color="auto" w:sz="0"/>
+              <w:left w:val="none" w:color="auto" w:sz="0"/>
+              <w:bottom w:val="single" w:color="E6EAE8" w:sz="4"/>
+              <w:right w:val="none" w:color="auto" w:sz="0"/>
+            </w:tcBorders>
+            <w:tcMar>
+              <w:top w:type="dxa" w:w="60"/>
+              <w:left w:type="dxa" w:w="90"/>
+              <w:bottom w:type="dxa" w:w="60"/>
+              <w:right w:type="dxa" w:w="90"/>
             </w:tcMar>
             <w:vAlign w:val="center"/>
           </w:tcPr>
@@ -3216,7 +3722,7 @@
     <w:p>
       <w:pPr>
         <w:bidi/>
-        <w:spacing w:after="140" w:before="0"/>
+        <w:spacing w:after="160" w:before="0"/>
       </w:pPr>
     </w:p>
     <w:tbl>
@@ -3234,23 +3740,28 @@
         <w:tblLayout w:type="fixed"/>
       </w:tblPr>
       <w:tblGrid>
-        <w:gridCol w:w="700"/>
-        <w:gridCol w:w="8087"/>
+        <w:gridCol w:w="950"/>
+        <w:gridCol w:w="7837"/>
       </w:tblGrid>
       <w:tr>
         <w:trPr>
           <w:tblHeader w:val="false"/>
-          <w:trHeight w:val="380" w:hRule="atLeast"/>
+          <w:trHeight w:val="560" w:hRule="atLeast"/>
         </w:trPr>
         <w:tc>
           <w:tcPr>
-            <w:tcW w:type="dxa" w:w="700"/>
-            <w:shd w:fill="043D20" w:color="auto" w:val="clear"/>
-            <w:tcMar>
-              <w:top w:type="dxa" w:w="60"/>
-              <w:left w:type="dxa" w:w="110"/>
-              <w:bottom w:type="dxa" w:w="60"/>
-              <w:right w:type="dxa" w:w="110"/>
+            <w:tcW w:type="dxa" w:w="950"/>
+            <w:tcBorders>
+              <w:top w:val="none" w:color="auto" w:sz="0"/>
+              <w:left w:val="none" w:color="auto" w:sz="0"/>
+              <w:bottom w:val="single" w:color="C8A45C" w:sz="8"/>
+              <w:right w:val="none" w:color="auto" w:sz="0"/>
+            </w:tcBorders>
+            <w:tcMar>
+              <w:top w:type="dxa" w:w="20"/>
+              <w:left w:type="dxa" w:w="90"/>
+              <w:bottom w:type="dxa" w:w="20"/>
+              <w:right w:type="dxa" w:w="90"/>
             </w:tcMar>
             <w:vAlign w:val="center"/>
           </w:tcPr>
@@ -3265,9 +3776,9 @@
                 <w:rFonts w:ascii="Dubai" w:cs="Dubai" w:eastAsia="Dubai" w:hAnsi="Dubai"/>
                 <w:b/>
                 <w:bCs/>
-                <w:color w:val="C8A45C"/>
-                <w:sz w:val="21"/>
-                <w:szCs w:val="21"/>
+                <w:color w:val="BEE9D1"/>
+                <w:sz w:val="52"/>
+                <w:szCs w:val="52"/>
                 <w:rtl/>
               </w:rPr>
               <w:t xml:space="preserve">٠٧</w:t>
@@ -3276,15 +3787,20 @@
         </w:tc>
         <w:tc>
           <w:tcPr>
-            <w:tcW w:type="dxa" w:w="8087"/>
-            <w:shd w:fill="0C8643" w:color="auto" w:val="clear"/>
-            <w:tcMar>
-              <w:top w:type="dxa" w:w="60"/>
-              <w:left w:type="dxa" w:w="110"/>
-              <w:bottom w:type="dxa" w:w="60"/>
-              <w:right w:type="dxa" w:w="110"/>
-            </w:tcMar>
-            <w:vAlign w:val="center"/>
+            <w:tcW w:type="dxa" w:w="7837"/>
+            <w:tcBorders>
+              <w:top w:val="none" w:color="auto" w:sz="0"/>
+              <w:left w:val="none" w:color="auto" w:sz="0"/>
+              <w:bottom w:val="single" w:color="C8A45C" w:sz="8"/>
+              <w:right w:val="none" w:color="auto" w:sz="0"/>
+            </w:tcBorders>
+            <w:tcMar>
+              <w:top w:type="dxa" w:w="20"/>
+              <w:left w:type="dxa" w:w="90"/>
+              <w:bottom w:type="dxa" w:w="20"/>
+              <w:right w:type="dxa" w:w="90"/>
+            </w:tcMar>
+            <w:vAlign w:val="bottom"/>
           </w:tcPr>
           <w:p>
             <w:pPr>
@@ -3296,9 +3812,9 @@
                 <w:rFonts w:ascii="Dubai" w:cs="Dubai" w:eastAsia="Dubai" w:hAnsi="Dubai"/>
                 <w:b/>
                 <w:bCs/>
-                <w:color w:val="FFFFFF"/>
-                <w:sz w:val="22"/>
-                <w:szCs w:val="22"/>
+                <w:color w:val="043D20"/>
+                <w:sz w:val="26"/>
+                <w:szCs w:val="26"/>
                 <w:rtl/>
               </w:rPr>
               <w:t xml:space="preserve">علاقات العمل</w:t>
@@ -3312,12 +3828,12 @@
         <w:bidiVisual/>
         <w:tblW w:type="dxa" w:w="8787"/>
         <w:tblBorders>
-          <w:top w:val="single" w:color="C9D1CD" w:sz="4"/>
-          <w:left w:val="single" w:color="C9D1CD" w:sz="4"/>
-          <w:bottom w:val="single" w:color="C9D1CD" w:sz="4"/>
-          <w:right w:val="single" w:color="C9D1CD" w:sz="4"/>
-          <w:insideH w:val="single" w:color="C9D1CD" w:sz="4"/>
-          <w:insideV w:val="single" w:color="C9D1CD" w:sz="4"/>
+          <w:top w:val="none" w:color="auto" w:sz="0"/>
+          <w:left w:val="none" w:color="auto" w:sz="0"/>
+          <w:bottom w:val="none" w:color="auto" w:sz="0"/>
+          <w:right w:val="none" w:color="auto" w:sz="0"/>
+          <w:insideH w:val="none" w:color="auto" w:sz="0"/>
+          <w:insideV w:val="none" w:color="auto" w:sz="0"/>
         </w:tblBorders>
         <w:tblLayout w:type="fixed"/>
       </w:tblPr>
@@ -3329,17 +3845,22 @@
       <w:tr>
         <w:trPr>
           <w:tblHeader/>
-          <w:trHeight w:val="420" w:hRule="atLeast"/>
+          <w:trHeight w:val="400" w:hRule="atLeast"/>
         </w:trPr>
         <w:tc>
           <w:tcPr>
             <w:tcW w:type="dxa" w:w="1582"/>
-            <w:shd w:fill="0C8643" w:color="auto" w:val="clear"/>
-            <w:tcMar>
-              <w:top w:type="dxa" w:w="60"/>
-              <w:left w:type="dxa" w:w="110"/>
-              <w:bottom w:type="dxa" w:w="60"/>
-              <w:right w:type="dxa" w:w="110"/>
+            <w:tcBorders>
+              <w:top w:val="none" w:color="auto" w:sz="0"/>
+              <w:left w:val="none" w:color="auto" w:sz="0"/>
+              <w:bottom w:val="single" w:color="0C8643" w:sz="12"/>
+              <w:right w:val="none" w:color="auto" w:sz="0"/>
+            </w:tcBorders>
+            <w:tcMar>
+              <w:top w:type="dxa" w:w="70"/>
+              <w:left w:type="dxa" w:w="90"/>
+              <w:bottom w:type="dxa" w:w="70"/>
+              <w:right w:type="dxa" w:w="90"/>
             </w:tcMar>
             <w:vAlign w:val="center"/>
           </w:tcPr>
@@ -3354,9 +3875,9 @@
                 <w:rFonts w:ascii="Dubai" w:cs="Dubai" w:eastAsia="Dubai" w:hAnsi="Dubai"/>
                 <w:b/>
                 <w:bCs/>
-                <w:color w:val="FFFFFF"/>
-                <w:sz w:val="19"/>
-                <w:szCs w:val="19"/>
+                <w:color w:val="043D20"/>
+                <w:sz w:val="18"/>
+                <w:szCs w:val="18"/>
                 <w:rtl/>
               </w:rPr>
               <w:t xml:space="preserve">النوع</w:t>
@@ -3366,12 +3887,17 @@
         <w:tc>
           <w:tcPr>
             <w:tcW w:type="dxa" w:w="2988"/>
-            <w:shd w:fill="0C8643" w:color="auto" w:val="clear"/>
-            <w:tcMar>
-              <w:top w:type="dxa" w:w="60"/>
-              <w:left w:type="dxa" w:w="110"/>
-              <w:bottom w:type="dxa" w:w="60"/>
-              <w:right w:type="dxa" w:w="110"/>
+            <w:tcBorders>
+              <w:top w:val="none" w:color="auto" w:sz="0"/>
+              <w:left w:val="none" w:color="auto" w:sz="0"/>
+              <w:bottom w:val="single" w:color="0C8643" w:sz="12"/>
+              <w:right w:val="none" w:color="auto" w:sz="0"/>
+            </w:tcBorders>
+            <w:tcMar>
+              <w:top w:type="dxa" w:w="70"/>
+              <w:left w:type="dxa" w:w="90"/>
+              <w:bottom w:type="dxa" w:w="70"/>
+              <w:right w:type="dxa" w:w="90"/>
             </w:tcMar>
             <w:vAlign w:val="center"/>
           </w:tcPr>
@@ -3386,9 +3912,9 @@
                 <w:rFonts w:ascii="Dubai" w:cs="Dubai" w:eastAsia="Dubai" w:hAnsi="Dubai"/>
                 <w:b/>
                 <w:bCs/>
-                <w:color w:val="FFFFFF"/>
-                <w:sz w:val="19"/>
-                <w:szCs w:val="19"/>
+                <w:color w:val="043D20"/>
+                <w:sz w:val="18"/>
+                <w:szCs w:val="18"/>
                 <w:rtl/>
               </w:rPr>
               <w:t xml:space="preserve">الجهة</w:t>
@@ -3398,12 +3924,17 @@
         <w:tc>
           <w:tcPr>
             <w:tcW w:type="dxa" w:w="4217"/>
-            <w:shd w:fill="0C8643" w:color="auto" w:val="clear"/>
-            <w:tcMar>
-              <w:top w:type="dxa" w:w="60"/>
-              <w:left w:type="dxa" w:w="110"/>
-              <w:bottom w:type="dxa" w:w="60"/>
-              <w:right w:type="dxa" w:w="110"/>
+            <w:tcBorders>
+              <w:top w:val="none" w:color="auto" w:sz="0"/>
+              <w:left w:val="none" w:color="auto" w:sz="0"/>
+              <w:bottom w:val="single" w:color="0C8643" w:sz="12"/>
+              <w:right w:val="none" w:color="auto" w:sz="0"/>
+            </w:tcBorders>
+            <w:tcMar>
+              <w:top w:type="dxa" w:w="70"/>
+              <w:left w:type="dxa" w:w="90"/>
+              <w:bottom w:type="dxa" w:w="70"/>
+              <w:right w:type="dxa" w:w="90"/>
             </w:tcMar>
             <w:vAlign w:val="center"/>
           </w:tcPr>
@@ -3418,9 +3949,9 @@
                 <w:rFonts w:ascii="Dubai" w:cs="Dubai" w:eastAsia="Dubai" w:hAnsi="Dubai"/>
                 <w:b/>
                 <w:bCs/>
-                <w:color w:val="FFFFFF"/>
-                <w:sz w:val="19"/>
-                <w:szCs w:val="19"/>
+                <w:color w:val="043D20"/>
+                <w:sz w:val="18"/>
+                <w:szCs w:val="18"/>
                 <w:rtl/>
               </w:rPr>
               <w:t xml:space="preserve">طبيعة العلاقة / الغرض</w:t>
@@ -3431,17 +3962,22 @@
       <w:tr>
         <w:trPr>
           <w:tblHeader w:val="false"/>
-          <w:trHeight w:val="460" w:hRule="atLeast"/>
+          <w:trHeight w:val="480" w:hRule="atLeast"/>
         </w:trPr>
         <w:tc>
           <w:tcPr>
             <w:tcW w:type="dxa" w:w="1582"/>
-            <w:shd w:fill="FFFFFF" w:color="auto" w:val="clear"/>
-            <w:tcMar>
-              <w:top w:type="dxa" w:w="70"/>
-              <w:left w:type="dxa" w:w="110"/>
-              <w:bottom w:type="dxa" w:w="70"/>
-              <w:right w:type="dxa" w:w="110"/>
+            <w:tcBorders>
+              <w:top w:val="none" w:color="auto" w:sz="0"/>
+              <w:left w:val="none" w:color="auto" w:sz="0"/>
+              <w:bottom w:val="single" w:color="E6EAE8" w:sz="4"/>
+              <w:right w:val="none" w:color="auto" w:sz="0"/>
+            </w:tcBorders>
+            <w:tcMar>
+              <w:top w:type="dxa" w:w="60"/>
+              <w:left w:type="dxa" w:w="90"/>
+              <w:bottom w:type="dxa" w:w="60"/>
+              <w:right w:type="dxa" w:w="90"/>
             </w:tcMar>
             <w:vAlign w:val="center"/>
           </w:tcPr>
@@ -3456,9 +3992,9 @@
                 <w:rFonts w:ascii="Dubai" w:cs="Dubai" w:eastAsia="Dubai" w:hAnsi="Dubai"/>
                 <w:b w:val="false"/>
                 <w:bCs w:val="false"/>
-                <w:color w:val="1F2A26"/>
-                <w:sz w:val="19"/>
-                <w:szCs w:val="19"/>
+                <w:color w:val="075E2F"/>
+                <w:sz w:val="18"/>
+                <w:szCs w:val="18"/>
                 <w:rtl/>
               </w:rPr>
               <w:t xml:space="preserve">داخلية</w:t>
@@ -3468,12 +4004,17 @@
         <w:tc>
           <w:tcPr>
             <w:tcW w:type="dxa" w:w="2988"/>
-            <w:shd w:fill="FFFFFF" w:color="auto" w:val="clear"/>
-            <w:tcMar>
-              <w:top w:type="dxa" w:w="70"/>
-              <w:left w:type="dxa" w:w="110"/>
-              <w:bottom w:type="dxa" w:w="70"/>
-              <w:right w:type="dxa" w:w="110"/>
+            <w:tcBorders>
+              <w:top w:val="none" w:color="auto" w:sz="0"/>
+              <w:left w:val="none" w:color="auto" w:sz="0"/>
+              <w:bottom w:val="single" w:color="E6EAE8" w:sz="4"/>
+              <w:right w:val="none" w:color="auto" w:sz="0"/>
+            </w:tcBorders>
+            <w:tcMar>
+              <w:top w:type="dxa" w:w="60"/>
+              <w:left w:type="dxa" w:w="90"/>
+              <w:bottom w:type="dxa" w:w="60"/>
+              <w:right w:type="dxa" w:w="90"/>
             </w:tcMar>
             <w:vAlign w:val="center"/>
           </w:tcPr>
@@ -3488,12 +4029,17 @@
         <w:tc>
           <w:tcPr>
             <w:tcW w:type="dxa" w:w="4217"/>
-            <w:shd w:fill="FFFFFF" w:color="auto" w:val="clear"/>
-            <w:tcMar>
-              <w:top w:type="dxa" w:w="70"/>
-              <w:left w:type="dxa" w:w="110"/>
-              <w:bottom w:type="dxa" w:w="70"/>
-              <w:right w:type="dxa" w:w="110"/>
+            <w:tcBorders>
+              <w:top w:val="none" w:color="auto" w:sz="0"/>
+              <w:left w:val="none" w:color="auto" w:sz="0"/>
+              <w:bottom w:val="single" w:color="E6EAE8" w:sz="4"/>
+              <w:right w:val="none" w:color="auto" w:sz="0"/>
+            </w:tcBorders>
+            <w:tcMar>
+              <w:top w:type="dxa" w:w="60"/>
+              <w:left w:type="dxa" w:w="90"/>
+              <w:bottom w:type="dxa" w:w="60"/>
+              <w:right w:type="dxa" w:w="90"/>
             </w:tcMar>
             <w:vAlign w:val="center"/>
           </w:tcPr>
@@ -3509,17 +4055,22 @@
       <w:tr>
         <w:trPr>
           <w:tblHeader w:val="false"/>
-          <w:trHeight w:val="460" w:hRule="atLeast"/>
+          <w:trHeight w:val="480" w:hRule="atLeast"/>
         </w:trPr>
         <w:tc>
           <w:tcPr>
             <w:tcW w:type="dxa" w:w="1582"/>
-            <w:shd w:fill="F4FAF6" w:color="auto" w:val="clear"/>
-            <w:tcMar>
-              <w:top w:type="dxa" w:w="70"/>
-              <w:left w:type="dxa" w:w="110"/>
-              <w:bottom w:type="dxa" w:w="70"/>
-              <w:right w:type="dxa" w:w="110"/>
+            <w:tcBorders>
+              <w:top w:val="none" w:color="auto" w:sz="0"/>
+              <w:left w:val="none" w:color="auto" w:sz="0"/>
+              <w:bottom w:val="single" w:color="E6EAE8" w:sz="4"/>
+              <w:right w:val="none" w:color="auto" w:sz="0"/>
+            </w:tcBorders>
+            <w:tcMar>
+              <w:top w:type="dxa" w:w="60"/>
+              <w:left w:type="dxa" w:w="90"/>
+              <w:bottom w:type="dxa" w:w="60"/>
+              <w:right w:type="dxa" w:w="90"/>
             </w:tcMar>
             <w:vAlign w:val="center"/>
           </w:tcPr>
@@ -3534,9 +4085,9 @@
                 <w:rFonts w:ascii="Dubai" w:cs="Dubai" w:eastAsia="Dubai" w:hAnsi="Dubai"/>
                 <w:b w:val="false"/>
                 <w:bCs w:val="false"/>
-                <w:color w:val="1F2A26"/>
-                <w:sz w:val="19"/>
-                <w:szCs w:val="19"/>
+                <w:color w:val="075E2F"/>
+                <w:sz w:val="18"/>
+                <w:szCs w:val="18"/>
                 <w:rtl/>
               </w:rPr>
               <w:t xml:space="preserve">داخلية</w:t>
@@ -3546,12 +4097,17 @@
         <w:tc>
           <w:tcPr>
             <w:tcW w:type="dxa" w:w="2988"/>
-            <w:shd w:fill="F4FAF6" w:color="auto" w:val="clear"/>
-            <w:tcMar>
-              <w:top w:type="dxa" w:w="70"/>
-              <w:left w:type="dxa" w:w="110"/>
-              <w:bottom w:type="dxa" w:w="70"/>
-              <w:right w:type="dxa" w:w="110"/>
+            <w:tcBorders>
+              <w:top w:val="none" w:color="auto" w:sz="0"/>
+              <w:left w:val="none" w:color="auto" w:sz="0"/>
+              <w:bottom w:val="single" w:color="E6EAE8" w:sz="4"/>
+              <w:right w:val="none" w:color="auto" w:sz="0"/>
+            </w:tcBorders>
+            <w:tcMar>
+              <w:top w:type="dxa" w:w="60"/>
+              <w:left w:type="dxa" w:w="90"/>
+              <w:bottom w:type="dxa" w:w="60"/>
+              <w:right w:type="dxa" w:w="90"/>
             </w:tcMar>
             <w:vAlign w:val="center"/>
           </w:tcPr>
@@ -3566,12 +4122,17 @@
         <w:tc>
           <w:tcPr>
             <w:tcW w:type="dxa" w:w="4217"/>
-            <w:shd w:fill="F4FAF6" w:color="auto" w:val="clear"/>
-            <w:tcMar>
-              <w:top w:type="dxa" w:w="70"/>
-              <w:left w:type="dxa" w:w="110"/>
-              <w:bottom w:type="dxa" w:w="70"/>
-              <w:right w:type="dxa" w:w="110"/>
+            <w:tcBorders>
+              <w:top w:val="none" w:color="auto" w:sz="0"/>
+              <w:left w:val="none" w:color="auto" w:sz="0"/>
+              <w:bottom w:val="single" w:color="E6EAE8" w:sz="4"/>
+              <w:right w:val="none" w:color="auto" w:sz="0"/>
+            </w:tcBorders>
+            <w:tcMar>
+              <w:top w:type="dxa" w:w="60"/>
+              <w:left w:type="dxa" w:w="90"/>
+              <w:bottom w:type="dxa" w:w="60"/>
+              <w:right w:type="dxa" w:w="90"/>
             </w:tcMar>
             <w:vAlign w:val="center"/>
           </w:tcPr>
@@ -3587,17 +4148,22 @@
       <w:tr>
         <w:trPr>
           <w:tblHeader w:val="false"/>
-          <w:trHeight w:val="460" w:hRule="atLeast"/>
+          <w:trHeight w:val="480" w:hRule="atLeast"/>
         </w:trPr>
         <w:tc>
           <w:tcPr>
             <w:tcW w:type="dxa" w:w="1582"/>
-            <w:shd w:fill="FFFFFF" w:color="auto" w:val="clear"/>
-            <w:tcMar>
-              <w:top w:type="dxa" w:w="70"/>
-              <w:left w:type="dxa" w:w="110"/>
-              <w:bottom w:type="dxa" w:w="70"/>
-              <w:right w:type="dxa" w:w="110"/>
+            <w:tcBorders>
+              <w:top w:val="none" w:color="auto" w:sz="0"/>
+              <w:left w:val="none" w:color="auto" w:sz="0"/>
+              <w:bottom w:val="single" w:color="E6EAE8" w:sz="4"/>
+              <w:right w:val="none" w:color="auto" w:sz="0"/>
+            </w:tcBorders>
+            <w:tcMar>
+              <w:top w:type="dxa" w:w="60"/>
+              <w:left w:type="dxa" w:w="90"/>
+              <w:bottom w:type="dxa" w:w="60"/>
+              <w:right w:type="dxa" w:w="90"/>
             </w:tcMar>
             <w:vAlign w:val="center"/>
           </w:tcPr>
@@ -3612,9 +4178,9 @@
                 <w:rFonts w:ascii="Dubai" w:cs="Dubai" w:eastAsia="Dubai" w:hAnsi="Dubai"/>
                 <w:b w:val="false"/>
                 <w:bCs w:val="false"/>
-                <w:color w:val="1F2A26"/>
-                <w:sz w:val="19"/>
-                <w:szCs w:val="19"/>
+                <w:color w:val="075E2F"/>
+                <w:sz w:val="18"/>
+                <w:szCs w:val="18"/>
                 <w:rtl/>
               </w:rPr>
               <w:t xml:space="preserve">خارجية</w:t>
@@ -3624,12 +4190,17 @@
         <w:tc>
           <w:tcPr>
             <w:tcW w:type="dxa" w:w="2988"/>
-            <w:shd w:fill="FFFFFF" w:color="auto" w:val="clear"/>
-            <w:tcMar>
-              <w:top w:type="dxa" w:w="70"/>
-              <w:left w:type="dxa" w:w="110"/>
-              <w:bottom w:type="dxa" w:w="70"/>
-              <w:right w:type="dxa" w:w="110"/>
+            <w:tcBorders>
+              <w:top w:val="none" w:color="auto" w:sz="0"/>
+              <w:left w:val="none" w:color="auto" w:sz="0"/>
+              <w:bottom w:val="single" w:color="E6EAE8" w:sz="4"/>
+              <w:right w:val="none" w:color="auto" w:sz="0"/>
+            </w:tcBorders>
+            <w:tcMar>
+              <w:top w:type="dxa" w:w="60"/>
+              <w:left w:type="dxa" w:w="90"/>
+              <w:bottom w:type="dxa" w:w="60"/>
+              <w:right w:type="dxa" w:w="90"/>
             </w:tcMar>
             <w:vAlign w:val="center"/>
           </w:tcPr>
@@ -3644,12 +4215,17 @@
         <w:tc>
           <w:tcPr>
             <w:tcW w:type="dxa" w:w="4217"/>
-            <w:shd w:fill="FFFFFF" w:color="auto" w:val="clear"/>
-            <w:tcMar>
-              <w:top w:type="dxa" w:w="70"/>
-              <w:left w:type="dxa" w:w="110"/>
-              <w:bottom w:type="dxa" w:w="70"/>
-              <w:right w:type="dxa" w:w="110"/>
+            <w:tcBorders>
+              <w:top w:val="none" w:color="auto" w:sz="0"/>
+              <w:left w:val="none" w:color="auto" w:sz="0"/>
+              <w:bottom w:val="single" w:color="E6EAE8" w:sz="4"/>
+              <w:right w:val="none" w:color="auto" w:sz="0"/>
+            </w:tcBorders>
+            <w:tcMar>
+              <w:top w:type="dxa" w:w="60"/>
+              <w:left w:type="dxa" w:w="90"/>
+              <w:bottom w:type="dxa" w:w="60"/>
+              <w:right w:type="dxa" w:w="90"/>
             </w:tcMar>
             <w:vAlign w:val="center"/>
           </w:tcPr>
@@ -3665,17 +4241,22 @@
       <w:tr>
         <w:trPr>
           <w:tblHeader w:val="false"/>
-          <w:trHeight w:val="460" w:hRule="atLeast"/>
+          <w:trHeight w:val="480" w:hRule="atLeast"/>
         </w:trPr>
         <w:tc>
           <w:tcPr>
             <w:tcW w:type="dxa" w:w="1582"/>
-            <w:shd w:fill="F4FAF6" w:color="auto" w:val="clear"/>
-            <w:tcMar>
-              <w:top w:type="dxa" w:w="70"/>
-              <w:left w:type="dxa" w:w="110"/>
-              <w:bottom w:type="dxa" w:w="70"/>
-              <w:right w:type="dxa" w:w="110"/>
+            <w:tcBorders>
+              <w:top w:val="none" w:color="auto" w:sz="0"/>
+              <w:left w:val="none" w:color="auto" w:sz="0"/>
+              <w:bottom w:val="single" w:color="E6EAE8" w:sz="4"/>
+              <w:right w:val="none" w:color="auto" w:sz="0"/>
+            </w:tcBorders>
+            <w:tcMar>
+              <w:top w:type="dxa" w:w="60"/>
+              <w:left w:type="dxa" w:w="90"/>
+              <w:bottom w:type="dxa" w:w="60"/>
+              <w:right w:type="dxa" w:w="90"/>
             </w:tcMar>
             <w:vAlign w:val="center"/>
           </w:tcPr>
@@ -3690,9 +4271,9 @@
                 <w:rFonts w:ascii="Dubai" w:cs="Dubai" w:eastAsia="Dubai" w:hAnsi="Dubai"/>
                 <w:b w:val="false"/>
                 <w:bCs w:val="false"/>
-                <w:color w:val="1F2A26"/>
-                <w:sz w:val="19"/>
-                <w:szCs w:val="19"/>
+                <w:color w:val="075E2F"/>
+                <w:sz w:val="18"/>
+                <w:szCs w:val="18"/>
                 <w:rtl/>
               </w:rPr>
               <w:t xml:space="preserve">خارجية</w:t>
@@ -3702,12 +4283,17 @@
         <w:tc>
           <w:tcPr>
             <w:tcW w:type="dxa" w:w="2988"/>
-            <w:shd w:fill="F4FAF6" w:color="auto" w:val="clear"/>
-            <w:tcMar>
-              <w:top w:type="dxa" w:w="70"/>
-              <w:left w:type="dxa" w:w="110"/>
-              <w:bottom w:type="dxa" w:w="70"/>
-              <w:right w:type="dxa" w:w="110"/>
+            <w:tcBorders>
+              <w:top w:val="none" w:color="auto" w:sz="0"/>
+              <w:left w:val="none" w:color="auto" w:sz="0"/>
+              <w:bottom w:val="single" w:color="E6EAE8" w:sz="4"/>
+              <w:right w:val="none" w:color="auto" w:sz="0"/>
+            </w:tcBorders>
+            <w:tcMar>
+              <w:top w:type="dxa" w:w="60"/>
+              <w:left w:type="dxa" w:w="90"/>
+              <w:bottom w:type="dxa" w:w="60"/>
+              <w:right w:type="dxa" w:w="90"/>
             </w:tcMar>
             <w:vAlign w:val="center"/>
           </w:tcPr>
@@ -3722,12 +4308,17 @@
         <w:tc>
           <w:tcPr>
             <w:tcW w:type="dxa" w:w="4217"/>
-            <w:shd w:fill="F4FAF6" w:color="auto" w:val="clear"/>
-            <w:tcMar>
-              <w:top w:type="dxa" w:w="70"/>
-              <w:left w:type="dxa" w:w="110"/>
-              <w:bottom w:type="dxa" w:w="70"/>
-              <w:right w:type="dxa" w:w="110"/>
+            <w:tcBorders>
+              <w:top w:val="none" w:color="auto" w:sz="0"/>
+              <w:left w:val="none" w:color="auto" w:sz="0"/>
+              <w:bottom w:val="single" w:color="E6EAE8" w:sz="4"/>
+              <w:right w:val="none" w:color="auto" w:sz="0"/>
+            </w:tcBorders>
+            <w:tcMar>
+              <w:top w:type="dxa" w:w="60"/>
+              <w:left w:type="dxa" w:w="90"/>
+              <w:bottom w:type="dxa" w:w="60"/>
+              <w:right w:type="dxa" w:w="90"/>
             </w:tcMar>
             <w:vAlign w:val="center"/>
           </w:tcPr>
@@ -3744,7 +4335,7 @@
     <w:p>
       <w:pPr>
         <w:bidi/>
-        <w:spacing w:after="140" w:before="0"/>
+        <w:spacing w:after="160" w:before="0"/>
       </w:pPr>
     </w:p>
     <w:tbl>
@@ -3762,23 +4353,28 @@
         <w:tblLayout w:type="fixed"/>
       </w:tblPr>
       <w:tblGrid>
-        <w:gridCol w:w="700"/>
-        <w:gridCol w:w="8087"/>
+        <w:gridCol w:w="950"/>
+        <w:gridCol w:w="7837"/>
       </w:tblGrid>
       <w:tr>
         <w:trPr>
           <w:tblHeader w:val="false"/>
-          <w:trHeight w:val="380" w:hRule="atLeast"/>
+          <w:trHeight w:val="560" w:hRule="atLeast"/>
         </w:trPr>
         <w:tc>
           <w:tcPr>
-            <w:tcW w:type="dxa" w:w="700"/>
-            <w:shd w:fill="043D20" w:color="auto" w:val="clear"/>
-            <w:tcMar>
-              <w:top w:type="dxa" w:w="60"/>
-              <w:left w:type="dxa" w:w="110"/>
-              <w:bottom w:type="dxa" w:w="60"/>
-              <w:right w:type="dxa" w:w="110"/>
+            <w:tcW w:type="dxa" w:w="950"/>
+            <w:tcBorders>
+              <w:top w:val="none" w:color="auto" w:sz="0"/>
+              <w:left w:val="none" w:color="auto" w:sz="0"/>
+              <w:bottom w:val="single" w:color="C8A45C" w:sz="8"/>
+              <w:right w:val="none" w:color="auto" w:sz="0"/>
+            </w:tcBorders>
+            <w:tcMar>
+              <w:top w:type="dxa" w:w="20"/>
+              <w:left w:type="dxa" w:w="90"/>
+              <w:bottom w:type="dxa" w:w="20"/>
+              <w:right w:type="dxa" w:w="90"/>
             </w:tcMar>
             <w:vAlign w:val="center"/>
           </w:tcPr>
@@ -3793,9 +4389,9 @@
                 <w:rFonts w:ascii="Dubai" w:cs="Dubai" w:eastAsia="Dubai" w:hAnsi="Dubai"/>
                 <w:b/>
                 <w:bCs/>
-                <w:color w:val="C8A45C"/>
-                <w:sz w:val="21"/>
-                <w:szCs w:val="21"/>
+                <w:color w:val="BEE9D1"/>
+                <w:sz w:val="52"/>
+                <w:szCs w:val="52"/>
                 <w:rtl/>
               </w:rPr>
               <w:t xml:space="preserve">٠٨</w:t>
@@ -3804,15 +4400,20 @@
         </w:tc>
         <w:tc>
           <w:tcPr>
-            <w:tcW w:type="dxa" w:w="8087"/>
-            <w:shd w:fill="0C8643" w:color="auto" w:val="clear"/>
-            <w:tcMar>
-              <w:top w:type="dxa" w:w="60"/>
-              <w:left w:type="dxa" w:w="110"/>
-              <w:bottom w:type="dxa" w:w="60"/>
-              <w:right w:type="dxa" w:w="110"/>
-            </w:tcMar>
-            <w:vAlign w:val="center"/>
+            <w:tcW w:type="dxa" w:w="7837"/>
+            <w:tcBorders>
+              <w:top w:val="none" w:color="auto" w:sz="0"/>
+              <w:left w:val="none" w:color="auto" w:sz="0"/>
+              <w:bottom w:val="single" w:color="C8A45C" w:sz="8"/>
+              <w:right w:val="none" w:color="auto" w:sz="0"/>
+            </w:tcBorders>
+            <w:tcMar>
+              <w:top w:type="dxa" w:w="20"/>
+              <w:left w:type="dxa" w:w="90"/>
+              <w:bottom w:type="dxa" w:w="20"/>
+              <w:right w:type="dxa" w:w="90"/>
+            </w:tcMar>
+            <w:vAlign w:val="bottom"/>
           </w:tcPr>
           <w:p>
             <w:pPr>
@@ -3824,9 +4425,9 @@
                 <w:rFonts w:ascii="Dubai" w:cs="Dubai" w:eastAsia="Dubai" w:hAnsi="Dubai"/>
                 <w:b/>
                 <w:bCs/>
-                <w:color w:val="FFFFFF"/>
-                <w:sz w:val="22"/>
-                <w:szCs w:val="22"/>
+                <w:color w:val="043D20"/>
+                <w:sz w:val="26"/>
+                <w:szCs w:val="26"/>
                 <w:rtl/>
               </w:rPr>
               <w:t xml:space="preserve">بيئة العمل</w:t>
@@ -3840,77 +4441,68 @@
         <w:bidiVisual/>
         <w:tblW w:type="dxa" w:w="8787"/>
         <w:tblBorders>
-          <w:top w:val="single" w:color="C9D1CD" w:sz="4"/>
-          <w:left w:val="single" w:color="C9D1CD" w:sz="4"/>
-          <w:bottom w:val="single" w:color="C9D1CD" w:sz="4"/>
-          <w:right w:val="single" w:color="C9D1CD" w:sz="4"/>
-          <w:insideH w:val="single" w:color="C9D1CD" w:sz="4"/>
-          <w:insideV w:val="single" w:color="C9D1CD" w:sz="4"/>
+          <w:top w:val="none" w:color="auto" w:sz="0"/>
+          <w:left w:val="none" w:color="auto" w:sz="0"/>
+          <w:bottom w:val="none" w:color="auto" w:sz="0"/>
+          <w:right w:val="none" w:color="auto" w:sz="0"/>
+          <w:insideH w:val="none" w:color="auto" w:sz="0"/>
+          <w:insideV w:val="none" w:color="auto" w:sz="0"/>
         </w:tblBorders>
         <w:tblLayout w:type="fixed"/>
       </w:tblPr>
       <w:tblGrid>
-        <w:gridCol w:w="1750"/>
-        <w:gridCol w:w="7037"/>
+        <w:gridCol w:w="8787"/>
       </w:tblGrid>
       <w:tr>
         <w:trPr>
           <w:tblHeader w:val="false"/>
-          <w:trHeight w:val="440" w:hRule="atLeast"/>
         </w:trPr>
         <w:tc>
           <w:tcPr>
-            <w:tcW w:type="dxa" w:w="1750"/>
-            <w:shd w:fill="E8F5ED" w:color="auto" w:val="clear"/>
+            <w:tcW w:type="dxa" w:w="8787"/>
+            <w:tcBorders>
+              <w:top w:val="none" w:color="auto" w:sz="0"/>
+              <w:left w:val="none" w:color="auto" w:sz="0"/>
+              <w:bottom w:val="single" w:color="E6EAE8" w:sz="4"/>
+              <w:right w:val="none" w:color="auto" w:sz="0"/>
+            </w:tcBorders>
             <w:tcMar>
               <w:top w:type="dxa" w:w="70"/>
-              <w:left w:type="dxa" w:w="110"/>
+              <w:left w:type="dxa" w:w="20"/>
               <w:bottom w:type="dxa" w:w="70"/>
-              <w:right w:type="dxa" w:w="110"/>
-            </w:tcMar>
-            <w:vAlign w:val="center"/>
-          </w:tcPr>
-          <w:p>
-            <w:pPr>
-              <w:bidi/>
-              <w:spacing w:after="0" w:before="0"/>
-            </w:pPr>
-            <w:r>
-              <w:rPr>
-                <w:rFonts w:ascii="Dubai" w:cs="Dubai" w:eastAsia="Dubai" w:hAnsi="Dubai"/>
-                <w:b/>
-                <w:bCs/>
-                <w:color w:val="043D20"/>
-                <w:sz w:val="19"/>
-                <w:szCs w:val="19"/>
+              <w:right w:type="dxa" w:w="20"/>
+            </w:tcMar>
+            <w:vAlign w:val="top"/>
+          </w:tcPr>
+          <w:p>
+            <w:pPr>
+              <w:bidi/>
+              <w:spacing w:after="0" w:before="0"/>
+            </w:pPr>
+            <w:r>
+              <w:rPr>
+                <w:rFonts w:ascii="Dubai" w:cs="Dubai" w:eastAsia="Dubai" w:hAnsi="Dubai"/>
+                <w:b w:val="false"/>
+                <w:bCs w:val="false"/>
+                <w:color w:val="3E4B46"/>
+                <w:sz w:val="16"/>
+                <w:szCs w:val="16"/>
                 <w:rtl/>
               </w:rPr>
               <w:t xml:space="preserve">طبيعة العمل</w:t>
             </w:r>
           </w:p>
-        </w:tc>
-        <w:tc>
-          <w:tcPr>
-            <w:tcW w:type="dxa" w:w="7037"/>
-            <w:tcMar>
-              <w:top w:type="dxa" w:w="70"/>
-              <w:left w:type="dxa" w:w="110"/>
-              <w:bottom w:type="dxa" w:w="70"/>
-              <w:right w:type="dxa" w:w="110"/>
-            </w:tcMar>
-            <w:vAlign w:val="center"/>
-          </w:tcPr>
-          <w:p>
-            <w:pPr>
-              <w:bidi/>
-              <w:spacing w:after="0" w:before="0"/>
+          <w:p>
+            <w:pPr>
+              <w:bidi/>
+              <w:spacing w:after="0" w:before="120"/>
             </w:pPr>
             <w:r>
               <w:rPr>
                 <w:rFonts w:ascii="Segoe UI Symbol" w:cs="Segoe UI Symbol" w:eastAsia="Segoe UI Symbol" w:hAnsi="Segoe UI Symbol"/>
-                <w:color w:val="075E2F"/>
-                <w:sz w:val="21"/>
-                <w:szCs w:val="21"/>
+                <w:color w:val="0C8643"/>
+                <w:sz w:val="22"/>
+                <w:szCs w:val="22"/>
               </w:rPr>
               <w:t xml:space="preserve">☐ </w:t>
             </w:r>
@@ -3936,14 +4528,14 @@
                 <w:szCs w:val="20"/>
                 <w:rtl/>
               </w:rPr>
-              <w:t xml:space="preserve">      </w:t>
+              <w:t xml:space="preserve">        </w:t>
             </w:r>
             <w:r>
               <w:rPr>
                 <w:rFonts w:ascii="Segoe UI Symbol" w:cs="Segoe UI Symbol" w:eastAsia="Segoe UI Symbol" w:hAnsi="Segoe UI Symbol"/>
-                <w:color w:val="075E2F"/>
-                <w:sz w:val="21"/>
-                <w:szCs w:val="21"/>
+                <w:color w:val="0C8643"/>
+                <w:sz w:val="22"/>
+                <w:szCs w:val="22"/>
               </w:rPr>
               <w:t xml:space="preserve">☐ </w:t>
             </w:r>
@@ -3969,14 +4561,14 @@
                 <w:szCs w:val="20"/>
                 <w:rtl/>
               </w:rPr>
-              <w:t xml:space="preserve">      </w:t>
+              <w:t xml:space="preserve">        </w:t>
             </w:r>
             <w:r>
               <w:rPr>
                 <w:rFonts w:ascii="Segoe UI Symbol" w:cs="Segoe UI Symbol" w:eastAsia="Segoe UI Symbol" w:hAnsi="Segoe UI Symbol"/>
-                <w:color w:val="075E2F"/>
-                <w:sz w:val="21"/>
-                <w:szCs w:val="21"/>
+                <w:color w:val="0C8643"/>
+                <w:sz w:val="22"/>
+                <w:szCs w:val="22"/>
               </w:rPr>
               <w:t xml:space="preserve">☐ </w:t>
             </w:r>
@@ -4002,14 +4594,14 @@
                 <w:szCs w:val="20"/>
                 <w:rtl/>
               </w:rPr>
-              <w:t xml:space="preserve">      </w:t>
+              <w:t xml:space="preserve">        </w:t>
             </w:r>
             <w:r>
               <w:rPr>
                 <w:rFonts w:ascii="Segoe UI Symbol" w:cs="Segoe UI Symbol" w:eastAsia="Segoe UI Symbol" w:hAnsi="Segoe UI Symbol"/>
-                <w:color w:val="075E2F"/>
-                <w:sz w:val="21"/>
-                <w:szCs w:val="21"/>
+                <w:color w:val="0C8643"/>
+                <w:sz w:val="22"/>
+                <w:szCs w:val="22"/>
               </w:rPr>
               <w:t xml:space="preserve">☐ </w:t>
             </w:r>
@@ -4032,7 +4624,7 @@
     <w:p>
       <w:pPr>
         <w:bidi/>
-        <w:spacing w:after="140" w:before="0"/>
+        <w:spacing w:after="160" w:before="0"/>
       </w:pPr>
     </w:p>
     <w:tbl>
@@ -4050,23 +4642,28 @@
         <w:tblLayout w:type="fixed"/>
       </w:tblPr>
       <w:tblGrid>
-        <w:gridCol w:w="700"/>
-        <w:gridCol w:w="8087"/>
+        <w:gridCol w:w="950"/>
+        <w:gridCol w:w="7837"/>
       </w:tblGrid>
       <w:tr>
         <w:trPr>
           <w:tblHeader w:val="false"/>
-          <w:trHeight w:val="380" w:hRule="atLeast"/>
+          <w:trHeight w:val="560" w:hRule="atLeast"/>
         </w:trPr>
         <w:tc>
           <w:tcPr>
-            <w:tcW w:type="dxa" w:w="700"/>
-            <w:shd w:fill="043D20" w:color="auto" w:val="clear"/>
-            <w:tcMar>
-              <w:top w:type="dxa" w:w="60"/>
-              <w:left w:type="dxa" w:w="110"/>
-              <w:bottom w:type="dxa" w:w="60"/>
-              <w:right w:type="dxa" w:w="110"/>
+            <w:tcW w:type="dxa" w:w="950"/>
+            <w:tcBorders>
+              <w:top w:val="none" w:color="auto" w:sz="0"/>
+              <w:left w:val="none" w:color="auto" w:sz="0"/>
+              <w:bottom w:val="single" w:color="C8A45C" w:sz="8"/>
+              <w:right w:val="none" w:color="auto" w:sz="0"/>
+            </w:tcBorders>
+            <w:tcMar>
+              <w:top w:type="dxa" w:w="20"/>
+              <w:left w:type="dxa" w:w="90"/>
+              <w:bottom w:type="dxa" w:w="20"/>
+              <w:right w:type="dxa" w:w="90"/>
             </w:tcMar>
             <w:vAlign w:val="center"/>
           </w:tcPr>
@@ -4081,9 +4678,9 @@
                 <w:rFonts w:ascii="Dubai" w:cs="Dubai" w:eastAsia="Dubai" w:hAnsi="Dubai"/>
                 <w:b/>
                 <w:bCs/>
-                <w:color w:val="C8A45C"/>
-                <w:sz w:val="21"/>
-                <w:szCs w:val="21"/>
+                <w:color w:val="BEE9D1"/>
+                <w:sz w:val="52"/>
+                <w:szCs w:val="52"/>
                 <w:rtl/>
               </w:rPr>
               <w:t xml:space="preserve">٠٩</w:t>
@@ -4092,15 +4689,20 @@
         </w:tc>
         <w:tc>
           <w:tcPr>
-            <w:tcW w:type="dxa" w:w="8087"/>
-            <w:shd w:fill="0C8643" w:color="auto" w:val="clear"/>
-            <w:tcMar>
-              <w:top w:type="dxa" w:w="60"/>
-              <w:left w:type="dxa" w:w="110"/>
-              <w:bottom w:type="dxa" w:w="60"/>
-              <w:right w:type="dxa" w:w="110"/>
-            </w:tcMar>
-            <w:vAlign w:val="center"/>
+            <w:tcW w:type="dxa" w:w="7837"/>
+            <w:tcBorders>
+              <w:top w:val="none" w:color="auto" w:sz="0"/>
+              <w:left w:val="none" w:color="auto" w:sz="0"/>
+              <w:bottom w:val="single" w:color="C8A45C" w:sz="8"/>
+              <w:right w:val="none" w:color="auto" w:sz="0"/>
+            </w:tcBorders>
+            <w:tcMar>
+              <w:top w:type="dxa" w:w="20"/>
+              <w:left w:type="dxa" w:w="90"/>
+              <w:bottom w:type="dxa" w:w="20"/>
+              <w:right w:type="dxa" w:w="90"/>
+            </w:tcMar>
+            <w:vAlign w:val="bottom"/>
           </w:tcPr>
           <w:p>
             <w:pPr>
@@ -4112,9 +4714,9 @@
                 <w:rFonts w:ascii="Dubai" w:cs="Dubai" w:eastAsia="Dubai" w:hAnsi="Dubai"/>
                 <w:b/>
                 <w:bCs/>
-                <w:color w:val="FFFFFF"/>
-                <w:sz w:val="22"/>
-                <w:szCs w:val="22"/>
+                <w:color w:val="043D20"/>
+                <w:sz w:val="26"/>
+                <w:szCs w:val="26"/>
                 <w:rtl/>
               </w:rPr>
               <w:t xml:space="preserve">الاعتمادات</w:t>
@@ -4128,43 +4730,48 @@
         <w:bidiVisual/>
         <w:tblW w:type="dxa" w:w="8787"/>
         <w:tblBorders>
-          <w:top w:val="single" w:color="C9D1CD" w:sz="4"/>
-          <w:left w:val="single" w:color="C9D1CD" w:sz="4"/>
-          <w:bottom w:val="single" w:color="C9D1CD" w:sz="4"/>
-          <w:right w:val="single" w:color="C9D1CD" w:sz="4"/>
-          <w:insideH w:val="single" w:color="C9D1CD" w:sz="4"/>
-          <w:insideV w:val="single" w:color="C9D1CD" w:sz="4"/>
+          <w:top w:val="none" w:color="auto" w:sz="0"/>
+          <w:left w:val="none" w:color="auto" w:sz="0"/>
+          <w:bottom w:val="none" w:color="auto" w:sz="0"/>
+          <w:right w:val="none" w:color="auto" w:sz="0"/>
+          <w:insideH w:val="none" w:color="auto" w:sz="0"/>
+          <w:insideV w:val="none" w:color="auto" w:sz="0"/>
         </w:tblBorders>
         <w:tblLayout w:type="fixed"/>
       </w:tblPr>
       <w:tblGrid>
-        <w:gridCol w:w="1406"/>
-        <w:gridCol w:w="2109"/>
-        <w:gridCol w:w="2109"/>
-        <w:gridCol w:w="1757"/>
-        <w:gridCol w:w="1406"/>
+        <w:gridCol w:w="2729"/>
+        <w:gridCol w:w="300"/>
+        <w:gridCol w:w="2729"/>
+        <w:gridCol w:w="300"/>
+        <w:gridCol w:w="2729"/>
       </w:tblGrid>
       <w:tr>
         <w:trPr>
-          <w:tblHeader/>
-          <w:trHeight w:val="380" w:hRule="atLeast"/>
+          <w:tblHeader w:val="false"/>
         </w:trPr>
         <w:tc>
           <w:tcPr>
-            <w:tcW w:type="dxa" w:w="1406"/>
-            <w:shd w:fill="0C8643" w:color="auto" w:val="clear"/>
-            <w:tcMar>
-              <w:top w:type="dxa" w:w="50"/>
+            <w:tcW w:type="dxa" w:w="2729"/>
+            <w:tcBorders>
+              <w:top w:val="single" w:color="0C8643" w:sz="12"/>
+              <w:left w:val="none" w:color="auto" w:sz="0"/>
+              <w:bottom w:val="none" w:color="auto" w:sz="0"/>
+              <w:right w:val="none" w:color="auto" w:sz="0"/>
+            </w:tcBorders>
+            <w:shd w:fill="F4FAF6" w:color="auto" w:val="clear"/>
+            <w:tcMar>
+              <w:top w:type="dxa" w:w="90"/>
               <w:left w:type="dxa" w:w="110"/>
-              <w:bottom w:type="dxa" w:w="50"/>
+              <w:bottom w:type="dxa" w:w="90"/>
               <w:right w:type="dxa" w:w="110"/>
             </w:tcMar>
-            <w:vAlign w:val="center"/>
-          </w:tcPr>
-          <w:p>
-            <w:pPr>
-              <w:bidi/>
-              <w:spacing w:after="0" w:before="0"/>
+            <w:vAlign w:val="top"/>
+          </w:tcPr>
+          <w:p>
+            <w:pPr>
+              <w:bidi/>
+              <w:spacing w:after="30" w:before="0"/>
               <w:jc w:val="center"/>
             </w:pPr>
             <w:r>
@@ -4172,215 +4779,37 @@
                 <w:rFonts w:ascii="Dubai" w:cs="Dubai" w:eastAsia="Dubai" w:hAnsi="Dubai"/>
                 <w:b/>
                 <w:bCs/>
-                <w:color w:val="FFFFFF"/>
+                <w:color w:val="075E2F"/>
                 <w:sz w:val="18"/>
                 <w:szCs w:val="18"/>
                 <w:rtl/>
               </w:rPr>
-              <w:t xml:space="preserve">الصفة</w:t>
-            </w:r>
-          </w:p>
-        </w:tc>
-        <w:tc>
-          <w:tcPr>
-            <w:tcW w:type="dxa" w:w="2109"/>
-            <w:shd w:fill="0C8643" w:color="auto" w:val="clear"/>
-            <w:tcMar>
-              <w:top w:type="dxa" w:w="50"/>
-              <w:left w:type="dxa" w:w="110"/>
-              <w:bottom w:type="dxa" w:w="50"/>
-              <w:right w:type="dxa" w:w="110"/>
-            </w:tcMar>
-            <w:vAlign w:val="center"/>
-          </w:tcPr>
-          <w:p>
-            <w:pPr>
-              <w:bidi/>
-              <w:spacing w:after="0" w:before="0"/>
+              <w:t xml:space="preserve">إعداد</w:t>
+            </w:r>
+          </w:p>
+          <w:p>
+            <w:pPr>
+              <w:bidi/>
+              <w:spacing w:after="60" w:before="0"/>
               <w:jc w:val="center"/>
             </w:pPr>
             <w:r>
               <w:rPr>
                 <w:rFonts w:ascii="Dubai" w:cs="Dubai" w:eastAsia="Dubai" w:hAnsi="Dubai"/>
-                <w:b/>
-                <w:bCs/>
-                <w:color w:val="FFFFFF"/>
-                <w:sz w:val="18"/>
-                <w:szCs w:val="18"/>
-                <w:rtl/>
-              </w:rPr>
-              <w:t xml:space="preserve">الاسم</w:t>
-            </w:r>
-          </w:p>
-        </w:tc>
-        <w:tc>
-          <w:tcPr>
-            <w:tcW w:type="dxa" w:w="2109"/>
-            <w:shd w:fill="0C8643" w:color="auto" w:val="clear"/>
-            <w:tcMar>
-              <w:top w:type="dxa" w:w="50"/>
-              <w:left w:type="dxa" w:w="110"/>
-              <w:bottom w:type="dxa" w:w="50"/>
-              <w:right w:type="dxa" w:w="110"/>
-            </w:tcMar>
-            <w:vAlign w:val="center"/>
-          </w:tcPr>
-          <w:p>
-            <w:pPr>
-              <w:bidi/>
-              <w:spacing w:after="0" w:before="0"/>
-              <w:jc w:val="center"/>
-            </w:pPr>
-            <w:r>
-              <w:rPr>
-                <w:rFonts w:ascii="Dubai" w:cs="Dubai" w:eastAsia="Dubai" w:hAnsi="Dubai"/>
-                <w:b/>
-                <w:bCs/>
-                <w:color w:val="FFFFFF"/>
-                <w:sz w:val="18"/>
-                <w:szCs w:val="18"/>
-                <w:rtl/>
-              </w:rPr>
-              <w:t xml:space="preserve">المسمى الوظيفي</w:t>
-            </w:r>
-          </w:p>
-        </w:tc>
-        <w:tc>
-          <w:tcPr>
-            <w:tcW w:type="dxa" w:w="1757"/>
-            <w:shd w:fill="0C8643" w:color="auto" w:val="clear"/>
-            <w:tcMar>
-              <w:top w:type="dxa" w:w="50"/>
-              <w:left w:type="dxa" w:w="110"/>
-              <w:bottom w:type="dxa" w:w="50"/>
-              <w:right w:type="dxa" w:w="110"/>
-            </w:tcMar>
-            <w:vAlign w:val="center"/>
-          </w:tcPr>
-          <w:p>
-            <w:pPr>
-              <w:bidi/>
-              <w:spacing w:after="0" w:before="0"/>
-              <w:jc w:val="center"/>
-            </w:pPr>
-            <w:r>
-              <w:rPr>
-                <w:rFonts w:ascii="Dubai" w:cs="Dubai" w:eastAsia="Dubai" w:hAnsi="Dubai"/>
-                <w:b/>
-                <w:bCs/>
-                <w:color w:val="FFFFFF"/>
-                <w:sz w:val="18"/>
-                <w:szCs w:val="18"/>
-                <w:rtl/>
-              </w:rPr>
-              <w:t xml:space="preserve">التوقيع</w:t>
-            </w:r>
-          </w:p>
-        </w:tc>
-        <w:tc>
-          <w:tcPr>
-            <w:tcW w:type="dxa" w:w="1406"/>
-            <w:shd w:fill="0C8643" w:color="auto" w:val="clear"/>
-            <w:tcMar>
-              <w:top w:type="dxa" w:w="50"/>
-              <w:left w:type="dxa" w:w="110"/>
-              <w:bottom w:type="dxa" w:w="50"/>
-              <w:right w:type="dxa" w:w="110"/>
-            </w:tcMar>
-            <w:vAlign w:val="center"/>
-          </w:tcPr>
-          <w:p>
-            <w:pPr>
-              <w:bidi/>
-              <w:spacing w:after="0" w:before="0"/>
-              <w:jc w:val="center"/>
-            </w:pPr>
-            <w:r>
-              <w:rPr>
-                <w:rFonts w:ascii="Dubai" w:cs="Dubai" w:eastAsia="Dubai" w:hAnsi="Dubai"/>
-                <w:b/>
-                <w:bCs/>
-                <w:color w:val="FFFFFF"/>
-                <w:sz w:val="18"/>
-                <w:szCs w:val="18"/>
-                <w:rtl/>
-              </w:rPr>
-              <w:t xml:space="preserve">التاريخ</w:t>
-            </w:r>
-          </w:p>
-        </w:tc>
-      </w:tr>
-      <w:tr>
-        <w:trPr>
-          <w:tblHeader w:val="false"/>
-          <w:trHeight w:val="560" w:hRule="atLeast"/>
-        </w:trPr>
-        <w:tc>
-          <w:tcPr>
-            <w:tcW w:type="dxa" w:w="1406"/>
-            <w:shd w:fill="E8F5ED" w:color="auto" w:val="clear"/>
-            <w:tcMar>
-              <w:top w:type="dxa" w:w="70"/>
-              <w:left w:type="dxa" w:w="110"/>
-              <w:bottom w:type="dxa" w:w="70"/>
-              <w:right w:type="dxa" w:w="110"/>
-            </w:tcMar>
-            <w:vAlign w:val="center"/>
-          </w:tcPr>
-          <w:p>
-            <w:pPr>
-              <w:bidi/>
-              <w:spacing w:after="0" w:before="0"/>
-              <w:jc w:val="center"/>
-            </w:pPr>
-            <w:r>
-              <w:rPr>
-                <w:rFonts w:ascii="Dubai" w:cs="Dubai" w:eastAsia="Dubai" w:hAnsi="Dubai"/>
-                <w:b/>
-                <w:bCs/>
-                <w:color w:val="043D20"/>
-                <w:sz w:val="18"/>
-                <w:szCs w:val="18"/>
-                <w:rtl/>
-              </w:rPr>
-              <w:t xml:space="preserve">إعداد</w:t>
-            </w:r>
-          </w:p>
-        </w:tc>
-        <w:tc>
-          <w:tcPr>
-            <w:tcW w:type="dxa" w:w="2109"/>
-            <w:tcMar>
-              <w:top w:type="dxa" w:w="70"/>
-              <w:left w:type="dxa" w:w="110"/>
-              <w:bottom w:type="dxa" w:w="70"/>
-              <w:right w:type="dxa" w:w="110"/>
-            </w:tcMar>
-            <w:vAlign w:val="center"/>
-          </w:tcPr>
-          <w:p>
-            <w:pPr>
-              <w:bidi/>
-              <w:spacing w:after="0" w:before="0"/>
-            </w:pPr>
-          </w:p>
-        </w:tc>
-        <w:tc>
-          <w:tcPr>
-            <w:tcW w:type="dxa" w:w="2109"/>
-            <w:tcMar>
-              <w:top w:type="dxa" w:w="70"/>
-              <w:left w:type="dxa" w:w="110"/>
-              <w:bottom w:type="dxa" w:w="70"/>
-              <w:right w:type="dxa" w:w="110"/>
-            </w:tcMar>
-            <w:vAlign w:val="center"/>
-          </w:tcPr>
-          <w:p>
-            <w:pPr>
-              <w:bidi/>
-              <w:spacing w:after="0" w:before="0"/>
-              <w:jc w:val="center"/>
+                <w:b w:val="false"/>
+                <w:bCs w:val="false"/>
+                <w:color w:val="6B7873"/>
+                <w:sz w:val="14"/>
+                <w:szCs w:val="14"/>
+                <w:rtl/>
+              </w:rPr>
+              <w:t xml:space="preserve">أخصائي التخطيط والتطوير التنظيمي</w:t>
+            </w:r>
+          </w:p>
+          <w:p>
+            <w:pPr>
+              <w:bidi/>
+              <w:spacing w:after="0" w:before="0"/>
             </w:pPr>
             <w:r>
               <w:rPr>
@@ -4388,122 +4817,26 @@
                 <w:b w:val="false"/>
                 <w:bCs w:val="false"/>
                 <w:color w:val="3E4B46"/>
-                <w:sz w:val="17"/>
-                <w:szCs w:val="17"/>
-                <w:rtl/>
-              </w:rPr>
-              <w:t xml:space="preserve">أخصائي التخطيط والتطوير التنظيمي</w:t>
-            </w:r>
-          </w:p>
-        </w:tc>
-        <w:tc>
-          <w:tcPr>
-            <w:tcW w:type="dxa" w:w="1757"/>
-            <w:tcMar>
-              <w:top w:type="dxa" w:w="70"/>
-              <w:left w:type="dxa" w:w="110"/>
-              <w:bottom w:type="dxa" w:w="70"/>
-              <w:right w:type="dxa" w:w="110"/>
-            </w:tcMar>
-            <w:vAlign w:val="center"/>
-          </w:tcPr>
-          <w:p>
-            <w:pPr>
-              <w:bidi/>
-              <w:spacing w:after="0" w:before="0"/>
-            </w:pPr>
-          </w:p>
-        </w:tc>
-        <w:tc>
-          <w:tcPr>
-            <w:tcW w:type="dxa" w:w="1406"/>
-            <w:tcMar>
-              <w:top w:type="dxa" w:w="70"/>
-              <w:left w:type="dxa" w:w="110"/>
-              <w:bottom w:type="dxa" w:w="70"/>
-              <w:right w:type="dxa" w:w="110"/>
-            </w:tcMar>
-            <w:vAlign w:val="center"/>
-          </w:tcPr>
-          <w:p>
-            <w:pPr>
-              <w:bidi/>
-              <w:spacing w:after="0" w:before="0"/>
-            </w:pPr>
-          </w:p>
-        </w:tc>
-      </w:tr>
-      <w:tr>
-        <w:trPr>
-          <w:tblHeader w:val="false"/>
-          <w:trHeight w:val="560" w:hRule="atLeast"/>
-        </w:trPr>
-        <w:tc>
-          <w:tcPr>
-            <w:tcW w:type="dxa" w:w="1406"/>
-            <w:shd w:fill="E8F5ED" w:color="auto" w:val="clear"/>
-            <w:tcMar>
-              <w:top w:type="dxa" w:w="70"/>
-              <w:left w:type="dxa" w:w="110"/>
-              <w:bottom w:type="dxa" w:w="70"/>
-              <w:right w:type="dxa" w:w="110"/>
-            </w:tcMar>
-            <w:vAlign w:val="center"/>
-          </w:tcPr>
-          <w:p>
-            <w:pPr>
-              <w:bidi/>
-              <w:spacing w:after="0" w:before="0"/>
-              <w:jc w:val="center"/>
-            </w:pPr>
-            <w:r>
-              <w:rPr>
-                <w:rFonts w:ascii="Dubai" w:cs="Dubai" w:eastAsia="Dubai" w:hAnsi="Dubai"/>
-                <w:b/>
-                <w:bCs/>
-                <w:color w:val="043D20"/>
-                <w:sz w:val="18"/>
-                <w:szCs w:val="18"/>
-                <w:rtl/>
-              </w:rPr>
-              <w:t xml:space="preserve">مراجعة</w:t>
-            </w:r>
-          </w:p>
-        </w:tc>
-        <w:tc>
-          <w:tcPr>
-            <w:tcW w:type="dxa" w:w="2109"/>
-            <w:tcMar>
-              <w:top w:type="dxa" w:w="70"/>
-              <w:left w:type="dxa" w:w="110"/>
-              <w:bottom w:type="dxa" w:w="70"/>
-              <w:right w:type="dxa" w:w="110"/>
-            </w:tcMar>
-            <w:vAlign w:val="center"/>
-          </w:tcPr>
-          <w:p>
-            <w:pPr>
-              <w:bidi/>
-              <w:spacing w:after="0" w:before="0"/>
-            </w:pPr>
-          </w:p>
-        </w:tc>
-        <w:tc>
-          <w:tcPr>
-            <w:tcW w:type="dxa" w:w="2109"/>
-            <w:tcMar>
-              <w:top w:type="dxa" w:w="70"/>
-              <w:left w:type="dxa" w:w="110"/>
-              <w:bottom w:type="dxa" w:w="70"/>
-              <w:right w:type="dxa" w:w="110"/>
-            </w:tcMar>
-            <w:vAlign w:val="center"/>
-          </w:tcPr>
-          <w:p>
-            <w:pPr>
-              <w:bidi/>
-              <w:spacing w:after="0" w:before="0"/>
-              <w:jc w:val="center"/>
+                <w:sz w:val="16"/>
+                <w:szCs w:val="16"/>
+                <w:rtl/>
+              </w:rPr>
+              <w:t xml:space="preserve">الاسم</w:t>
+            </w:r>
+          </w:p>
+          <w:p>
+            <w:pPr>
+              <w:pBdr>
+                <w:bottom w:val="single" w:color="3EBB77" w:sz="6"/>
+              </w:pBdr>
+              <w:bidi/>
+              <w:spacing w:after="0" w:before="260"/>
+            </w:pPr>
+          </w:p>
+          <w:p>
+            <w:pPr>
+              <w:bidi/>
+              <w:spacing w:after="0" w:before="0"/>
             </w:pPr>
             <w:r>
               <w:rPr>
@@ -4511,122 +4844,26 @@
                 <w:b w:val="false"/>
                 <w:bCs w:val="false"/>
                 <w:color w:val="3E4B46"/>
-                <w:sz w:val="17"/>
-                <w:szCs w:val="17"/>
-                <w:rtl/>
-              </w:rPr>
-              <w:t xml:space="preserve">مدير الإدارة المعنية</w:t>
-            </w:r>
-          </w:p>
-        </w:tc>
-        <w:tc>
-          <w:tcPr>
-            <w:tcW w:type="dxa" w:w="1757"/>
-            <w:tcMar>
-              <w:top w:type="dxa" w:w="70"/>
-              <w:left w:type="dxa" w:w="110"/>
-              <w:bottom w:type="dxa" w:w="70"/>
-              <w:right w:type="dxa" w:w="110"/>
-            </w:tcMar>
-            <w:vAlign w:val="center"/>
-          </w:tcPr>
-          <w:p>
-            <w:pPr>
-              <w:bidi/>
-              <w:spacing w:after="0" w:before="0"/>
-            </w:pPr>
-          </w:p>
-        </w:tc>
-        <w:tc>
-          <w:tcPr>
-            <w:tcW w:type="dxa" w:w="1406"/>
-            <w:tcMar>
-              <w:top w:type="dxa" w:w="70"/>
-              <w:left w:type="dxa" w:w="110"/>
-              <w:bottom w:type="dxa" w:w="70"/>
-              <w:right w:type="dxa" w:w="110"/>
-            </w:tcMar>
-            <w:vAlign w:val="center"/>
-          </w:tcPr>
-          <w:p>
-            <w:pPr>
-              <w:bidi/>
-              <w:spacing w:after="0" w:before="0"/>
-            </w:pPr>
-          </w:p>
-        </w:tc>
-      </w:tr>
-      <w:tr>
-        <w:trPr>
-          <w:tblHeader w:val="false"/>
-          <w:trHeight w:val="560" w:hRule="atLeast"/>
-        </w:trPr>
-        <w:tc>
-          <w:tcPr>
-            <w:tcW w:type="dxa" w:w="1406"/>
-            <w:shd w:fill="E8F5ED" w:color="auto" w:val="clear"/>
-            <w:tcMar>
-              <w:top w:type="dxa" w:w="70"/>
-              <w:left w:type="dxa" w:w="110"/>
-              <w:bottom w:type="dxa" w:w="70"/>
-              <w:right w:type="dxa" w:w="110"/>
-            </w:tcMar>
-            <w:vAlign w:val="center"/>
-          </w:tcPr>
-          <w:p>
-            <w:pPr>
-              <w:bidi/>
-              <w:spacing w:after="0" w:before="0"/>
-              <w:jc w:val="center"/>
-            </w:pPr>
-            <w:r>
-              <w:rPr>
-                <w:rFonts w:ascii="Dubai" w:cs="Dubai" w:eastAsia="Dubai" w:hAnsi="Dubai"/>
-                <w:b/>
-                <w:bCs/>
-                <w:color w:val="043D20"/>
-                <w:sz w:val="18"/>
-                <w:szCs w:val="18"/>
-                <w:rtl/>
-              </w:rPr>
-              <w:t xml:space="preserve">اعتماد</w:t>
-            </w:r>
-          </w:p>
-        </w:tc>
-        <w:tc>
-          <w:tcPr>
-            <w:tcW w:type="dxa" w:w="2109"/>
-            <w:tcMar>
-              <w:top w:type="dxa" w:w="70"/>
-              <w:left w:type="dxa" w:w="110"/>
-              <w:bottom w:type="dxa" w:w="70"/>
-              <w:right w:type="dxa" w:w="110"/>
-            </w:tcMar>
-            <w:vAlign w:val="center"/>
-          </w:tcPr>
-          <w:p>
-            <w:pPr>
-              <w:bidi/>
-              <w:spacing w:after="0" w:before="0"/>
-            </w:pPr>
-          </w:p>
-        </w:tc>
-        <w:tc>
-          <w:tcPr>
-            <w:tcW w:type="dxa" w:w="2109"/>
-            <w:tcMar>
-              <w:top w:type="dxa" w:w="70"/>
-              <w:left w:type="dxa" w:w="110"/>
-              <w:bottom w:type="dxa" w:w="70"/>
-              <w:right w:type="dxa" w:w="110"/>
-            </w:tcMar>
-            <w:vAlign w:val="center"/>
-          </w:tcPr>
-          <w:p>
-            <w:pPr>
-              <w:bidi/>
-              <w:spacing w:after="0" w:before="0"/>
-              <w:jc w:val="center"/>
+                <w:sz w:val="16"/>
+                <w:szCs w:val="16"/>
+                <w:rtl/>
+              </w:rPr>
+              <w:t xml:space="preserve">التوقيع</w:t>
+            </w:r>
+          </w:p>
+          <w:p>
+            <w:pPr>
+              <w:pBdr>
+                <w:bottom w:val="single" w:color="3EBB77" w:sz="6"/>
+              </w:pBdr>
+              <w:bidi/>
+              <w:spacing w:after="0" w:before="300"/>
+            </w:pPr>
+          </w:p>
+          <w:p>
+            <w:pPr>
+              <w:bidi/>
+              <w:spacing w:after="0" w:before="0"/>
             </w:pPr>
             <w:r>
               <w:rPr>
@@ -4634,47 +4871,344 @@
                 <w:b w:val="false"/>
                 <w:bCs w:val="false"/>
                 <w:color w:val="3E4B46"/>
-                <w:sz w:val="17"/>
-                <w:szCs w:val="17"/>
+                <w:sz w:val="16"/>
+                <w:szCs w:val="16"/>
+                <w:rtl/>
+              </w:rPr>
+              <w:t xml:space="preserve">التاريخ</w:t>
+            </w:r>
+          </w:p>
+          <w:p>
+            <w:pPr>
+              <w:pBdr>
+                <w:bottom w:val="single" w:color="3EBB77" w:sz="6"/>
+              </w:pBdr>
+              <w:bidi/>
+              <w:spacing w:after="0" w:before="260"/>
+            </w:pPr>
+          </w:p>
+        </w:tc>
+        <w:tc>
+          <w:tcPr>
+            <w:tcW w:type="dxa" w:w="300"/>
+            <w:tcBorders>
+              <w:top w:val="none" w:color="auto" w:sz="0"/>
+              <w:left w:val="none" w:color="auto" w:sz="0"/>
+              <w:bottom w:val="none" w:color="auto" w:sz="0"/>
+              <w:right w:val="none" w:color="auto" w:sz="0"/>
+            </w:tcBorders>
+            <w:tcMar>
+              <w:top w:type="dxa" w:w="60"/>
+              <w:left w:type="dxa" w:w="0"/>
+              <w:bottom w:type="dxa" w:w="60"/>
+              <w:right w:type="dxa" w:w="0"/>
+            </w:tcMar>
+            <w:vAlign w:val="center"/>
+          </w:tcPr>
+          <w:p>
+            <w:pPr>
+              <w:bidi/>
+              <w:spacing w:after="0" w:before="0"/>
+            </w:pPr>
+          </w:p>
+        </w:tc>
+        <w:tc>
+          <w:tcPr>
+            <w:tcW w:type="dxa" w:w="2729"/>
+            <w:tcBorders>
+              <w:top w:val="single" w:color="0C8643" w:sz="12"/>
+              <w:left w:val="none" w:color="auto" w:sz="0"/>
+              <w:bottom w:val="none" w:color="auto" w:sz="0"/>
+              <w:right w:val="none" w:color="auto" w:sz="0"/>
+            </w:tcBorders>
+            <w:shd w:fill="F4FAF6" w:color="auto" w:val="clear"/>
+            <w:tcMar>
+              <w:top w:type="dxa" w:w="90"/>
+              <w:left w:type="dxa" w:w="110"/>
+              <w:bottom w:type="dxa" w:w="90"/>
+              <w:right w:type="dxa" w:w="110"/>
+            </w:tcMar>
+            <w:vAlign w:val="top"/>
+          </w:tcPr>
+          <w:p>
+            <w:pPr>
+              <w:bidi/>
+              <w:spacing w:after="30" w:before="0"/>
+              <w:jc w:val="center"/>
+            </w:pPr>
+            <w:r>
+              <w:rPr>
+                <w:rFonts w:ascii="Dubai" w:cs="Dubai" w:eastAsia="Dubai" w:hAnsi="Dubai"/>
+                <w:b/>
+                <w:bCs/>
+                <w:color w:val="075E2F"/>
+                <w:sz w:val="18"/>
+                <w:szCs w:val="18"/>
+                <w:rtl/>
+              </w:rPr>
+              <w:t xml:space="preserve">مراجعة</w:t>
+            </w:r>
+          </w:p>
+          <w:p>
+            <w:pPr>
+              <w:bidi/>
+              <w:spacing w:after="60" w:before="0"/>
+              <w:jc w:val="center"/>
+            </w:pPr>
+            <w:r>
+              <w:rPr>
+                <w:rFonts w:ascii="Dubai" w:cs="Dubai" w:eastAsia="Dubai" w:hAnsi="Dubai"/>
+                <w:b w:val="false"/>
+                <w:bCs w:val="false"/>
+                <w:color w:val="6B7873"/>
+                <w:sz w:val="14"/>
+                <w:szCs w:val="14"/>
+                <w:rtl/>
+              </w:rPr>
+              <w:t xml:space="preserve">مدير الإدارة المعنية</w:t>
+            </w:r>
+          </w:p>
+          <w:p>
+            <w:pPr>
+              <w:bidi/>
+              <w:spacing w:after="0" w:before="0"/>
+            </w:pPr>
+            <w:r>
+              <w:rPr>
+                <w:rFonts w:ascii="Dubai" w:cs="Dubai" w:eastAsia="Dubai" w:hAnsi="Dubai"/>
+                <w:b w:val="false"/>
+                <w:bCs w:val="false"/>
+                <w:color w:val="3E4B46"/>
+                <w:sz w:val="16"/>
+                <w:szCs w:val="16"/>
+                <w:rtl/>
+              </w:rPr>
+              <w:t xml:space="preserve">الاسم</w:t>
+            </w:r>
+          </w:p>
+          <w:p>
+            <w:pPr>
+              <w:pBdr>
+                <w:bottom w:val="single" w:color="3EBB77" w:sz="6"/>
+              </w:pBdr>
+              <w:bidi/>
+              <w:spacing w:after="0" w:before="260"/>
+            </w:pPr>
+          </w:p>
+          <w:p>
+            <w:pPr>
+              <w:bidi/>
+              <w:spacing w:after="0" w:before="0"/>
+            </w:pPr>
+            <w:r>
+              <w:rPr>
+                <w:rFonts w:ascii="Dubai" w:cs="Dubai" w:eastAsia="Dubai" w:hAnsi="Dubai"/>
+                <w:b w:val="false"/>
+                <w:bCs w:val="false"/>
+                <w:color w:val="3E4B46"/>
+                <w:sz w:val="16"/>
+                <w:szCs w:val="16"/>
+                <w:rtl/>
+              </w:rPr>
+              <w:t xml:space="preserve">التوقيع</w:t>
+            </w:r>
+          </w:p>
+          <w:p>
+            <w:pPr>
+              <w:pBdr>
+                <w:bottom w:val="single" w:color="3EBB77" w:sz="6"/>
+              </w:pBdr>
+              <w:bidi/>
+              <w:spacing w:after="0" w:before="300"/>
+            </w:pPr>
+          </w:p>
+          <w:p>
+            <w:pPr>
+              <w:bidi/>
+              <w:spacing w:after="0" w:before="0"/>
+            </w:pPr>
+            <w:r>
+              <w:rPr>
+                <w:rFonts w:ascii="Dubai" w:cs="Dubai" w:eastAsia="Dubai" w:hAnsi="Dubai"/>
+                <w:b w:val="false"/>
+                <w:bCs w:val="false"/>
+                <w:color w:val="3E4B46"/>
+                <w:sz w:val="16"/>
+                <w:szCs w:val="16"/>
+                <w:rtl/>
+              </w:rPr>
+              <w:t xml:space="preserve">التاريخ</w:t>
+            </w:r>
+          </w:p>
+          <w:p>
+            <w:pPr>
+              <w:pBdr>
+                <w:bottom w:val="single" w:color="3EBB77" w:sz="6"/>
+              </w:pBdr>
+              <w:bidi/>
+              <w:spacing w:after="0" w:before="260"/>
+            </w:pPr>
+          </w:p>
+        </w:tc>
+        <w:tc>
+          <w:tcPr>
+            <w:tcW w:type="dxa" w:w="300"/>
+            <w:tcBorders>
+              <w:top w:val="none" w:color="auto" w:sz="0"/>
+              <w:left w:val="none" w:color="auto" w:sz="0"/>
+              <w:bottom w:val="none" w:color="auto" w:sz="0"/>
+              <w:right w:val="none" w:color="auto" w:sz="0"/>
+            </w:tcBorders>
+            <w:tcMar>
+              <w:top w:type="dxa" w:w="60"/>
+              <w:left w:type="dxa" w:w="0"/>
+              <w:bottom w:type="dxa" w:w="60"/>
+              <w:right w:type="dxa" w:w="0"/>
+            </w:tcMar>
+            <w:vAlign w:val="center"/>
+          </w:tcPr>
+          <w:p>
+            <w:pPr>
+              <w:bidi/>
+              <w:spacing w:after="0" w:before="0"/>
+            </w:pPr>
+          </w:p>
+        </w:tc>
+        <w:tc>
+          <w:tcPr>
+            <w:tcW w:type="dxa" w:w="2729"/>
+            <w:tcBorders>
+              <w:top w:val="single" w:color="0C8643" w:sz="12"/>
+              <w:left w:val="none" w:color="auto" w:sz="0"/>
+              <w:bottom w:val="none" w:color="auto" w:sz="0"/>
+              <w:right w:val="none" w:color="auto" w:sz="0"/>
+            </w:tcBorders>
+            <w:shd w:fill="F4FAF6" w:color="auto" w:val="clear"/>
+            <w:tcMar>
+              <w:top w:type="dxa" w:w="90"/>
+              <w:left w:type="dxa" w:w="110"/>
+              <w:bottom w:type="dxa" w:w="90"/>
+              <w:right w:type="dxa" w:w="110"/>
+            </w:tcMar>
+            <w:vAlign w:val="top"/>
+          </w:tcPr>
+          <w:p>
+            <w:pPr>
+              <w:bidi/>
+              <w:spacing w:after="30" w:before="0"/>
+              <w:jc w:val="center"/>
+            </w:pPr>
+            <w:r>
+              <w:rPr>
+                <w:rFonts w:ascii="Dubai" w:cs="Dubai" w:eastAsia="Dubai" w:hAnsi="Dubai"/>
+                <w:b/>
+                <w:bCs/>
+                <w:color w:val="075E2F"/>
+                <w:sz w:val="18"/>
+                <w:szCs w:val="18"/>
+                <w:rtl/>
+              </w:rPr>
+              <w:t xml:space="preserve">اعتماد</w:t>
+            </w:r>
+          </w:p>
+          <w:p>
+            <w:pPr>
+              <w:bidi/>
+              <w:spacing w:after="60" w:before="0"/>
+              <w:jc w:val="center"/>
+            </w:pPr>
+            <w:r>
+              <w:rPr>
+                <w:rFonts w:ascii="Dubai" w:cs="Dubai" w:eastAsia="Dubai" w:hAnsi="Dubai"/>
+                <w:b w:val="false"/>
+                <w:bCs w:val="false"/>
+                <w:color w:val="6B7873"/>
+                <w:sz w:val="14"/>
+                <w:szCs w:val="14"/>
                 <w:rtl/>
               </w:rPr>
               <w:t xml:space="preserve">مدير إدارة الموارد البشرية</w:t>
             </w:r>
           </w:p>
-        </w:tc>
-        <w:tc>
-          <w:tcPr>
-            <w:tcW w:type="dxa" w:w="1757"/>
-            <w:tcMar>
-              <w:top w:type="dxa" w:w="70"/>
-              <w:left w:type="dxa" w:w="110"/>
-              <w:bottom w:type="dxa" w:w="70"/>
-              <w:right w:type="dxa" w:w="110"/>
-            </w:tcMar>
-            <w:vAlign w:val="center"/>
-          </w:tcPr>
-          <w:p>
-            <w:pPr>
-              <w:bidi/>
-              <w:spacing w:after="0" w:before="0"/>
-            </w:pPr>
-          </w:p>
-        </w:tc>
-        <w:tc>
-          <w:tcPr>
-            <w:tcW w:type="dxa" w:w="1406"/>
-            <w:tcMar>
-              <w:top w:type="dxa" w:w="70"/>
-              <w:left w:type="dxa" w:w="110"/>
-              <w:bottom w:type="dxa" w:w="70"/>
-              <w:right w:type="dxa" w:w="110"/>
-            </w:tcMar>
-            <w:vAlign w:val="center"/>
-          </w:tcPr>
-          <w:p>
-            <w:pPr>
-              <w:bidi/>
-              <w:spacing w:after="0" w:before="0"/>
+          <w:p>
+            <w:pPr>
+              <w:bidi/>
+              <w:spacing w:after="0" w:before="0"/>
+            </w:pPr>
+            <w:r>
+              <w:rPr>
+                <w:rFonts w:ascii="Dubai" w:cs="Dubai" w:eastAsia="Dubai" w:hAnsi="Dubai"/>
+                <w:b w:val="false"/>
+                <w:bCs w:val="false"/>
+                <w:color w:val="3E4B46"/>
+                <w:sz w:val="16"/>
+                <w:szCs w:val="16"/>
+                <w:rtl/>
+              </w:rPr>
+              <w:t xml:space="preserve">الاسم</w:t>
+            </w:r>
+          </w:p>
+          <w:p>
+            <w:pPr>
+              <w:pBdr>
+                <w:bottom w:val="single" w:color="3EBB77" w:sz="6"/>
+              </w:pBdr>
+              <w:bidi/>
+              <w:spacing w:after="0" w:before="260"/>
+            </w:pPr>
+          </w:p>
+          <w:p>
+            <w:pPr>
+              <w:bidi/>
+              <w:spacing w:after="0" w:before="0"/>
+            </w:pPr>
+            <w:r>
+              <w:rPr>
+                <w:rFonts w:ascii="Dubai" w:cs="Dubai" w:eastAsia="Dubai" w:hAnsi="Dubai"/>
+                <w:b w:val="false"/>
+                <w:bCs w:val="false"/>
+                <w:color w:val="3E4B46"/>
+                <w:sz w:val="16"/>
+                <w:szCs w:val="16"/>
+                <w:rtl/>
+              </w:rPr>
+              <w:t xml:space="preserve">التوقيع</w:t>
+            </w:r>
+          </w:p>
+          <w:p>
+            <w:pPr>
+              <w:pBdr>
+                <w:bottom w:val="single" w:color="3EBB77" w:sz="6"/>
+              </w:pBdr>
+              <w:bidi/>
+              <w:spacing w:after="0" w:before="300"/>
+            </w:pPr>
+          </w:p>
+          <w:p>
+            <w:pPr>
+              <w:bidi/>
+              <w:spacing w:after="0" w:before="0"/>
+            </w:pPr>
+            <w:r>
+              <w:rPr>
+                <w:rFonts w:ascii="Dubai" w:cs="Dubai" w:eastAsia="Dubai" w:hAnsi="Dubai"/>
+                <w:b w:val="false"/>
+                <w:bCs w:val="false"/>
+                <w:color w:val="3E4B46"/>
+                <w:sz w:val="16"/>
+                <w:szCs w:val="16"/>
+                <w:rtl/>
+              </w:rPr>
+              <w:t xml:space="preserve">التاريخ</w:t>
+            </w:r>
+          </w:p>
+          <w:p>
+            <w:pPr>
+              <w:pBdr>
+                <w:bottom w:val="single" w:color="3EBB77" w:sz="6"/>
+              </w:pBdr>
+              <w:bidi/>
+              <w:spacing w:after="0" w:before="260"/>
             </w:pPr>
           </w:p>
         </w:tc>
@@ -4683,7 +5217,7 @@
     <w:p>
       <w:pPr>
         <w:bidi/>
-        <w:spacing w:after="140" w:before="0"/>
+        <w:spacing w:after="160" w:before="0"/>
       </w:pPr>
     </w:p>
     <w:tbl>
@@ -4714,21 +5248,21 @@
               <w:top w:val="none" w:color="auto" w:sz="0"/>
               <w:left w:val="none" w:color="auto" w:sz="0"/>
               <w:bottom w:val="none" w:color="auto" w:sz="0"/>
-              <w:right w:val="single" w:color="0C8643" w:sz="24"/>
-            </w:tcBorders>
-            <w:shd w:fill="E8F5ED" w:color="auto" w:val="clear"/>
-            <w:tcMar>
-              <w:top w:type="dxa" w:w="130"/>
-              <w:left w:type="dxa" w:w="180"/>
-              <w:bottom w:type="dxa" w:w="130"/>
-              <w:right w:type="dxa" w:w="180"/>
+              <w:right w:val="single" w:color="C8A45C" w:sz="28"/>
+            </w:tcBorders>
+            <w:shd w:fill="F4FAF6" w:color="auto" w:val="clear"/>
+            <w:tcMar>
+              <w:top w:type="dxa" w:w="160"/>
+              <w:left w:type="dxa" w:w="240"/>
+              <w:bottom w:type="dxa" w:w="160"/>
+              <w:right w:type="dxa" w:w="240"/>
             </w:tcMar>
             <w:vAlign w:val="top"/>
           </w:tcPr>
           <w:p>
             <w:pPr>
               <w:bidi/>
-              <w:spacing w:after="70" w:before="0"/>
+              <w:spacing w:after="90" w:before="0"/>
             </w:pPr>
             <w:r>
               <w:rPr>
@@ -4736,8 +5270,8 @@
                 <w:b/>
                 <w:bCs/>
                 <w:color w:val="043D20"/>
-                <w:sz w:val="19"/>
-                <w:szCs w:val="19"/>
+                <w:sz w:val="20"/>
+                <w:szCs w:val="20"/>
                 <w:rtl/>
               </w:rPr>
               <w:t xml:space="preserve">إقرار شاغل الوظيفة</w:t>
@@ -4746,7 +5280,7 @@
           <w:p>
             <w:pPr>
               <w:bidi/>
-              <w:spacing w:after="50" w:before="0" w:line="300" w:lineRule="auto"/>
+              <w:spacing w:after="60" w:before="0" w:line="310" w:lineRule="auto"/>
             </w:pPr>
             <w:r>
               <w:rPr>
@@ -4764,7 +5298,7 @@
           <w:p>
             <w:pPr>
               <w:bidi/>
-              <w:spacing w:after="50" w:before="0" w:line="300" w:lineRule="auto"/>
+              <w:spacing w:after="60" w:before="0" w:line="310" w:lineRule="auto"/>
             </w:pPr>
             <w:r>
               <w:rPr>
@@ -4784,10 +5318,12 @@
     </w:tbl>
     <w:sectPr>
       <w:headerReference w:type="default" r:id="rId7"/>
-      <w:footerReference w:type="default" r:id="rId8"/>
+      <w:headerReference w:type="first" r:id="rId8"/>
+      <w:footerReference w:type="default" r:id="rId9"/>
       <w:pgSz w:w="11906" w:h="16838" w:orient="portrait"/>
-      <w:pgMar w:top="2140" w:right="1701" w:bottom="1480" w:left="1418" w:header="380" w:footer="480" w:gutter="0"/>
+      <w:pgMar w:top="1300" w:right="1701" w:bottom="1480" w:left="1418" w:header="380" w:footer="480" w:gutter="0"/>
       <w:pgNumType w:fmt="hindiNumbers"/>
+      <w:titlePg/>
       <w:docGrid w:linePitch="360"/>
     </w:sectPr>
   </w:body>
@@ -4864,7 +5400,7 @@
         <w:tcPr>
           <w:tcW w:type="dxa" w:w="2929"/>
           <w:tcBorders>
-            <w:top w:val="single" w:color="0C8643" w:sz="8"/>
+            <w:top w:val="single" w:color="E6EAE8" w:sz="4"/>
             <w:left w:val="none" w:color="auto" w:sz="0"/>
             <w:bottom w:val="none" w:color="auto" w:sz="0"/>
             <w:right w:val="none" w:color="auto" w:sz="0"/>
@@ -4888,8 +5424,8 @@
               <w:b w:val="false"/>
               <w:bCs w:val="false"/>
               <w:color w:val="6B7873"/>
-              <w:sz w:val="15"/>
-              <w:szCs w:val="15"/>
+              <w:sz w:val="14"/>
+              <w:szCs w:val="14"/>
               <w:rtl/>
             </w:rPr>
             <w:t xml:space="preserve">البسامي القابضة — إدارة الموارد البشرية</w:t>
@@ -4900,7 +5436,7 @@
         <w:tcPr>
           <w:tcW w:type="dxa" w:w="2929"/>
           <w:tcBorders>
-            <w:top w:val="single" w:color="0C8643" w:sz="8"/>
+            <w:top w:val="single" w:color="E6EAE8" w:sz="4"/>
             <w:left w:val="none" w:color="auto" w:sz="0"/>
             <w:bottom w:val="none" w:color="auto" w:sz="0"/>
             <w:right w:val="none" w:color="auto" w:sz="0"/>
@@ -4925,8 +5461,8 @@
               <w:b w:val="false"/>
               <w:bCs w:val="false"/>
               <w:color w:val="6B7873"/>
-              <w:sz w:val="15"/>
-              <w:szCs w:val="15"/>
+              <w:sz w:val="14"/>
+              <w:szCs w:val="14"/>
               <w:rtl/>
             </w:rPr>
             <w:t xml:space="preserve">سري — للاستخدام الداخلي</w:t>
@@ -4937,7 +5473,7 @@
         <w:tcPr>
           <w:tcW w:type="dxa" w:w="2929"/>
           <w:tcBorders>
-            <w:top w:val="single" w:color="0C8643" w:sz="8"/>
+            <w:top w:val="single" w:color="E6EAE8" w:sz="4"/>
             <w:left w:val="none" w:color="auto" w:sz="0"/>
             <w:bottom w:val="none" w:color="auto" w:sz="0"/>
             <w:right w:val="none" w:color="auto" w:sz="0"/>
@@ -5026,19 +5562,18 @@
       <w:bidiVisual/>
       <w:tblW w:type="dxa" w:w="8787"/>
       <w:tblBorders>
-        <w:top w:val="single" w:color="C9D1CD" w:sz="4"/>
-        <w:left w:val="single" w:color="C9D1CD" w:sz="4"/>
-        <w:bottom w:val="single" w:color="C9D1CD" w:sz="4"/>
-        <w:right w:val="single" w:color="C9D1CD" w:sz="4"/>
-        <w:insideH w:val="single" w:color="C9D1CD" w:sz="4"/>
-        <w:insideV w:val="single" w:color="C9D1CD" w:sz="4"/>
+        <w:top w:val="none" w:color="auto" w:sz="0"/>
+        <w:left w:val="none" w:color="auto" w:sz="0"/>
+        <w:bottom w:val="none" w:color="auto" w:sz="0"/>
+        <w:right w:val="none" w:color="auto" w:sz="0"/>
+        <w:insideH w:val="none" w:color="auto" w:sz="0"/>
+        <w:insideV w:val="none" w:color="auto" w:sz="0"/>
       </w:tblBorders>
       <w:tblLayout w:type="fixed"/>
     </w:tblPr>
     <w:tblGrid>
-      <w:gridCol w:w="2000"/>
-      <w:gridCol w:w="4337"/>
-      <w:gridCol w:w="2450"/>
+      <w:gridCol w:w="5448"/>
+      <w:gridCol w:w="3339"/>
     </w:tblGrid>
     <w:tr>
       <w:trPr>
@@ -5046,14 +5581,162 @@
       </w:trPr>
       <w:tc>
         <w:tcPr>
-          <w:tcW w:type="dxa" w:w="2000"/>
-          <w:vMerge w:val="restart"/>
-          <w:shd w:fill="FFFFFF" w:color="auto" w:val="clear"/>
+          <w:tcW w:type="dxa" w:w="5448"/>
+          <w:tcBorders>
+            <w:top w:val="none" w:color="auto" w:sz="0"/>
+            <w:left w:val="none" w:color="auto" w:sz="0"/>
+            <w:bottom w:val="none" w:color="auto" w:sz="0"/>
+            <w:right w:val="none" w:color="auto" w:sz="0"/>
+          </w:tcBorders>
+          <w:shd w:fill="043D20" w:color="auto" w:val="clear"/>
           <w:tcMar>
-            <w:top w:type="dxa" w:w="70"/>
-            <w:left w:type="dxa" w:w="110"/>
-            <w:bottom w:type="dxa" w:w="70"/>
-            <w:right w:type="dxa" w:w="110"/>
+            <w:top w:type="dxa" w:w="80"/>
+            <w:left w:type="dxa" w:w="240"/>
+            <w:bottom w:type="dxa" w:w="80"/>
+            <w:right w:type="dxa" w:w="240"/>
+          </w:tcMar>
+          <w:vAlign w:val="center"/>
+        </w:tcPr>
+        <w:p>
+          <w:pPr>
+            <w:bidi/>
+            <w:spacing w:after="0" w:before="0"/>
+          </w:pPr>
+          <w:r>
+            <w:rPr>
+              <w:rFonts w:ascii="Dubai" w:cs="Dubai" w:eastAsia="Dubai" w:hAnsi="Dubai"/>
+              <w:b/>
+              <w:bCs/>
+              <w:color w:val="FFFFFF"/>
+              <w:sz w:val="19"/>
+              <w:szCs w:val="19"/>
+              <w:rtl/>
+            </w:rPr>
+            <w:t xml:space="preserve">نموذج الوصف الوظيفي</w:t>
+          </w:r>
+        </w:p>
+      </w:tc>
+      <w:tc>
+        <w:tcPr>
+          <w:tcW w:type="dxa" w:w="3339"/>
+          <w:tcBorders>
+            <w:top w:val="none" w:color="auto" w:sz="0"/>
+            <w:left w:val="none" w:color="auto" w:sz="0"/>
+            <w:bottom w:val="none" w:color="auto" w:sz="0"/>
+            <w:right w:val="none" w:color="auto" w:sz="0"/>
+          </w:tcBorders>
+          <w:shd w:fill="043D20" w:color="auto" w:val="clear"/>
+          <w:tcMar>
+            <w:top w:type="dxa" w:w="80"/>
+            <w:left w:type="dxa" w:w="240"/>
+            <w:bottom w:type="dxa" w:w="80"/>
+            <w:right w:type="dxa" w:w="240"/>
+          </w:tcMar>
+          <w:vAlign w:val="center"/>
+        </w:tcPr>
+        <w:p>
+          <w:pPr>
+            <w:bidi/>
+            <w:spacing w:after="0" w:before="0"/>
+            <w:jc w:val="left"/>
+          </w:pPr>
+          <w:r>
+            <w:rPr>
+              <w:rFonts w:ascii="Arial" w:cs="Arial" w:eastAsia="Arial" w:hAnsi="Arial"/>
+              <w:b/>
+              <w:bCs/>
+              <w:color w:val="7FD3A5"/>
+              <w:sz w:val="16"/>
+              <w:szCs w:val="16"/>
+            </w:rPr>
+            <w:t xml:space="preserve">HR-F-002</w:t>
+          </w:r>
+        </w:p>
+      </w:tc>
+    </w:tr>
+    <w:tr>
+      <w:trPr>
+        <w:tblHeader w:val="false"/>
+        <w:trHeight w:val="60" w:hRule="exact"/>
+      </w:trPr>
+      <w:tc>
+        <w:tcPr>
+          <w:tcW w:type="dxa" w:w="8787"/>
+          <w:gridSpan w:val="2"/>
+          <w:tcBorders>
+            <w:top w:val="none" w:color="auto" w:sz="0"/>
+            <w:left w:val="none" w:color="auto" w:sz="0"/>
+            <w:bottom w:val="none" w:color="auto" w:sz="0"/>
+            <w:right w:val="none" w:color="auto" w:sz="0"/>
+          </w:tcBorders>
+          <w:shd w:fill="C8A45C" w:color="auto" w:val="clear"/>
+          <w:tcMar>
+            <w:top w:type="dxa" w:w="0"/>
+            <w:left w:type="dxa" w:w="0"/>
+            <w:bottom w:type="dxa" w:w="0"/>
+            <w:right w:type="dxa" w:w="0"/>
+          </w:tcMar>
+          <w:vAlign w:val="center"/>
+        </w:tcPr>
+        <w:p>
+          <w:pPr>
+            <w:bidi/>
+            <w:spacing w:after="0" w:before="0"/>
+          </w:pPr>
+          <w:r>
+            <w:rPr>
+              <w:sz w:val="2"/>
+              <w:szCs w:val="2"/>
+            </w:rPr>
+            <w:t xml:space="preserve"> </w:t>
+          </w:r>
+        </w:p>
+      </w:tc>
+    </w:tr>
+  </w:tbl>
+</w:hdr>
+</file>
+
+<file path=word/header2.xml><?xml version="1.0" encoding="utf-8"?>
+<w:hdr xmlns:wpc="http://schemas.microsoft.com/office/word/2010/wordprocessingCanvas" xmlns:mc="http://schemas.openxmlformats.org/markup-compatibility/2006" xmlns:o="urn:schemas-microsoft-com:office:office" xmlns:r="http://schemas.openxmlformats.org/officeDocument/2006/relationships" xmlns:m="http://schemas.openxmlformats.org/officeDocument/2006/math" xmlns:v="urn:schemas-microsoft-com:vml" xmlns:wp14="http://schemas.microsoft.com/office/word/2010/wordprocessingDrawing" xmlns:wp="http://schemas.openxmlformats.org/drawingml/2006/wordprocessingDrawing" xmlns:w10="urn:schemas-microsoft-com:office:word" xmlns:w="http://schemas.openxmlformats.org/wordprocessingml/2006/main" xmlns:w14="http://schemas.microsoft.com/office/word/2010/wordml" xmlns:w15="http://schemas.microsoft.com/office/word/2012/wordml" xmlns:wpg="http://schemas.microsoft.com/office/word/2010/wordprocessingGroup" xmlns:wpi="http://schemas.microsoft.com/office/word/2010/wordprocessingInk" xmlns:wne="http://schemas.microsoft.com/office/word/2006/wordml" xmlns:wps="http://schemas.microsoft.com/office/word/2010/wordprocessingShape" xmlns:cx="http://schemas.microsoft.com/office/drawing/2014/chartex" xmlns:cx1="http://schemas.microsoft.com/office/drawing/2015/9/8/chartex" xmlns:cx2="http://schemas.microsoft.com/office/drawing/2015/10/21/chartex" xmlns:cx3="http://schemas.microsoft.com/office/drawing/2016/5/9/chartex" xmlns:cx4="http://schemas.microsoft.com/office/drawing/2016/5/10/chartex" xmlns:cx5="http://schemas.microsoft.com/office/drawing/2016/5/11/chartex" xmlns:cx6="http://schemas.microsoft.com/office/drawing/2016/5/12/chartex" xmlns:cx7="http://schemas.microsoft.com/office/drawing/2016/5/13/chartex" xmlns:cx8="http://schemas.microsoft.com/office/drawing/2016/5/14/chartex" xmlns:w16cid="http://schemas.microsoft.com/office/word/2016/wordml/cid" xmlns:w16se="http://schemas.microsoft.com/office/word/2015/wordml/symex">
+  <w:tbl>
+    <w:tblPr>
+      <w:bidiVisual/>
+      <w:tblW w:type="dxa" w:w="8787"/>
+      <w:tblBorders>
+        <w:top w:val="none" w:color="auto" w:sz="0"/>
+        <w:left w:val="none" w:color="auto" w:sz="0"/>
+        <w:bottom w:val="none" w:color="auto" w:sz="0"/>
+        <w:right w:val="none" w:color="auto" w:sz="0"/>
+        <w:insideH w:val="none" w:color="auto" w:sz="0"/>
+        <w:insideV w:val="none" w:color="auto" w:sz="0"/>
+      </w:tblBorders>
+      <w:tblLayout w:type="fixed"/>
+    </w:tblPr>
+    <w:tblGrid>
+      <w:gridCol w:w="2350"/>
+      <w:gridCol w:w="6437"/>
+    </w:tblGrid>
+    <w:tr>
+      <w:trPr>
+        <w:tblHeader w:val="false"/>
+        <w:trHeight w:val="1250" w:hRule="atLeast"/>
+      </w:trPr>
+      <w:tc>
+        <w:tcPr>
+          <w:tcW w:type="dxa" w:w="2350"/>
+          <w:tcBorders>
+            <w:top w:val="none" w:color="auto" w:sz="0"/>
+            <w:left w:val="none" w:color="auto" w:sz="0"/>
+            <w:bottom w:val="none" w:color="auto" w:sz="0"/>
+            <w:right w:val="none" w:color="auto" w:sz="0"/>
+          </w:tcBorders>
+          <w:shd w:fill="043D20" w:color="auto" w:val="clear"/>
+          <w:tcMar>
+            <w:top w:type="dxa" w:w="150"/>
+            <w:left w:type="dxa" w:w="90"/>
+            <w:bottom w:type="dxa" w:w="150"/>
+            <w:right w:type="dxa" w:w="90"/>
           </w:tcMar>
           <w:vAlign w:val="center"/>
         </w:tcPr>
@@ -5066,7 +5749,7 @@
           <w:r>
             <w:drawing>
               <wp:inline distT="0" distB="0" distL="0" distR="0">
-                <wp:extent cx="1181100" cy="714375"/>
+                <wp:extent cx="1123950" cy="676275"/>
                 <wp:effectExtent t="0" r="0" b="0" l="0"/>
                 <wp:docPr id="1" name="" descr="" title=""/>
                 <wp:cNvGraphicFramePr>
@@ -5091,7 +5774,7 @@
                       <pic:spPr bwMode="auto">
                         <a:xfrm>
                           <a:off x="0" y="0"/>
-                          <a:ext cx="1181100" cy="714375"/>
+                          <a:ext cx="1123950" cy="676275"/>
                         </a:xfrm>
                         <a:prstGeom prst="rect">
                           <a:avLst/>
@@ -5107,48 +5790,33 @@
       </w:tc>
       <w:tc>
         <w:tcPr>
-          <w:tcW w:type="dxa" w:w="4337"/>
-          <w:vMerge w:val="restart"/>
-          <w:shd w:fill="FFFFFF" w:color="auto" w:val="clear"/>
+          <w:tcW w:type="dxa" w:w="6437"/>
+          <w:tcBorders>
+            <w:top w:val="none" w:color="auto" w:sz="0"/>
+            <w:left w:val="none" w:color="auto" w:sz="0"/>
+            <w:bottom w:val="none" w:color="auto" w:sz="0"/>
+            <w:right w:val="none" w:color="auto" w:sz="0"/>
+          </w:tcBorders>
+          <w:shd w:fill="043D20" w:color="auto" w:val="clear"/>
           <w:tcMar>
-            <w:top w:type="dxa" w:w="70"/>
-            <w:left w:type="dxa" w:w="110"/>
-            <w:bottom w:type="dxa" w:w="70"/>
-            <w:right w:type="dxa" w:w="110"/>
+            <w:top w:type="dxa" w:w="150"/>
+            <w:left w:type="dxa" w:w="240"/>
+            <w:bottom w:type="dxa" w:w="150"/>
+            <w:right w:type="dxa" w:w="240"/>
           </w:tcMar>
           <w:vAlign w:val="center"/>
         </w:tcPr>
         <w:p>
           <w:pPr>
             <w:bidi/>
-            <w:spacing w:after="20" w:before="0"/>
-            <w:jc w:val="center"/>
-          </w:pPr>
-          <w:r>
-            <w:rPr>
-              <w:rFonts w:ascii="Dubai" w:cs="Dubai" w:eastAsia="Dubai" w:hAnsi="Dubai"/>
-              <w:b/>
-              <w:bCs/>
-              <w:color w:val="043D20"/>
-              <w:sz w:val="21"/>
-              <w:szCs w:val="21"/>
-              <w:rtl/>
-            </w:rPr>
-            <w:t xml:space="preserve">البسامي القابضة</w:t>
-          </w:r>
-        </w:p>
-        <w:p>
-          <w:pPr>
-            <w:bidi/>
             <w:spacing w:after="60" w:before="0"/>
-            <w:jc w:val="center"/>
           </w:pPr>
           <w:r>
             <w:rPr>
               <w:rFonts w:ascii="Dubai" w:cs="Dubai" w:eastAsia="Dubai" w:hAnsi="Dubai"/>
               <w:b w:val="false"/>
               <w:bCs w:val="false"/>
-              <w:color w:val="6B7873"/>
+              <w:color w:val="7FD3A5"/>
               <w:sz w:val="17"/>
               <w:szCs w:val="17"/>
               <w:rtl/>
@@ -5160,31 +5828,43 @@
           <w:pPr>
             <w:bidi/>
             <w:spacing w:after="0" w:before="0"/>
-            <w:jc w:val="center"/>
           </w:pPr>
           <w:r>
             <w:rPr>
               <w:rFonts w:ascii="Dubai" w:cs="Dubai" w:eastAsia="Dubai" w:hAnsi="Dubai"/>
               <w:b/>
               <w:bCs/>
-              <w:color w:val="075E2F"/>
-              <w:sz w:val="26"/>
-              <w:szCs w:val="26"/>
+              <w:color w:val="FFFFFF"/>
+              <w:sz w:val="36"/>
+              <w:szCs w:val="36"/>
               <w:rtl/>
             </w:rPr>
             <w:t xml:space="preserve">نموذج الوصف الوظيفي</w:t>
           </w:r>
         </w:p>
       </w:tc>
+    </w:tr>
+    <w:tr>
+      <w:trPr>
+        <w:tblHeader w:val="false"/>
+        <w:trHeight w:val="80" w:hRule="exact"/>
+      </w:trPr>
       <w:tc>
         <w:tcPr>
-          <w:tcW w:type="dxa" w:w="2450"/>
-          <w:shd w:fill="F4FAF6" w:color="auto" w:val="clear"/>
+          <w:tcW w:type="dxa" w:w="8787"/>
+          <w:gridSpan w:val="2"/>
+          <w:tcBorders>
+            <w:top w:val="none" w:color="auto" w:sz="0"/>
+            <w:left w:val="none" w:color="auto" w:sz="0"/>
+            <w:bottom w:val="none" w:color="auto" w:sz="0"/>
+            <w:right w:val="none" w:color="auto" w:sz="0"/>
+          </w:tcBorders>
+          <w:shd w:fill="C8A45C" w:color="auto" w:val="clear"/>
           <w:tcMar>
-            <w:top w:type="dxa" w:w="34"/>
-            <w:left w:type="dxa" w:w="90"/>
-            <w:bottom w:type="dxa" w:w="34"/>
-            <w:right w:type="dxa" w:w="90"/>
+            <w:top w:type="dxa" w:w="0"/>
+            <w:left w:type="dxa" w:w="0"/>
+            <w:bottom w:type="dxa" w:w="0"/>
+            <w:right w:type="dxa" w:w="0"/>
           </w:tcMar>
           <w:vAlign w:val="center"/>
         </w:tcPr>
@@ -5195,260 +5875,10 @@
           </w:pPr>
           <w:r>
             <w:rPr>
-              <w:rFonts w:ascii="Dubai" w:cs="Dubai" w:eastAsia="Dubai" w:hAnsi="Dubai"/>
-              <w:b/>
-              <w:bCs/>
-              <w:color w:val="3E4B46"/>
-              <w:sz w:val="16"/>
-              <w:szCs w:val="16"/>
-              <w:rtl/>
+              <w:sz w:val="2"/>
+              <w:szCs w:val="2"/>
             </w:rPr>
-            <w:t xml:space="preserve">رقم النموذج:  </w:t>
-          </w:r>
-          <w:r>
-            <w:rPr>
-              <w:rFonts w:ascii="Arial" w:cs="Arial" w:eastAsia="Arial" w:hAnsi="Arial"/>
-              <w:b/>
-              <w:bCs/>
-              <w:color w:val="075E2F"/>
-              <w:sz w:val="17"/>
-              <w:szCs w:val="17"/>
-            </w:rPr>
-            <w:t xml:space="preserve">HR-F-002</w:t>
-          </w:r>
-        </w:p>
-      </w:tc>
-    </w:tr>
-    <w:tr>
-      <w:trPr>
-        <w:tblHeader w:val="false"/>
-      </w:trPr>
-      <w:tc>
-        <w:tcPr>
-          <w:tcW w:type="dxa" w:w="2000"/>
-          <w:vMerge w:val="continue"/>
-          <w:tcMar>
-            <w:top w:type="dxa" w:w="70"/>
-            <w:left w:type="dxa" w:w="110"/>
-            <w:bottom w:type="dxa" w:w="70"/>
-            <w:right w:type="dxa" w:w="110"/>
-          </w:tcMar>
-          <w:vAlign w:val="center"/>
-        </w:tcPr>
-        <w:p/>
-      </w:tc>
-      <w:tc>
-        <w:tcPr>
-          <w:tcW w:type="dxa" w:w="4337"/>
-          <w:vMerge w:val="continue"/>
-          <w:tcMar>
-            <w:top w:type="dxa" w:w="70"/>
-            <w:left w:type="dxa" w:w="110"/>
-            <w:bottom w:type="dxa" w:w="70"/>
-            <w:right w:type="dxa" w:w="110"/>
-          </w:tcMar>
-          <w:vAlign w:val="center"/>
-        </w:tcPr>
-        <w:p/>
-      </w:tc>
-      <w:tc>
-        <w:tcPr>
-          <w:tcW w:type="dxa" w:w="2450"/>
-          <w:shd w:fill="F4FAF6" w:color="auto" w:val="clear"/>
-          <w:tcMar>
-            <w:top w:type="dxa" w:w="34"/>
-            <w:left w:type="dxa" w:w="90"/>
-            <w:bottom w:type="dxa" w:w="34"/>
-            <w:right w:type="dxa" w:w="90"/>
-          </w:tcMar>
-          <w:vAlign w:val="center"/>
-        </w:tcPr>
-        <w:p>
-          <w:pPr>
-            <w:bidi/>
-            <w:spacing w:after="0" w:before="0"/>
-          </w:pPr>
-          <w:r>
-            <w:rPr>
-              <w:rFonts w:ascii="Dubai" w:cs="Dubai" w:eastAsia="Dubai" w:hAnsi="Dubai"/>
-              <w:b/>
-              <w:bCs/>
-              <w:color w:val="3E4B46"/>
-              <w:sz w:val="16"/>
-              <w:szCs w:val="16"/>
-              <w:rtl/>
-            </w:rPr>
-            <w:t xml:space="preserve">رقم الإصدار:  </w:t>
-          </w:r>
-          <w:r>
-            <w:rPr>
-              <w:rFonts w:ascii="Dubai" w:cs="Dubai" w:eastAsia="Dubai" w:hAnsi="Dubai"/>
-              <w:b w:val="false"/>
-              <w:bCs w:val="false"/>
-              <w:color w:val="1F2A26"/>
-              <w:sz w:val="16"/>
-              <w:szCs w:val="16"/>
-              <w:rtl/>
-            </w:rPr>
-            <w:t xml:space="preserve">١٫٠</w:t>
-          </w:r>
-        </w:p>
-      </w:tc>
-    </w:tr>
-    <w:tr>
-      <w:trPr>
-        <w:tblHeader w:val="false"/>
-      </w:trPr>
-      <w:tc>
-        <w:tcPr>
-          <w:tcW w:type="dxa" w:w="2000"/>
-          <w:vMerge w:val="continue"/>
-          <w:tcMar>
-            <w:top w:type="dxa" w:w="70"/>
-            <w:left w:type="dxa" w:w="110"/>
-            <w:bottom w:type="dxa" w:w="70"/>
-            <w:right w:type="dxa" w:w="110"/>
-          </w:tcMar>
-          <w:vAlign w:val="center"/>
-        </w:tcPr>
-        <w:p/>
-      </w:tc>
-      <w:tc>
-        <w:tcPr>
-          <w:tcW w:type="dxa" w:w="4337"/>
-          <w:vMerge w:val="continue"/>
-          <w:tcMar>
-            <w:top w:type="dxa" w:w="70"/>
-            <w:left w:type="dxa" w:w="110"/>
-            <w:bottom w:type="dxa" w:w="70"/>
-            <w:right w:type="dxa" w:w="110"/>
-          </w:tcMar>
-          <w:vAlign w:val="center"/>
-        </w:tcPr>
-        <w:p/>
-      </w:tc>
-      <w:tc>
-        <w:tcPr>
-          <w:tcW w:type="dxa" w:w="2450"/>
-          <w:shd w:fill="F4FAF6" w:color="auto" w:val="clear"/>
-          <w:tcMar>
-            <w:top w:type="dxa" w:w="34"/>
-            <w:left w:type="dxa" w:w="90"/>
-            <w:bottom w:type="dxa" w:w="34"/>
-            <w:right w:type="dxa" w:w="90"/>
-          </w:tcMar>
-          <w:vAlign w:val="center"/>
-        </w:tcPr>
-        <w:p>
-          <w:pPr>
-            <w:bidi/>
-            <w:spacing w:after="0" w:before="0"/>
-          </w:pPr>
-          <w:r>
-            <w:rPr>
-              <w:rFonts w:ascii="Dubai" w:cs="Dubai" w:eastAsia="Dubai" w:hAnsi="Dubai"/>
-              <w:b/>
-              <w:bCs/>
-              <w:color w:val="3E4B46"/>
-              <w:sz w:val="16"/>
-              <w:szCs w:val="16"/>
-              <w:rtl/>
-            </w:rPr>
-            <w:t xml:space="preserve">تاريخ الإصدار:  </w:t>
-          </w:r>
-          <w:r>
-            <w:rPr>
-              <w:rFonts w:ascii="Dubai" w:cs="Dubai" w:eastAsia="Dubai" w:hAnsi="Dubai"/>
-              <w:b w:val="false"/>
-              <w:bCs w:val="false"/>
-              <w:color w:val="1F2A26"/>
-              <w:sz w:val="16"/>
-              <w:szCs w:val="16"/>
-              <w:rtl/>
-            </w:rPr>
-            <w:t xml:space="preserve">        /        /        </w:t>
-          </w:r>
-        </w:p>
-      </w:tc>
-    </w:tr>
-    <w:tr>
-      <w:trPr>
-        <w:tblHeader w:val="false"/>
-      </w:trPr>
-      <w:tc>
-        <w:tcPr>
-          <w:tcW w:type="dxa" w:w="2000"/>
-          <w:vMerge w:val="continue"/>
-          <w:tcMar>
-            <w:top w:type="dxa" w:w="70"/>
-            <w:left w:type="dxa" w:w="110"/>
-            <w:bottom w:type="dxa" w:w="70"/>
-            <w:right w:type="dxa" w:w="110"/>
-          </w:tcMar>
-          <w:vAlign w:val="center"/>
-        </w:tcPr>
-        <w:p/>
-      </w:tc>
-      <w:tc>
-        <w:tcPr>
-          <w:tcW w:type="dxa" w:w="4337"/>
-          <w:vMerge w:val="continue"/>
-          <w:tcMar>
-            <w:top w:type="dxa" w:w="70"/>
-            <w:left w:type="dxa" w:w="110"/>
-            <w:bottom w:type="dxa" w:w="70"/>
-            <w:right w:type="dxa" w:w="110"/>
-          </w:tcMar>
-          <w:vAlign w:val="center"/>
-        </w:tcPr>
-        <w:p/>
-      </w:tc>
-      <w:tc>
-        <w:tcPr>
-          <w:tcW w:type="dxa" w:w="2450"/>
-          <w:shd w:fill="F4FAF6" w:color="auto" w:val="clear"/>
-          <w:tcMar>
-            <w:top w:type="dxa" w:w="34"/>
-            <w:left w:type="dxa" w:w="90"/>
-            <w:bottom w:type="dxa" w:w="34"/>
-            <w:right w:type="dxa" w:w="90"/>
-          </w:tcMar>
-          <w:vAlign w:val="center"/>
-        </w:tcPr>
-        <w:p>
-          <w:pPr>
-            <w:bidi/>
-            <w:spacing w:after="0" w:before="0"/>
-          </w:pPr>
-          <w:r>
-            <w:rPr>
-              <w:rFonts w:ascii="Dubai" w:cs="Dubai" w:eastAsia="Dubai" w:hAnsi="Dubai"/>
-              <w:b/>
-              <w:bCs/>
-              <w:color w:val="3E4B46"/>
-              <w:sz w:val="16"/>
-              <w:szCs w:val="16"/>
-              <w:rtl/>
-            </w:rPr>
-            <w:t xml:space="preserve">الصفحة:  </w:t>
-          </w:r>
-          <w:r>
-            <w:rPr>
-              <w:rFonts w:ascii="Dubai" w:cs="Dubai" w:eastAsia="Dubai" w:hAnsi="Dubai"/>
-              <w:color w:val="1F2A26"/>
-              <w:sz w:val="16"/>
-              <w:szCs w:val="16"/>
-              <w:rtl/>
-            </w:rPr>
-            <w:fldChar w:fldCharType="begin"/>
-            <w:instrText xml:space="preserve">PAGE</w:instrText>
-            <w:fldChar w:fldCharType="separate"/>
-            <w:fldChar w:fldCharType="end"/>
-            <w:t xml:space="preserve"> من </w:t>
-            <w:fldChar w:fldCharType="begin"/>
-            <w:instrText xml:space="preserve">NUMPAGES</w:instrText>
-            <w:fldChar w:fldCharType="separate"/>
-            <w:fldChar w:fldCharType="end"/>
+            <w:t xml:space="preserve"> </w:t>
           </w:r>
         </w:p>
       </w:tc>
@@ -5457,11 +5887,113 @@
   <w:p>
     <w:pPr>
       <w:pBdr>
-        <w:bottom w:val="single" w:color="0C8643" w:sz="16"/>
+        <w:bottom w:val="single" w:color="E6EAE8" w:sz="4"/>
       </w:pBdr>
       <w:bidi/>
-      <w:spacing w:after="0" w:before="60"/>
+      <w:spacing w:after="60" w:before="140"/>
     </w:pPr>
+    <w:r>
+      <w:rPr>
+        <w:rFonts w:ascii="Dubai" w:cs="Dubai" w:eastAsia="Dubai" w:hAnsi="Dubai"/>
+        <w:b w:val="false"/>
+        <w:bCs w:val="false"/>
+        <w:color w:val="3E4B46"/>
+        <w:sz w:val="16"/>
+        <w:szCs w:val="16"/>
+        <w:rtl/>
+      </w:rPr>
+      <w:t xml:space="preserve">رقم النموذج  </w:t>
+    </w:r>
+    <w:r>
+      <w:rPr>
+        <w:rFonts w:ascii="Arial" w:cs="Arial" w:eastAsia="Arial" w:hAnsi="Arial"/>
+        <w:b/>
+        <w:bCs/>
+        <w:color w:val="075E2F"/>
+        <w:sz w:val="17"/>
+        <w:szCs w:val="17"/>
+      </w:rPr>
+      <w:t xml:space="preserve">HR-F-002</w:t>
+    </w:r>
+    <w:r>
+      <w:rPr>
+        <w:rFonts w:ascii="Dubai" w:cs="Dubai" w:eastAsia="Dubai" w:hAnsi="Dubai"/>
+        <w:b/>
+        <w:bCs/>
+        <w:color w:val="C8A45C"/>
+        <w:sz w:val="16"/>
+        <w:szCs w:val="16"/>
+        <w:rtl/>
+      </w:rPr>
+      <w:t xml:space="preserve">   ·   </w:t>
+    </w:r>
+    <w:r>
+      <w:rPr>
+        <w:rFonts w:ascii="Dubai" w:cs="Dubai" w:eastAsia="Dubai" w:hAnsi="Dubai"/>
+        <w:b w:val="false"/>
+        <w:bCs w:val="false"/>
+        <w:color w:val="3E4B46"/>
+        <w:sz w:val="16"/>
+        <w:szCs w:val="16"/>
+        <w:rtl/>
+      </w:rPr>
+      <w:t xml:space="preserve">الإصدار  ١٫٠</w:t>
+    </w:r>
+    <w:r>
+      <w:rPr>
+        <w:rFonts w:ascii="Dubai" w:cs="Dubai" w:eastAsia="Dubai" w:hAnsi="Dubai"/>
+        <w:b/>
+        <w:bCs/>
+        <w:color w:val="C8A45C"/>
+        <w:sz w:val="16"/>
+        <w:szCs w:val="16"/>
+        <w:rtl/>
+      </w:rPr>
+      <w:t xml:space="preserve">   ·   </w:t>
+    </w:r>
+    <w:r>
+      <w:rPr>
+        <w:rFonts w:ascii="Dubai" w:cs="Dubai" w:eastAsia="Dubai" w:hAnsi="Dubai"/>
+        <w:b w:val="false"/>
+        <w:bCs w:val="false"/>
+        <w:color w:val="3E4B46"/>
+        <w:sz w:val="16"/>
+        <w:szCs w:val="16"/>
+        <w:rtl/>
+      </w:rPr>
+      <w:t xml:space="preserve">تاريخ الإصدار        /      /      </w:t>
+    </w:r>
+    <w:r>
+      <w:rPr>
+        <w:rFonts w:ascii="Dubai" w:cs="Dubai" w:eastAsia="Dubai" w:hAnsi="Dubai"/>
+        <w:b/>
+        <w:bCs/>
+        <w:color w:val="C8A45C"/>
+        <w:sz w:val="16"/>
+        <w:szCs w:val="16"/>
+        <w:rtl/>
+      </w:rPr>
+      <w:t xml:space="preserve">   ·   </w:t>
+    </w:r>
+    <w:r>
+      <w:rPr>
+        <w:rFonts w:ascii="Dubai" w:cs="Dubai" w:eastAsia="Dubai" w:hAnsi="Dubai"/>
+        <w:color w:val="3E4B46"/>
+        <w:sz w:val="16"/>
+        <w:szCs w:val="16"/>
+        <w:rtl/>
+      </w:rPr>
+      <w:t xml:space="preserve">الصفحة </w:t>
+      <w:fldChar w:fldCharType="begin"/>
+      <w:instrText xml:space="preserve">PAGE</w:instrText>
+      <w:fldChar w:fldCharType="separate"/>
+      <w:fldChar w:fldCharType="end"/>
+      <w:t xml:space="preserve"> من </w:t>
+      <w:fldChar w:fldCharType="begin"/>
+      <w:instrText xml:space="preserve">NUMPAGES</w:instrText>
+      <w:fldChar w:fldCharType="separate"/>
+      <w:fldChar w:fldCharType="end"/>
+    </w:r>
   </w:p>
 </w:hdr>
 </file>
